--- a/projects/notifications-wave2/email_notifications_description.docx
+++ b/projects/notifications-wave2/email_notifications_description.docx
@@ -20,7 +20,7 @@
           <w:color w:val="707070"/>
           <w:sz w:val="20"/>
         </w:rPr>
-        <w:t>Описание работающего механизма (CTI / BPMSoft 1.9). Источники: анализ кода + документация BPMSoft v1.9</w:t>
+        <w:t>Описание работающего механизма (CTI / BPMSoft 1.9). Источники: анализ кода + документация BPMSoft v1.9 + выгрузка vwprocesslib с прода (15.04.2026)</w:t>
       </w:r>
     </w:p>
     <w:p>
@@ -32,7 +32,7 @@
           <w:color w:val="AAAAAA"/>
           <w:sz w:val="17"/>
         </w:rPr>
-        <w:t>Дата: 14.04.2026  |  Архив прода: CTI от 2026-04-11</w:t>
+        <w:t>Дата: 15.04.2026 (v2)  |  Архив прода: CTI от 2026-04-11</w:t>
       </w:r>
     </w:p>
     <w:p/>
@@ -1195,6 +1195,96 @@
           </w:p>
         </w:tc>
       </w:tr>
+      <w:tr>
+        <w:tc>
+          <w:tcPr>
+            <w:tcW w:type="dxa" w:w="1814"/>
+            <w:shd w:val="clear" w:color="auto" w:fill="EBF3FB"/>
+          </w:tcPr>
+          <w:p>
+            <w:r>
+              <w:rPr>
+                <w:sz w:val="17"/>
+              </w:rPr>
+              <w:t>Сообщение с портала</w:t>
+            </w:r>
+          </w:p>
+        </w:tc>
+        <w:tc>
+          <w:tcPr>
+            <w:tcW w:type="dxa" w:w="1587"/>
+            <w:shd w:val="clear" w:color="auto" w:fill="EBF3FB"/>
+          </w:tcPr>
+          <w:p>
+            <w:r>
+              <w:rPr>
+                <w:sz w:val="17"/>
+              </w:rPr>
+              <w:t>Контактное лицо</w:t>
+              <w:br/>
+              <w:t>(по настройке)</w:t>
+            </w:r>
+          </w:p>
+        </w:tc>
+        <w:tc>
+          <w:tcPr>
+            <w:tcW w:type="dxa" w:w="3685"/>
+            <w:shd w:val="clear" w:color="auto" w:fill="EBF3FB"/>
+          </w:tcPr>
+          <w:p>
+            <w:r>
+              <w:rPr>
+                <w:sz w:val="17"/>
+              </w:rPr>
+              <w:t>(по шаблону)</w:t>
+            </w:r>
+          </w:p>
+        </w:tc>
+        <w:tc>
+          <w:tcPr>
+            <w:tcW w:type="dxa" w:w="3685"/>
+            <w:shd w:val="clear" w:color="auto" w:fill="EBF3FB"/>
+          </w:tcPr>
+          <w:p>
+            <w:r>
+              <w:rPr>
+                <w:sz w:val="17"/>
+              </w:rPr>
+              <w:t>—</w:t>
+            </w:r>
+          </w:p>
+        </w:tc>
+        <w:tc>
+          <w:tcPr>
+            <w:tcW w:type="dxa" w:w="3118"/>
+            <w:shd w:val="clear" w:color="auto" w:fill="EBF3FB"/>
+          </w:tcPr>
+          <w:p>
+            <w:r>
+              <w:rPr>
+                <w:sz w:val="17"/>
+              </w:rPr>
+              <w:t>CasePortalMessageHistoryNotification</w:t>
+              <w:br/>
+              <w:t>ProcessMultiLanguage</w:t>
+            </w:r>
+          </w:p>
+        </w:tc>
+        <w:tc>
+          <w:tcPr>
+            <w:tcW w:type="dxa" w:w="1984"/>
+            <w:shd w:val="clear" w:color="auto" w:fill="EBF3FB"/>
+          </w:tcPr>
+          <w:p>
+            <w:r>
+              <w:rPr>
+                <w:sz w:val="17"/>
+              </w:rPr>
+              <w:t>BPMN (Portal)</w:t>
+            </w:r>
+          </w:p>
+        </w:tc>
+      </w:tr>
     </w:tbl>
     <w:p/>
     <w:p>
@@ -1220,6 +1310,52 @@
         <w:t>Поле «Процитировать оригинальный email» в справочнике CaseNotificationRule позволяет включить цитату исходного письма (ParentActivity), но это корневое письмо, не последний ответ.</w:t>
       </w:r>
     </w:p>
+    <w:p/>
+    <w:p>
+      <w:pPr>
+        <w:pStyle w:val="Heading2"/>
+      </w:pPr>
+      <w:r>
+        <w:rPr>
+          <w:color w:val="1F3964"/>
+        </w:rPr>
+        <w:t>1.2 Текст ответа инженера в уведомлении заказчику</w:t>
+      </w:r>
+    </w:p>
+    <w:p>
+      <w:r>
+        <w:rPr>
+          <w:sz w:val="19"/>
+        </w:rPr>
+        <w:t>Текущее состояние: текст ответа инженера НЕ включается в email заказчику. Шаблон «Сообщение о получении нового ответа по обращению» содержит только номер/тему/статус.</w:t>
+        <w:br/>
+        <w:br/>
+        <w:t>Возможное улучшение: invokable-макрос [#@Invoke.UsrLastEngineerReply#] в шаблоне. Запланировано как задача 2.6.</w:t>
+      </w:r>
+    </w:p>
+    <w:p/>
+    <w:p>
+      <w:pPr>
+        <w:pStyle w:val="Heading2"/>
+      </w:pPr>
+      <w:r>
+        <w:rPr>
+          <w:color w:val="1F3964"/>
+        </w:rPr>
+        <w:t>1.3 Имя отправителя</w:t>
+      </w:r>
+    </w:p>
+    <w:p>
+      <w:r>
+        <w:rPr>
+          <w:sz w:val="19"/>
+        </w:rPr>
+        <w:t>Текущее состояние: все письма уходят от servicedesk@cti.ru без подписи инженера.</w:t>
+        <w:br/>
+        <w:br/>
+        <w:t>Возможное улучшение: добавить макрос [#Owner.Name#] в подвал шаблонов. Запланировано как задача 2.7.</w:t>
+      </w:r>
+    </w:p>
     <w:p>
       <w:r>
         <w:br w:type="page"/>
@@ -1233,15 +1369,18 @@
         <w:rPr>
           <w:color w:val="1F3964"/>
         </w:rPr>
-        <w:t>2. Уведомления в сторону Инженера</w:t>
+        <w:t>2. Уведомления в сторону Сотрудников (инженеры, сервис-менеджеры, 1-я линия)</w:t>
       </w:r>
     </w:p>
     <w:p>
+      <w:pPr>
+        <w:pStyle w:val="Heading2"/>
+      </w:pPr>
       <w:r>
         <w:rPr>
-          <w:sz w:val="19"/>
+          <w:color w:val="1F3964"/>
         </w:rPr>
-        <w:t>Инженер получает уведомления при назначении ответственным и при получении ответа от клиента. Push-уведомление (колокольчик) приходит при ЛЮБОМ входящем письме, независимо от статуса.</w:t>
+        <w:t>2.1 Текущие механизмы (три разных, без единой конфигурации)</w:t>
       </w:r>
     </w:p>
     <w:p/>
@@ -1300,7 +1439,7 @@
         </w:tc>
         <w:tc>
           <w:tcPr>
-            <w:tcW w:type="dxa" w:w="3118"/>
+            <w:tcW w:type="dxa" w:w="2835"/>
             <w:shd w:val="clear" w:color="auto" w:fill="2E74B5"/>
           </w:tcPr>
           <w:p>
@@ -1319,7 +1458,7 @@
         </w:tc>
         <w:tc>
           <w:tcPr>
-            <w:tcW w:type="dxa" w:w="2551"/>
+            <w:tcW w:type="dxa" w:w="2835"/>
             <w:shd w:val="clear" w:color="auto" w:fill="2E74B5"/>
           </w:tcPr>
           <w:p>
@@ -1351,7 +1490,7 @@
                 <w:color w:val="FFFFFF"/>
                 <w:sz w:val="17"/>
               </w:rPr>
-              <w:t>Механизм (системное имя)</w:t>
+              <w:t>Механизм</w:t>
             </w:r>
           </w:p>
         </w:tc>
@@ -1370,7 +1509,7 @@
                 <w:color w:val="FFFFFF"/>
                 <w:sz w:val="17"/>
               </w:rPr>
-              <w:t>Тип механизма</w:t>
+              <w:t>Тип</w:t>
             </w:r>
           </w:p>
         </w:tc>
@@ -1400,7 +1539,35 @@
               <w:rPr>
                 <w:sz w:val="17"/>
               </w:rPr>
-              <w:t>Назначенный инженер</w:t>
+              <w:t>Назначенный сотрудник</w:t>
+            </w:r>
+          </w:p>
+        </w:tc>
+        <w:tc>
+          <w:tcPr>
+            <w:tcW w:type="dxa" w:w="2835"/>
+            <w:shd w:val="clear" w:color="auto" w:fill="EBF3FB"/>
+          </w:tcPr>
+          <w:p>
+            <w:r>
+              <w:rPr>
+                <w:sz w:val="17"/>
+              </w:rPr>
+              <w:t>Назначение ответственного в обращении</w:t>
+            </w:r>
+          </w:p>
+        </w:tc>
+        <w:tc>
+          <w:tcPr>
+            <w:tcW w:type="dxa" w:w="2835"/>
+            <w:shd w:val="clear" w:color="auto" w:fill="EBF3FB"/>
+          </w:tcPr>
+          <w:p>
+            <w:r>
+              <w:rPr>
+                <w:sz w:val="17"/>
+              </w:rPr>
+              <w:t>«Вас назначили ответственным по обращению №...»</w:t>
             </w:r>
           </w:p>
         </w:tc>
@@ -1414,13 +1581,111 @@
               <w:rPr>
                 <w:sz w:val="17"/>
               </w:rPr>
+              <w:t>UsrSendEmailToSROwnerCustom1</w:t>
+            </w:r>
+          </w:p>
+        </w:tc>
+        <w:tc>
+          <w:tcPr>
+            <w:tcW w:type="dxa" w:w="1984"/>
+            <w:shd w:val="clear" w:color="auto" w:fill="EBF3FB"/>
+          </w:tcPr>
+          <w:p>
+            <w:r>
+              <w:rPr>
+                <w:sz w:val="17"/>
+              </w:rPr>
+              <w:t>BPMN-процесс (CTI)</w:t>
+            </w:r>
+          </w:p>
+        </w:tc>
+      </w:tr>
+      <w:tr>
+        <w:tc>
+          <w:tcPr>
+            <w:tcW w:type="dxa" w:w="1984"/>
+          </w:tcPr>
+          <w:p>
+            <w:r>
+              <w:rPr>
+                <w:sz w:val="17"/>
+              </w:rPr>
+              <w:t>Создано обращение с ответственным</w:t>
+            </w:r>
+          </w:p>
+        </w:tc>
+        <w:tc>
+          <w:tcPr>
+            <w:tcW w:type="dxa" w:w="1701"/>
+          </w:tcPr>
+          <w:p>
+            <w:r>
+              <w:rPr>
+                <w:sz w:val="17"/>
+              </w:rPr>
+              <w:t>Ответственный сотрудник</w:t>
+            </w:r>
+          </w:p>
+        </w:tc>
+        <w:tc>
+          <w:tcPr>
+            <w:tcW w:type="dxa" w:w="2835"/>
+          </w:tcPr>
+          <w:p>
+            <w:r>
+              <w:rPr>
+                <w:sz w:val="17"/>
+              </w:rPr>
               <w:t>Назначение ответственного в обращении</w:t>
             </w:r>
           </w:p>
         </w:tc>
         <w:tc>
           <w:tcPr>
-            <w:tcW w:type="dxa" w:w="2551"/>
+            <w:tcW w:type="dxa" w:w="2835"/>
+          </w:tcPr>
+          <w:p>
+            <w:r>
+              <w:rPr>
+                <w:sz w:val="17"/>
+              </w:rPr>
+              <w:t>То же</w:t>
+            </w:r>
+          </w:p>
+        </w:tc>
+        <w:tc>
+          <w:tcPr>
+            <w:tcW w:type="dxa" w:w="3118"/>
+          </w:tcPr>
+          <w:p>
+            <w:r>
+              <w:rPr>
+                <w:sz w:val="17"/>
+              </w:rPr>
+              <w:t>UsrSendEmailToSROwnerCustom1</w:t>
+              <w:br/>
+              <w:t>(второй StartSignal)</w:t>
+            </w:r>
+          </w:p>
+        </w:tc>
+        <w:tc>
+          <w:tcPr>
+            <w:tcW w:type="dxa" w:w="1984"/>
+          </w:tcPr>
+          <w:p>
+            <w:r>
+              <w:rPr>
+                <w:sz w:val="17"/>
+              </w:rPr>
+              <w:t>BPMN-процесс (CTI)</w:t>
+            </w:r>
+          </w:p>
+        </w:tc>
+      </w:tr>
+      <w:tr>
+        <w:tc>
+          <w:tcPr>
+            <w:tcW w:type="dxa" w:w="1984"/>
             <w:shd w:val="clear" w:color="auto" w:fill="EBF3FB"/>
           </w:tcPr>
           <w:p>
@@ -1428,9 +1693,51 @@
               <w:rPr>
                 <w:sz w:val="17"/>
               </w:rPr>
-              <w:t>«Вас назначили ответственным</w:t>
+              <w:t>Назначено на группу</w:t>
               <w:br/>
-              <w:t>по обращению №...»</w:t>
+              <w:t>(Owner=NULL, Group!=NULL)</w:t>
+            </w:r>
+          </w:p>
+        </w:tc>
+        <w:tc>
+          <w:tcPr>
+            <w:tcW w:type="dxa" w:w="1701"/>
+            <w:shd w:val="clear" w:color="auto" w:fill="EBF3FB"/>
+          </w:tcPr>
+          <w:p>
+            <w:r>
+              <w:rPr>
+                <w:sz w:val="17"/>
+              </w:rPr>
+              <w:t>Все сотрудники группы</w:t>
+            </w:r>
+          </w:p>
+        </w:tc>
+        <w:tc>
+          <w:tcPr>
+            <w:tcW w:type="dxa" w:w="2835"/>
+            <w:shd w:val="clear" w:color="auto" w:fill="EBF3FB"/>
+          </w:tcPr>
+          <w:p>
+            <w:r>
+              <w:rPr>
+                <w:sz w:val="17"/>
+              </w:rPr>
+              <w:t>На группу назначено обращение</w:t>
+            </w:r>
+          </w:p>
+        </w:tc>
+        <w:tc>
+          <w:tcPr>
+            <w:tcW w:type="dxa" w:w="2835"/>
+            <w:shd w:val="clear" w:color="auto" w:fill="EBF3FB"/>
+          </w:tcPr>
+          <w:p>
+            <w:r>
+              <w:rPr>
+                <w:sz w:val="17"/>
+              </w:rPr>
+              <w:t>«На группу назначено обращение №...»</w:t>
             </w:r>
           </w:p>
         </w:tc>
@@ -1444,9 +1751,7 @@
               <w:rPr>
                 <w:sz w:val="17"/>
               </w:rPr>
-              <w:t>UsrSendEmailToSROwnerCustom1</w:t>
-              <w:br/>
-              <w:t>(замещает SendEmailToSROwner)</w:t>
+              <w:t>RunSendEmailToCaseGroupV2</w:t>
             </w:r>
           </w:p>
         </w:tc>
@@ -1460,9 +1765,7 @@
               <w:rPr>
                 <w:sz w:val="17"/>
               </w:rPr>
-              <w:t>BPMN-процесс (CTI)</w:t>
-              <w:br/>
-              <w:t>[родитель: CaseService]</w:t>
+              <w:t>BPMN-процесс (CaseService)</w:t>
             </w:r>
           </w:p>
         </w:tc>
@@ -1471,95 +1774,6 @@
         <w:tc>
           <w:tcPr>
             <w:tcW w:type="dxa" w:w="1984"/>
-          </w:tcPr>
-          <w:p>
-            <w:r>
-              <w:rPr>
-                <w:sz w:val="17"/>
-              </w:rPr>
-              <w:t>Назначено на группу</w:t>
-            </w:r>
-          </w:p>
-        </w:tc>
-        <w:tc>
-          <w:tcPr>
-            <w:tcW w:type="dxa" w:w="1701"/>
-          </w:tcPr>
-          <w:p>
-            <w:r>
-              <w:rPr>
-                <w:sz w:val="17"/>
-              </w:rPr>
-              <w:t>Вся группа</w:t>
-              <w:br/>
-              <w:t>ответственных</w:t>
-            </w:r>
-          </w:p>
-        </w:tc>
-        <w:tc>
-          <w:tcPr>
-            <w:tcW w:type="dxa" w:w="3118"/>
-          </w:tcPr>
-          <w:p>
-            <w:r>
-              <w:rPr>
-                <w:sz w:val="17"/>
-              </w:rPr>
-              <w:t>На группу назначено обращение</w:t>
-            </w:r>
-          </w:p>
-        </w:tc>
-        <w:tc>
-          <w:tcPr>
-            <w:tcW w:type="dxa" w:w="2551"/>
-          </w:tcPr>
-          <w:p>
-            <w:r>
-              <w:rPr>
-                <w:sz w:val="17"/>
-              </w:rPr>
-              <w:t>«На группу назначено</w:t>
-              <w:br/>
-              <w:t>обращение №...»</w:t>
-            </w:r>
-          </w:p>
-        </w:tc>
-        <w:tc>
-          <w:tcPr>
-            <w:tcW w:type="dxa" w:w="3118"/>
-          </w:tcPr>
-          <w:p>
-            <w:r>
-              <w:rPr>
-                <w:sz w:val="17"/>
-              </w:rPr>
-              <w:t>SendEmailToSROwner</w:t>
-              <w:br/>
-              <w:t>(базовый, CaseService)</w:t>
-            </w:r>
-          </w:p>
-        </w:tc>
-        <w:tc>
-          <w:tcPr>
-            <w:tcW w:type="dxa" w:w="1984"/>
-          </w:tcPr>
-          <w:p>
-            <w:r>
-              <w:rPr>
-                <w:sz w:val="17"/>
-              </w:rPr>
-              <w:t>BPMN-процесс</w:t>
-              <w:br/>
-              <w:t>(CaseService)</w:t>
-            </w:r>
-          </w:p>
-        </w:tc>
-      </w:tr>
-      <w:tr>
-        <w:tc>
-          <w:tcPr>
-            <w:tcW w:type="dxa" w:w="1984"/>
-            <w:shd w:val="clear" w:color="auto" w:fill="EBF3FB"/>
           </w:tcPr>
           <w:p>
             <w:r>
@@ -1569,33 +1783,27 @@
               <w:t>Клиент написал ответ</w:t>
               <w:br/>
               <w:t>→ «Получен ответ»</w:t>
+            </w:r>
+          </w:p>
+        </w:tc>
+        <w:tc>
+          <w:tcPr>
+            <w:tcW w:type="dxa" w:w="1701"/>
+          </w:tcPr>
+          <w:p>
+            <w:r>
+              <w:rPr>
+                <w:sz w:val="17"/>
+              </w:rPr>
+              <w:t>Ответственный</w:t>
               <w:br/>
-              <w:t>(только из ряда статусов,</w:t>
-              <w:br/>
-              <w:t>см. раздел 5)</w:t>
-            </w:r>
-          </w:p>
-        </w:tc>
-        <w:tc>
-          <w:tcPr>
-            <w:tcW w:type="dxa" w:w="1701"/>
-            <w:shd w:val="clear" w:color="auto" w:fill="EBF3FB"/>
-          </w:tcPr>
-          <w:p>
-            <w:r>
-              <w:rPr>
-                <w:sz w:val="17"/>
-              </w:rPr>
-              <w:t>Ответственный инженер</w:t>
-              <w:br/>
-              <w:t>+ копия: роль «1-я линия»</w:t>
-            </w:r>
-          </w:p>
-        </w:tc>
-        <w:tc>
-          <w:tcPr>
-            <w:tcW w:type="dxa" w:w="3118"/>
-            <w:shd w:val="clear" w:color="auto" w:fill="EBF3FB"/>
+              <w:t>+ CC: роль «1-я линия»</w:t>
+            </w:r>
+          </w:p>
+        </w:tc>
+        <w:tc>
+          <w:tcPr>
+            <w:tcW w:type="dxa" w:w="2835"/>
           </w:tcPr>
           <w:p>
             <w:r>
@@ -1610,7 +1818,50 @@
         </w:tc>
         <w:tc>
           <w:tcPr>
-            <w:tcW w:type="dxa" w:w="2551"/>
+            <w:tcW w:type="dxa" w:w="2835"/>
+          </w:tcPr>
+          <w:p>
+            <w:r>
+              <w:rPr>
+                <w:sz w:val="17"/>
+              </w:rPr>
+              <w:t>«Получен новый email по обращению №...»</w:t>
+              <w:br/>
+              <w:t>⚠ Текст письма клиента НЕ включён.</w:t>
+            </w:r>
+          </w:p>
+        </w:tc>
+        <w:tc>
+          <w:tcPr>
+            <w:tcW w:type="dxa" w:w="3118"/>
+          </w:tcPr>
+          <w:p>
+            <w:r>
+              <w:rPr>
+                <w:sz w:val="17"/>
+              </w:rPr>
+              <w:t>UsrProcess_0c71a12CTI5</w:t>
+            </w:r>
+          </w:p>
+        </w:tc>
+        <w:tc>
+          <w:tcPr>
+            <w:tcW w:type="dxa" w:w="1984"/>
+          </w:tcPr>
+          <w:p>
+            <w:r>
+              <w:rPr>
+                <w:sz w:val="17"/>
+              </w:rPr>
+              <w:t>BPMN-процесс (CTI)</w:t>
+            </w:r>
+          </w:p>
+        </w:tc>
+      </w:tr>
+      <w:tr>
+        <w:tc>
+          <w:tcPr>
+            <w:tcW w:type="dxa" w:w="1984"/>
             <w:shd w:val="clear" w:color="auto" w:fill="EBF3FB"/>
           </w:tcPr>
           <w:p>
@@ -1618,20 +1869,49 @@
               <w:rPr>
                 <w:sz w:val="17"/>
               </w:rPr>
-              <w:t>«Получен новый email</w:t>
-              <w:br/>
-              <w:t>по обращению №...»</w:t>
-              <w:br/>
-              <w:t>⚠ Текст письма клиента</w:t>
-              <w:br/>
-              <w:t>НЕ включён</w:t>
-              <w:br/>
-              <w:br/>
-              <w:t>От: servicedesk@cti.ru</w:t>
-              <w:br/>
-              <w:t>Кому: email ответственного</w:t>
-              <w:br/>
-              <w:t>Копия: роль «1-я линия»</w:t>
+              <w:t>Сообщение с портала</w:t>
+            </w:r>
+          </w:p>
+        </w:tc>
+        <w:tc>
+          <w:tcPr>
+            <w:tcW w:type="dxa" w:w="1701"/>
+            <w:shd w:val="clear" w:color="auto" w:fill="EBF3FB"/>
+          </w:tcPr>
+          <w:p>
+            <w:r>
+              <w:rPr>
+                <w:sz w:val="17"/>
+              </w:rPr>
+              <w:t>Ответственный</w:t>
+            </w:r>
+          </w:p>
+        </w:tc>
+        <w:tc>
+          <w:tcPr>
+            <w:tcW w:type="dxa" w:w="2835"/>
+            <w:shd w:val="clear" w:color="auto" w:fill="EBF3FB"/>
+          </w:tcPr>
+          <w:p>
+            <w:r>
+              <w:rPr>
+                <w:sz w:val="17"/>
+              </w:rPr>
+              <w:t>(по шаблону)</w:t>
+            </w:r>
+          </w:p>
+        </w:tc>
+        <w:tc>
+          <w:tcPr>
+            <w:tcW w:type="dxa" w:w="2835"/>
+            <w:shd w:val="clear" w:color="auto" w:fill="EBF3FB"/>
+          </w:tcPr>
+          <w:p>
+            <w:r>
+              <w:rPr>
+                <w:sz w:val="17"/>
+              </w:rPr>
+              <w:t>—</w:t>
             </w:r>
           </w:p>
         </w:tc>
@@ -1645,11 +1925,9 @@
               <w:rPr>
                 <w:sz w:val="17"/>
               </w:rPr>
-              <w:t>UsrProcess_0c71a12CTI5</w:t>
+              <w:t>CasePortalMessageHistoryNotification</w:t>
               <w:br/>
-              <w:t>(запускается StartSignal</w:t>
-              <w:br/>
-              <w:t>при смене Case.Status)</w:t>
+              <w:t>ProcessML</w:t>
             </w:r>
           </w:p>
         </w:tc>
@@ -1663,13 +1941,473 @@
               <w:rPr>
                 <w:sz w:val="17"/>
               </w:rPr>
-              <w:t>BPMN-процесс (CTI)</w:t>
+              <w:t>BPMN (Portal)</w:t>
             </w:r>
           </w:p>
         </w:tc>
       </w:tr>
     </w:tbl>
     <w:p/>
+    <w:p>
+      <w:pPr>
+        <w:pStyle w:val="Heading2"/>
+      </w:pPr>
+      <w:r>
+        <w:rPr>
+          <w:color w:val="1F3964"/>
+        </w:rPr>
+        <w:t>2.2 Критические GAP-ы в текущем механизме</w:t>
+      </w:r>
+    </w:p>
+    <w:p/>
+    <w:tbl>
+      <w:tblPr>
+        <w:tblStyle w:val="TableGrid"/>
+        <w:tblW w:type="auto" w:w="0"/>
+        <w:tblLook w:firstColumn="1" w:firstRow="1" w:lastColumn="0" w:lastRow="0" w:noHBand="0" w:noVBand="1" w:val="04A0"/>
+      </w:tblPr>
+      <w:tblGrid>
+        <w:gridCol w:w="4713"/>
+        <w:gridCol w:w="4713"/>
+        <w:gridCol w:w="4713"/>
+      </w:tblGrid>
+      <w:tr>
+        <w:tc>
+          <w:tcPr>
+            <w:tcW w:type="dxa" w:w="2551"/>
+            <w:shd w:val="clear" w:color="auto" w:fill="2E74B5"/>
+          </w:tcPr>
+          <w:p>
+            <w:pPr>
+              <w:jc w:val="center"/>
+            </w:pPr>
+            <w:r>
+              <w:rPr>
+                <w:b/>
+                <w:color w:val="FFFFFF"/>
+                <w:sz w:val="17"/>
+              </w:rPr>
+              <w:t>GAP</w:t>
+            </w:r>
+          </w:p>
+        </w:tc>
+        <w:tc>
+          <w:tcPr>
+            <w:tcW w:type="dxa" w:w="7937"/>
+            <w:shd w:val="clear" w:color="auto" w:fill="2E74B5"/>
+          </w:tcPr>
+          <w:p>
+            <w:pPr>
+              <w:jc w:val="center"/>
+            </w:pPr>
+            <w:r>
+              <w:rPr>
+                <w:b/>
+                <w:color w:val="FFFFFF"/>
+                <w:sz w:val="17"/>
+              </w:rPr>
+              <w:t>Описание</w:t>
+            </w:r>
+          </w:p>
+        </w:tc>
+        <w:tc>
+          <w:tcPr>
+            <w:tcW w:type="dxa" w:w="3969"/>
+            <w:shd w:val="clear" w:color="auto" w:fill="2E74B5"/>
+          </w:tcPr>
+          <w:p>
+            <w:pPr>
+              <w:jc w:val="center"/>
+            </w:pPr>
+            <w:r>
+              <w:rPr>
+                <w:b/>
+                <w:color w:val="FFFFFF"/>
+                <w:sz w:val="17"/>
+              </w:rPr>
+              <w:t>Влияние</w:t>
+            </w:r>
+          </w:p>
+        </w:tc>
+      </w:tr>
+      <w:tr>
+        <w:tc>
+          <w:tcPr>
+            <w:tcW w:type="dxa" w:w="2551"/>
+            <w:shd w:val="clear" w:color="auto" w:fill="FCE4D6"/>
+          </w:tcPr>
+          <w:p>
+            <w:r>
+              <w:rPr>
+                <w:sz w:val="17"/>
+              </w:rPr>
+              <w:t>Нет текста письма клиента</w:t>
+            </w:r>
+          </w:p>
+        </w:tc>
+        <w:tc>
+          <w:tcPr>
+            <w:tcW w:type="dxa" w:w="7937"/>
+            <w:shd w:val="clear" w:color="auto" w:fill="FCE4D6"/>
+          </w:tcPr>
+          <w:p>
+            <w:r>
+              <w:rPr>
+                <w:sz w:val="17"/>
+              </w:rPr>
+              <w:t>Инженер получает «Получен новый email...» без текста. Надо открывать систему.</w:t>
+            </w:r>
+          </w:p>
+        </w:tc>
+        <w:tc>
+          <w:tcPr>
+            <w:tcW w:type="dxa" w:w="3969"/>
+            <w:shd w:val="clear" w:color="auto" w:fill="FCE4D6"/>
+          </w:tcPr>
+          <w:p>
+            <w:r>
+              <w:rPr>
+                <w:sz w:val="17"/>
+              </w:rPr>
+              <w:t>3-5 мин на каждое уведомление (задача 2.3)</w:t>
+            </w:r>
+          </w:p>
+        </w:tc>
+      </w:tr>
+      <w:tr>
+        <w:tc>
+          <w:tcPr>
+            <w:tcW w:type="dxa" w:w="2551"/>
+            <w:shd w:val="clear" w:color="auto" w:fill="FFF2CC"/>
+          </w:tcPr>
+          <w:p>
+            <w:r>
+              <w:rPr>
+                <w:sz w:val="17"/>
+              </w:rPr>
+              <w:t>Фильтр по статусам</w:t>
+            </w:r>
+          </w:p>
+        </w:tc>
+        <w:tc>
+          <w:tcPr>
+            <w:tcW w:type="dxa" w:w="7937"/>
+            <w:shd w:val="clear" w:color="auto" w:fill="FFF2CC"/>
+          </w:tcPr>
+          <w:p>
+            <w:r>
+              <w:rPr>
+                <w:sz w:val="17"/>
+              </w:rPr>
+              <w:t>UsrProcess_0c71a12CTI5 срабатывает ТОЛЬКО при смене статуса на «Получен ответ». Если обращение в статусе «Новое» или «В работе» — email инженеру не уходит (только push в колокольчик).</w:t>
+            </w:r>
+          </w:p>
+        </w:tc>
+        <w:tc>
+          <w:tcPr>
+            <w:tcW w:type="dxa" w:w="3969"/>
+            <w:shd w:val="clear" w:color="auto" w:fill="FFF2CC"/>
+          </w:tcPr>
+          <w:p>
+            <w:r>
+              <w:rPr>
+                <w:sz w:val="17"/>
+              </w:rPr>
+              <w:t>Ответ клиента может быть пропущен (задача 2.3/2.4)</w:t>
+            </w:r>
+          </w:p>
+        </w:tc>
+      </w:tr>
+      <w:tr>
+        <w:tc>
+          <w:tcPr>
+            <w:tcW w:type="dxa" w:w="2551"/>
+            <w:shd w:val="clear" w:color="auto" w:fill="FCE4D6"/>
+          </w:tcPr>
+          <w:p>
+            <w:r>
+              <w:rPr>
+                <w:sz w:val="17"/>
+              </w:rPr>
+              <w:t>Нет единого механизма</w:t>
+            </w:r>
+          </w:p>
+        </w:tc>
+        <w:tc>
+          <w:tcPr>
+            <w:tcW w:type="dxa" w:w="7937"/>
+            <w:shd w:val="clear" w:color="auto" w:fill="FCE4D6"/>
+          </w:tcPr>
+          <w:p>
+            <w:r>
+              <w:rPr>
+                <w:sz w:val="17"/>
+              </w:rPr>
+              <w:t>Три разных BPMN на три события. Нет справочника правил (как CaseNotificationRule для клиентов).</w:t>
+            </w:r>
+          </w:p>
+        </w:tc>
+        <w:tc>
+          <w:tcPr>
+            <w:tcW w:type="dxa" w:w="3969"/>
+            <w:shd w:val="clear" w:color="auto" w:fill="FCE4D6"/>
+          </w:tcPr>
+          <w:p>
+            <w:r>
+              <w:rPr>
+                <w:sz w:val="17"/>
+              </w:rPr>
+              <w:t>Сложно добавлять новые события, нет гибкой настройки</w:t>
+            </w:r>
+          </w:p>
+        </w:tc>
+      </w:tr>
+      <w:tr>
+        <w:tc>
+          <w:tcPr>
+            <w:tcW w:type="dxa" w:w="2551"/>
+            <w:shd w:val="clear" w:color="auto" w:fill="FFF2CC"/>
+          </w:tcPr>
+          <w:p>
+            <w:r>
+              <w:rPr>
+                <w:sz w:val="17"/>
+              </w:rPr>
+              <w:t>Нет уведомлений о смене статуса</w:t>
+            </w:r>
+          </w:p>
+        </w:tc>
+        <w:tc>
+          <w:tcPr>
+            <w:tcW w:type="dxa" w:w="7937"/>
+            <w:shd w:val="clear" w:color="auto" w:fill="FFF2CC"/>
+          </w:tcPr>
+          <w:p>
+            <w:r>
+              <w:rPr>
+                <w:sz w:val="17"/>
+              </w:rPr>
+              <w:t>Инженер не получает email при эскалации, переоткрытии, отмене и т.д.</w:t>
+            </w:r>
+          </w:p>
+        </w:tc>
+        <w:tc>
+          <w:tcPr>
+            <w:tcW w:type="dxa" w:w="3969"/>
+            <w:shd w:val="clear" w:color="auto" w:fill="FFF2CC"/>
+          </w:tcPr>
+          <w:p>
+            <w:r>
+              <w:rPr>
+                <w:sz w:val="17"/>
+              </w:rPr>
+              <w:t>Задача 2.4</w:t>
+            </w:r>
+          </w:p>
+        </w:tc>
+      </w:tr>
+      <w:tr>
+        <w:tc>
+          <w:tcPr>
+            <w:tcW w:type="dxa" w:w="2551"/>
+            <w:shd w:val="clear" w:color="auto" w:fill="FCE4D6"/>
+          </w:tcPr>
+          <w:p>
+            <w:r>
+              <w:rPr>
+                <w:sz w:val="17"/>
+              </w:rPr>
+              <w:t>Нет SLA-предупреждений</w:t>
+            </w:r>
+          </w:p>
+        </w:tc>
+        <w:tc>
+          <w:tcPr>
+            <w:tcW w:type="dxa" w:w="7937"/>
+            <w:shd w:val="clear" w:color="auto" w:fill="FCE4D6"/>
+          </w:tcPr>
+          <w:p>
+            <w:r>
+              <w:rPr>
+                <w:sz w:val="17"/>
+              </w:rPr>
+              <w:t>Только визуальные индикаторы на странице.</w:t>
+            </w:r>
+          </w:p>
+        </w:tc>
+        <w:tc>
+          <w:tcPr>
+            <w:tcW w:type="dxa" w:w="3969"/>
+            <w:shd w:val="clear" w:color="auto" w:fill="FCE4D6"/>
+          </w:tcPr>
+          <w:p>
+            <w:r>
+              <w:rPr>
+                <w:sz w:val="17"/>
+              </w:rPr>
+              <w:t>Задача 2.1</w:t>
+            </w:r>
+          </w:p>
+        </w:tc>
+      </w:tr>
+      <w:tr>
+        <w:tc>
+          <w:tcPr>
+            <w:tcW w:type="dxa" w:w="2551"/>
+            <w:shd w:val="clear" w:color="auto" w:fill="FFF2CC"/>
+          </w:tcPr>
+          <w:p>
+            <w:r>
+              <w:rPr>
+                <w:sz w:val="17"/>
+              </w:rPr>
+              <w:t>Нет напоминаний о зависании</w:t>
+            </w:r>
+          </w:p>
+        </w:tc>
+        <w:tc>
+          <w:tcPr>
+            <w:tcW w:type="dxa" w:w="7937"/>
+            <w:shd w:val="clear" w:color="auto" w:fill="FFF2CC"/>
+          </w:tcPr>
+          <w:p>
+            <w:r>
+              <w:rPr>
+                <w:sz w:val="17"/>
+              </w:rPr>
+              <w:t>Обращение может «зависнуть» в «Получен ответ».</w:t>
+            </w:r>
+          </w:p>
+        </w:tc>
+        <w:tc>
+          <w:tcPr>
+            <w:tcW w:type="dxa" w:w="3969"/>
+            <w:shd w:val="clear" w:color="auto" w:fill="FFF2CC"/>
+          </w:tcPr>
+          <w:p>
+            <w:r>
+              <w:rPr>
+                <w:sz w:val="17"/>
+              </w:rPr>
+              <w:t>Задача 2.2</w:t>
+            </w:r>
+          </w:p>
+        </w:tc>
+      </w:tr>
+    </w:tbl>
+    <w:p/>
+    <w:p>
+      <w:pPr>
+        <w:pStyle w:val="Heading2"/>
+      </w:pPr>
+      <w:r>
+        <w:rPr>
+          <w:color w:val="1F3964"/>
+        </w:rPr>
+        <w:t>2.3 UsrSendEmailToSROwnerCustom1 — диаграмма (по скриншоту 15.04.2026)</w:t>
+      </w:r>
+    </w:p>
+    <w:p>
+      <w:pPr>
+        <w:ind w:left="283"/>
+      </w:pPr>
+      <w:r>
+        <w:rPr>
+          <w:rFonts w:ascii="Courier New" w:hAnsi="Courier New"/>
+          <w:color w:val="202020"/>
+          <w:sz w:val="16"/>
+        </w:rPr>
+        <w:t>StartSignal1: «Обращение назначено на ответственного» (смена Owner)</w:t>
+        <w:br/>
+        <w:t>StartSignal2: «Создано обращение с ответственным» (создание Case с Owner)</w:t>
+        <w:br/>
+        <w:t xml:space="preserve">  |</w:t>
+        <w:br/>
+        <w:t xml:space="preserve">  v</w:t>
+        <w:br/>
+        <w:t>[Задание-сценарий] -&gt; [ExclusiveGateway]</w:t>
+        <w:br/>
+        <w:t xml:space="preserve">                          |</w:t>
+        <w:br/>
+        <w:t xml:space="preserve">        +-----------------+------------------+</w:t>
+        <w:br/>
+        <w:t xml:space="preserve">        | «Ответственный = Изменил»          | (другое условие -&gt; ?)</w:t>
+        <w:br/>
+        <w:t xml:space="preserve">        v                                     |</w:t>
+        <w:br/>
+        <w:t xml:space="preserve">  [Читать данные обращения]                   |</w:t>
+        <w:br/>
+        <w:t xml:space="preserve">        |                                     |</w:t>
+        <w:br/>
+        <w:t xml:space="preserve">  [Читать данные ответственного]              |</w:t>
+        <w:br/>
+        <w:t xml:space="preserve">        |                                     |</w:t>
+        <w:br/>
+        <w:t xml:space="preserve">        +-- (нет email) -&gt; [Terminate]        |</w:t>
+        <w:br/>
+        <w:t xml:space="preserve">        |                                     |</w:t>
+        <w:br/>
+        <w:t xml:space="preserve">        | «E-mail ответственного указан»      |</w:t>
+        <w:br/>
+        <w:t xml:space="preserve">        v                                     |</w:t>
+        <w:br/>
+        <w:t xml:space="preserve">  [Читать данные схемы Обращение]             |</w:t>
+        <w:br/>
+        <w:t xml:space="preserve">        |                                     |</w:t>
+        <w:br/>
+        <w:t xml:space="preserve">  [Обработать шаблон письма с макросами]      |</w:t>
+        <w:br/>
+        <w:t xml:space="preserve">        |                                     |</w:t>
+        <w:br/>
+        <w:t xml:space="preserve">  [ExclusiveGateway: «Происхождение по email?»]</w:t>
+        <w:br/>
+        <w:t xml:space="preserve">        |                                     |</w:t>
+        <w:br/>
+        <w:t xml:space="preserve">  +-----+----------------------+              |</w:t>
+        <w:br/>
+        <w:t xml:space="preserve">  | Не по email                | По email     |</w:t>
+        <w:br/>
+        <w:t xml:space="preserve">  v                            v              |</w:t>
+        <w:br/>
+        <w:t xml:space="preserve">  [Добавить данные email]  [Первая активность]|</w:t>
+        <w:br/>
+        <w:t xml:space="preserve">        |                  [Изменить тему]    |</w:t>
+        <w:br/>
+        <w:t xml:space="preserve">        |                       |             |</w:t>
+        <w:br/>
+        <w:t xml:space="preserve">        +----------+------------+             |</w:t>
+        <w:br/>
+        <w:t xml:space="preserve">                   v                          |</w:t>
+        <w:br/>
+        <w:t xml:space="preserve">             [Отправить письмо] &lt;-------------+</w:t>
+      </w:r>
+    </w:p>
+    <w:p>
+      <w:pPr>
+        <w:ind w:left="283"/>
+      </w:pPr>
+      <w:r>
+        <w:rPr>
+          <w:b/>
+          <w:color w:val="806000"/>
+          <w:sz w:val="17"/>
+        </w:rPr>
+        <w:t xml:space="preserve">⚠ Примечание: </w:t>
+      </w:r>
+      <w:r>
+        <w:rPr>
+          <w:i/>
+          <w:color w:val="606060"/>
+          <w:sz w:val="17"/>
+        </w:rPr>
+        <w:t>Ветка «Происхождение по email» — если обращение создано из email, процесс ищет первую Activity (корневое письмо) и меняет тему для email-threading (In-Reply-To). Групповое назначение здесь не обрабатывается — для группы работает RunSendEmailToCaseGroupV2.</w:t>
+      </w:r>
+    </w:p>
+    <w:p>
+      <w:r>
+        <w:br w:type="page"/>
+      </w:r>
+    </w:p>
     <w:p>
       <w:pPr>
         <w:pStyle w:val="Heading1"/>
@@ -1888,11 +2626,7 @@
         </w:tc>
       </w:tr>
     </w:tbl>
-    <w:p>
-      <w:r>
-        <w:br w:type="page"/>
-      </w:r>
-    </w:p>
+    <w:p/>
     <w:p>
       <w:pPr>
         <w:pStyle w:val="Heading1"/>
@@ -2003,7 +2737,7 @@
         <w:rPr>
           <w:sz w:val="18"/>
         </w:rPr>
-        <w:t>Предикат ReopeningCondition: если статус «на паузе» или «Решено» → меняет на «Получен ответ».</w:t>
+        <w:t>Предикат ReopeningCondition: если статус IsResolved или IsPaused → меняет на «Получен ответ».</w:t>
         <w:br/>
         <w:t>Если «Новое», «В работе», уже «Получен ответ» или финальный — статус НЕ меняется.</w:t>
       </w:r>
@@ -2018,7 +2752,7 @@
           <w:color w:val="2E74B5"/>
           <w:sz w:val="19"/>
         </w:rPr>
-        <w:t>Шаг 6. Push-уведомление инженеру (всегда)</w:t>
+        <w:t>Шаг 6. Push-уведомление сотруднику (всегда)</w:t>
         <w:br/>
       </w:r>
       <w:r>
@@ -2038,7 +2772,7 @@
           <w:color w:val="2E74B5"/>
           <w:sz w:val="19"/>
         </w:rPr>
-        <w:t>Шаг 7. Email инженеру (только если статус изменился)</w:t>
+        <w:t>Шаг 7. Email сотруднику (только если статус изменился)</w:t>
         <w:br/>
       </w:r>
       <w:r>
@@ -2049,7 +2783,9 @@
         <w:br/>
         <w:t>Читает данные обращения и email ответственного → отправляет по шаблону.</w:t>
         <w:br/>
-        <w:t>⚠ Текст клиентского письма в email НЕ включён (GAP — задача 2.3).</w:t>
+        <w:t>⚠ GAP: Текст клиентского письма в email НЕ включён.</w:t>
+        <w:br/>
+        <w:t>⚠ GAP: Если статус не изменился (обращение в «Новое»/«В работе») — email НЕ уходит.</w:t>
       </w:r>
     </w:p>
     <w:p/>
@@ -3276,7 +4012,7 @@
         <w:tc>
           <w:tcPr>
             <w:tcW w:type="dxa" w:w="3969"/>
-            <w:shd w:val="clear" w:color="auto" w:fill="FFF2CC"/>
+            <w:shd w:val="clear" w:color="auto" w:fill="FCE4D6"/>
           </w:tcPr>
           <w:p>
             <w:r>
@@ -3290,7 +4026,7 @@
         <w:tc>
           <w:tcPr>
             <w:tcW w:type="dxa" w:w="2268"/>
-            <w:shd w:val="clear" w:color="auto" w:fill="FFF2CC"/>
+            <w:shd w:val="clear" w:color="auto" w:fill="FCE4D6"/>
           </w:tcPr>
           <w:p>
             <w:r>
@@ -3304,7 +4040,7 @@
         <w:tc>
           <w:tcPr>
             <w:tcW w:type="dxa" w:w="2268"/>
-            <w:shd w:val="clear" w:color="auto" w:fill="FFF2CC"/>
+            <w:shd w:val="clear" w:color="auto" w:fill="FCE4D6"/>
           </w:tcPr>
           <w:p>
             <w:r>
@@ -3318,7 +4054,7 @@
         <w:tc>
           <w:tcPr>
             <w:tcW w:type="dxa" w:w="3402"/>
-            <w:shd w:val="clear" w:color="auto" w:fill="FFF2CC"/>
+            <w:shd w:val="clear" w:color="auto" w:fill="FCE4D6"/>
           </w:tcPr>
           <w:p>
             <w:r>
@@ -3334,7 +4070,7 @@
         <w:tc>
           <w:tcPr>
             <w:tcW w:type="dxa" w:w="3969"/>
-            <w:shd w:val="clear" w:color="auto" w:fill="FFF2CC"/>
+            <w:shd w:val="clear" w:color="auto" w:fill="FCE4D6"/>
           </w:tcPr>
           <w:p>
             <w:r>
@@ -3348,7 +4084,7 @@
         <w:tc>
           <w:tcPr>
             <w:tcW w:type="dxa" w:w="2268"/>
-            <w:shd w:val="clear" w:color="auto" w:fill="FFF2CC"/>
+            <w:shd w:val="clear" w:color="auto" w:fill="FCE4D6"/>
           </w:tcPr>
           <w:p>
             <w:r>
@@ -3362,7 +4098,7 @@
         <w:tc>
           <w:tcPr>
             <w:tcW w:type="dxa" w:w="2268"/>
-            <w:shd w:val="clear" w:color="auto" w:fill="FFF2CC"/>
+            <w:shd w:val="clear" w:color="auto" w:fill="FCE4D6"/>
           </w:tcPr>
           <w:p>
             <w:r>
@@ -3376,7 +4112,7 @@
         <w:tc>
           <w:tcPr>
             <w:tcW w:type="dxa" w:w="3402"/>
-            <w:shd w:val="clear" w:color="auto" w:fill="FFF2CC"/>
+            <w:shd w:val="clear" w:color="auto" w:fill="FCE4D6"/>
           </w:tcPr>
           <w:p>
             <w:r>
@@ -3392,7 +4128,7 @@
         <w:tc>
           <w:tcPr>
             <w:tcW w:type="dxa" w:w="3969"/>
-            <w:shd w:val="clear" w:color="auto" w:fill="FFF2CC"/>
+            <w:shd w:val="clear" w:color="auto" w:fill="FCE4D6"/>
           </w:tcPr>
           <w:p>
             <w:r>
@@ -3406,7 +4142,7 @@
         <w:tc>
           <w:tcPr>
             <w:tcW w:type="dxa" w:w="2268"/>
-            <w:shd w:val="clear" w:color="auto" w:fill="FFF2CC"/>
+            <w:shd w:val="clear" w:color="auto" w:fill="FCE4D6"/>
           </w:tcPr>
           <w:p>
             <w:r>
@@ -3420,7 +4156,7 @@
         <w:tc>
           <w:tcPr>
             <w:tcW w:type="dxa" w:w="2268"/>
-            <w:shd w:val="clear" w:color="auto" w:fill="FFF2CC"/>
+            <w:shd w:val="clear" w:color="auto" w:fill="FCE4D6"/>
           </w:tcPr>
           <w:p>
             <w:r>
@@ -3434,7 +4170,7 @@
         <w:tc>
           <w:tcPr>
             <w:tcW w:type="dxa" w:w="3402"/>
-            <w:shd w:val="clear" w:color="auto" w:fill="FFF2CC"/>
+            <w:shd w:val="clear" w:color="auto" w:fill="FCE4D6"/>
           </w:tcPr>
           <w:p>
             <w:r>
@@ -3472,6 +4208,17 @@
       </w:r>
     </w:p>
     <w:p/>
+    <w:p>
+      <w:pPr>
+        <w:pStyle w:val="Heading2"/>
+      </w:pPr>
+      <w:r>
+        <w:rPr>
+          <w:color w:val="1F3964"/>
+        </w:rPr>
+        <w:t>Шаблоны для клиентов</w:t>
+      </w:r>
+    </w:p>
     <w:tbl>
       <w:tblPr>
         <w:tblStyle w:val="TableGrid"/>
@@ -3479,15 +4226,14 @@
         <w:tblLook w:firstColumn="1" w:firstRow="1" w:lastColumn="0" w:lastRow="0" w:noHBand="0" w:noVBand="1" w:val="04A0"/>
       </w:tblPr>
       <w:tblGrid>
-        <w:gridCol w:w="3535"/>
-        <w:gridCol w:w="3535"/>
-        <w:gridCol w:w="3535"/>
-        <w:gridCol w:w="3535"/>
+        <w:gridCol w:w="4713"/>
+        <w:gridCol w:w="4713"/>
+        <w:gridCol w:w="4713"/>
       </w:tblGrid>
       <w:tr>
         <w:tc>
           <w:tcPr>
-            <w:tcW w:type="dxa" w:w="3685"/>
+            <w:tcW w:type="dxa" w:w="3969"/>
             <w:shd w:val="clear" w:color="auto" w:fill="2E74B5"/>
           </w:tcPr>
           <w:p>
@@ -3506,7 +4252,7 @@
         </w:tc>
         <w:tc>
           <w:tcPr>
-            <w:tcW w:type="dxa" w:w="3969"/>
+            <w:tcW w:type="dxa" w:w="5102"/>
             <w:shd w:val="clear" w:color="auto" w:fill="2E74B5"/>
           </w:tcPr>
           <w:p>
@@ -3525,7 +4271,7 @@
         </w:tc>
         <w:tc>
           <w:tcPr>
-            <w:tcW w:type="dxa" w:w="1417"/>
+            <w:tcW w:type="dxa" w:w="5386"/>
             <w:shd w:val="clear" w:color="auto" w:fill="2E74B5"/>
           </w:tcPr>
           <w:p>
@@ -3538,25 +4284,6 @@
                 <w:color w:val="FFFFFF"/>
                 <w:sz w:val="17"/>
               </w:rPr>
-              <w:t>Направление</w:t>
-            </w:r>
-          </w:p>
-        </w:tc>
-        <w:tc>
-          <w:tcPr>
-            <w:tcW w:type="dxa" w:w="5102"/>
-            <w:shd w:val="clear" w:color="auto" w:fill="2E74B5"/>
-          </w:tcPr>
-          <w:p>
-            <w:pPr>
-              <w:jc w:val="center"/>
-            </w:pPr>
-            <w:r>
-              <w:rPr>
-                <w:b/>
-                <w:color w:val="FFFFFF"/>
-                <w:sz w:val="17"/>
-              </w:rPr>
               <w:t>Назначение</w:t>
             </w:r>
           </w:p>
@@ -3565,20 +4292,6 @@
       <w:tr>
         <w:tc>
           <w:tcPr>
-            <w:tcW w:type="dxa" w:w="3685"/>
-            <w:shd w:val="clear" w:color="auto" w:fill="EBF3FB"/>
-          </w:tcPr>
-          <w:p>
-            <w:r>
-              <w:rPr>
-                <w:sz w:val="17"/>
-              </w:rPr>
-              <w:t>Создание нового обращения из чата</w:t>
-            </w:r>
-          </w:p>
-        </w:tc>
-        <w:tc>
-          <w:tcPr>
             <w:tcW w:type="dxa" w:w="3969"/>
             <w:shd w:val="clear" w:color="auto" w:fill="EBF3FB"/>
           </w:tcPr>
@@ -3587,21 +4300,7 @@
               <w:rPr>
                 <w:sz w:val="17"/>
               </w:rPr>
-              <w:t>—</w:t>
-            </w:r>
-          </w:p>
-        </w:tc>
-        <w:tc>
-          <w:tcPr>
-            <w:tcW w:type="dxa" w:w="1417"/>
-            <w:shd w:val="clear" w:color="auto" w:fill="EBF3FB"/>
-          </w:tcPr>
-          <w:p>
-            <w:r>
-              <w:rPr>
-                <w:sz w:val="17"/>
-              </w:rPr>
-              <w:t>Клиенту</w:t>
+              <w:t>Создание нового обращения из чата</w:t>
             </w:r>
           </w:p>
         </w:tc>
@@ -3615,6 +4314,20 @@
               <w:rPr>
                 <w:sz w:val="17"/>
               </w:rPr>
+              <w:t>—</w:t>
+            </w:r>
+          </w:p>
+        </w:tc>
+        <w:tc>
+          <w:tcPr>
+            <w:tcW w:type="dxa" w:w="5386"/>
+            <w:shd w:val="clear" w:color="auto" w:fill="EBF3FB"/>
+          </w:tcPr>
+          <w:p>
+            <w:r>
+              <w:rPr>
+                <w:sz w:val="17"/>
+              </w:rPr>
               <w:t>Уведомление о создании обращения через чат</w:t>
             </w:r>
           </w:p>
@@ -3623,7 +4336,7 @@
       <w:tr>
         <w:tc>
           <w:tcPr>
-            <w:tcW w:type="dxa" w:w="3685"/>
+            <w:tcW w:type="dxa" w:w="3969"/>
           </w:tcPr>
           <w:p>
             <w:r>
@@ -3636,7 +4349,7 @@
         </w:tc>
         <w:tc>
           <w:tcPr>
-            <w:tcW w:type="dxa" w:w="3969"/>
+            <w:tcW w:type="dxa" w:w="5102"/>
           </w:tcPr>
           <w:p>
             <w:r>
@@ -3649,20 +4362,7 @@
         </w:tc>
         <w:tc>
           <w:tcPr>
-            <w:tcW w:type="dxa" w:w="1417"/>
-          </w:tcPr>
-          <w:p>
-            <w:r>
-              <w:rPr>
-                <w:sz w:val="17"/>
-              </w:rPr>
-              <w:t>Клиенту</w:t>
-            </w:r>
-          </w:p>
-        </w:tc>
-        <w:tc>
-          <w:tcPr>
-            <w:tcW w:type="dxa" w:w="5102"/>
+            <w:tcW w:type="dxa" w:w="5386"/>
           </w:tcPr>
           <w:p>
             <w:r>
@@ -3677,20 +4377,6 @@
       <w:tr>
         <w:tc>
           <w:tcPr>
-            <w:tcW w:type="dxa" w:w="3685"/>
-            <w:shd w:val="clear" w:color="auto" w:fill="EBF3FB"/>
-          </w:tcPr>
-          <w:p>
-            <w:r>
-              <w:rPr>
-                <w:sz w:val="17"/>
-              </w:rPr>
-              <w:t>Сообщение о получении нового ответа по обращению</w:t>
-            </w:r>
-          </w:p>
-        </w:tc>
-        <w:tc>
-          <w:tcPr>
             <w:tcW w:type="dxa" w:w="3969"/>
             <w:shd w:val="clear" w:color="auto" w:fill="EBF3FB"/>
           </w:tcPr>
@@ -3699,21 +4385,7 @@
               <w:rPr>
                 <w:sz w:val="17"/>
               </w:rPr>
-              <w:t>Сообщение о получении нового ответа по обращению (для инициатора)</w:t>
-            </w:r>
-          </w:p>
-        </w:tc>
-        <w:tc>
-          <w:tcPr>
-            <w:tcW w:type="dxa" w:w="1417"/>
-            <w:shd w:val="clear" w:color="auto" w:fill="EBF3FB"/>
-          </w:tcPr>
-          <w:p>
-            <w:r>
-              <w:rPr>
-                <w:sz w:val="17"/>
-              </w:rPr>
-              <w:t>Клиенту</w:t>
+              <w:t>Сообщение о получении нового ответа по обращению</w:t>
             </w:r>
           </w:p>
         </w:tc>
@@ -3727,6 +4399,20 @@
               <w:rPr>
                 <w:sz w:val="17"/>
               </w:rPr>
+              <w:t>...для инициатора</w:t>
+            </w:r>
+          </w:p>
+        </w:tc>
+        <w:tc>
+          <w:tcPr>
+            <w:tcW w:type="dxa" w:w="5386"/>
+            <w:shd w:val="clear" w:color="auto" w:fill="EBF3FB"/>
+          </w:tcPr>
+          <w:p>
+            <w:r>
+              <w:rPr>
+                <w:sz w:val="17"/>
+              </w:rPr>
               <w:t>Инженер написал ответ по обращению</w:t>
             </w:r>
           </w:p>
@@ -3735,7 +4421,7 @@
       <w:tr>
         <w:tc>
           <w:tcPr>
-            <w:tcW w:type="dxa" w:w="3685"/>
+            <w:tcW w:type="dxa" w:w="3969"/>
           </w:tcPr>
           <w:p>
             <w:r>
@@ -3748,33 +4434,20 @@
         </w:tc>
         <w:tc>
           <w:tcPr>
-            <w:tcW w:type="dxa" w:w="3969"/>
-          </w:tcPr>
-          <w:p>
-            <w:r>
-              <w:rPr>
-                <w:sz w:val="17"/>
-              </w:rPr>
-              <w:t>Сообщение о разрешении обращения (для инициатора)</w:t>
-            </w:r>
-          </w:p>
-        </w:tc>
-        <w:tc>
-          <w:tcPr>
-            <w:tcW w:type="dxa" w:w="1417"/>
-          </w:tcPr>
-          <w:p>
-            <w:r>
-              <w:rPr>
-                <w:sz w:val="17"/>
-              </w:rPr>
-              <w:t>Клиенту</w:t>
-            </w:r>
-          </w:p>
-        </w:tc>
-        <w:tc>
-          <w:tcPr>
             <w:tcW w:type="dxa" w:w="5102"/>
+          </w:tcPr>
+          <w:p>
+            <w:r>
+              <w:rPr>
+                <w:sz w:val="17"/>
+              </w:rPr>
+              <w:t>...для инициатора</w:t>
+            </w:r>
+          </w:p>
+        </w:tc>
+        <w:tc>
+          <w:tcPr>
+            <w:tcW w:type="dxa" w:w="5386"/>
           </w:tcPr>
           <w:p>
             <w:r>
@@ -3789,20 +4462,6 @@
       <w:tr>
         <w:tc>
           <w:tcPr>
-            <w:tcW w:type="dxa" w:w="3685"/>
-            <w:shd w:val="clear" w:color="auto" w:fill="EBF3FB"/>
-          </w:tcPr>
-          <w:p>
-            <w:r>
-              <w:rPr>
-                <w:sz w:val="17"/>
-              </w:rPr>
-              <w:t>Сообщение о разрешении обращения – только с решением</w:t>
-            </w:r>
-          </w:p>
-        </w:tc>
-        <w:tc>
-          <w:tcPr>
             <w:tcW w:type="dxa" w:w="3969"/>
             <w:shd w:val="clear" w:color="auto" w:fill="EBF3FB"/>
           </w:tcPr>
@@ -3811,21 +4470,7 @@
               <w:rPr>
                 <w:sz w:val="17"/>
               </w:rPr>
-              <w:t>Сообщение о разрешении обращения – только с решением (для инициатора)</w:t>
-            </w:r>
-          </w:p>
-        </w:tc>
-        <w:tc>
-          <w:tcPr>
-            <w:tcW w:type="dxa" w:w="1417"/>
-            <w:shd w:val="clear" w:color="auto" w:fill="EBF3FB"/>
-          </w:tcPr>
-          <w:p>
-            <w:r>
-              <w:rPr>
-                <w:sz w:val="17"/>
-              </w:rPr>
-              <w:t>Клиенту</w:t>
+              <w:t>Сообщение о разрешении обращения — только с решением</w:t>
             </w:r>
           </w:p>
         </w:tc>
@@ -3839,7 +4484,21 @@
               <w:rPr>
                 <w:sz w:val="17"/>
               </w:rPr>
-              <w:t>Обращение решено (упрощённый вариант — только текст решения)</w:t>
+              <w:t>...для инициатора</w:t>
+            </w:r>
+          </w:p>
+        </w:tc>
+        <w:tc>
+          <w:tcPr>
+            <w:tcW w:type="dxa" w:w="5386"/>
+            <w:shd w:val="clear" w:color="auto" w:fill="EBF3FB"/>
+          </w:tcPr>
+          <w:p>
+            <w:r>
+              <w:rPr>
+                <w:sz w:val="17"/>
+              </w:rPr>
+              <w:t>Обращение решено (упрощённый вариант)</w:t>
             </w:r>
           </w:p>
         </w:tc>
@@ -3847,7 +4506,7 @@
       <w:tr>
         <w:tc>
           <w:tcPr>
-            <w:tcW w:type="dxa" w:w="3685"/>
+            <w:tcW w:type="dxa" w:w="3969"/>
           </w:tcPr>
           <w:p>
             <w:r>
@@ -3860,32 +4519,6 @@
         </w:tc>
         <w:tc>
           <w:tcPr>
-            <w:tcW w:type="dxa" w:w="3969"/>
-          </w:tcPr>
-          <w:p>
-            <w:r>
-              <w:rPr>
-                <w:sz w:val="17"/>
-              </w:rPr>
-              <w:t>Подтверждение закрытия обращения (для инициатора)</w:t>
-            </w:r>
-          </w:p>
-        </w:tc>
-        <w:tc>
-          <w:tcPr>
-            <w:tcW w:type="dxa" w:w="1417"/>
-          </w:tcPr>
-          <w:p>
-            <w:r>
-              <w:rPr>
-                <w:sz w:val="17"/>
-              </w:rPr>
-              <w:t>Клиенту</w:t>
-            </w:r>
-          </w:p>
-        </w:tc>
-        <w:tc>
-          <w:tcPr>
             <w:tcW w:type="dxa" w:w="5102"/>
           </w:tcPr>
           <w:p>
@@ -3893,7 +4526,20 @@
               <w:rPr>
                 <w:sz w:val="17"/>
               </w:rPr>
-              <w:t>Запрос подтверждения закрытия из-за долгого ожидания ответа</w:t>
+              <w:t>...для инициатора</w:t>
+            </w:r>
+          </w:p>
+        </w:tc>
+        <w:tc>
+          <w:tcPr>
+            <w:tcW w:type="dxa" w:w="5386"/>
+          </w:tcPr>
+          <w:p>
+            <w:r>
+              <w:rPr>
+                <w:sz w:val="17"/>
+              </w:rPr>
+              <w:t>Запрос подтверждения закрытия</w:t>
             </w:r>
           </w:p>
         </w:tc>
@@ -3901,20 +4547,6 @@
       <w:tr>
         <w:tc>
           <w:tcPr>
-            <w:tcW w:type="dxa" w:w="3685"/>
-            <w:shd w:val="clear" w:color="auto" w:fill="EBF3FB"/>
-          </w:tcPr>
-          <w:p>
-            <w:r>
-              <w:rPr>
-                <w:sz w:val="17"/>
-              </w:rPr>
-              <w:t>Сообщение о закрытии обращения</w:t>
-            </w:r>
-          </w:p>
-        </w:tc>
-        <w:tc>
-          <w:tcPr>
             <w:tcW w:type="dxa" w:w="3969"/>
             <w:shd w:val="clear" w:color="auto" w:fill="EBF3FB"/>
           </w:tcPr>
@@ -3923,21 +4555,7 @@
               <w:rPr>
                 <w:sz w:val="17"/>
               </w:rPr>
-              <w:t>Сообщение о закрытии обращения (для инициатора)</w:t>
-            </w:r>
-          </w:p>
-        </w:tc>
-        <w:tc>
-          <w:tcPr>
-            <w:tcW w:type="dxa" w:w="1417"/>
-            <w:shd w:val="clear" w:color="auto" w:fill="EBF3FB"/>
-          </w:tcPr>
-          <w:p>
-            <w:r>
-              <w:rPr>
-                <w:sz w:val="17"/>
-              </w:rPr>
-              <w:t>Клиенту</w:t>
+              <w:t>Сообщение о закрытии обращения</w:t>
             </w:r>
           </w:p>
         </w:tc>
@@ -3951,6 +4569,20 @@
               <w:rPr>
                 <w:sz w:val="17"/>
               </w:rPr>
+              <w:t>...для инициатора</w:t>
+            </w:r>
+          </w:p>
+        </w:tc>
+        <w:tc>
+          <w:tcPr>
+            <w:tcW w:type="dxa" w:w="5386"/>
+            <w:shd w:val="clear" w:color="auto" w:fill="EBF3FB"/>
+          </w:tcPr>
+          <w:p>
+            <w:r>
+              <w:rPr>
+                <w:sz w:val="17"/>
+              </w:rPr>
               <w:t>Обращение закрыто</w:t>
             </w:r>
           </w:p>
@@ -3959,7 +4591,7 @@
       <w:tr>
         <w:tc>
           <w:tcPr>
-            <w:tcW w:type="dxa" w:w="3685"/>
+            <w:tcW w:type="dxa" w:w="3969"/>
           </w:tcPr>
           <w:p>
             <w:r>
@@ -3972,33 +4604,20 @@
         </w:tc>
         <w:tc>
           <w:tcPr>
-            <w:tcW w:type="dxa" w:w="3969"/>
-          </w:tcPr>
-          <w:p>
-            <w:r>
-              <w:rPr>
-                <w:sz w:val="17"/>
-              </w:rPr>
-              <w:t>Сообщение об отмене обращения (для инициатора)</w:t>
-            </w:r>
-          </w:p>
-        </w:tc>
-        <w:tc>
-          <w:tcPr>
-            <w:tcW w:type="dxa" w:w="1417"/>
-          </w:tcPr>
-          <w:p>
-            <w:r>
-              <w:rPr>
-                <w:sz w:val="17"/>
-              </w:rPr>
-              <w:t>Клиенту</w:t>
-            </w:r>
-          </w:p>
-        </w:tc>
-        <w:tc>
-          <w:tcPr>
             <w:tcW w:type="dxa" w:w="5102"/>
+          </w:tcPr>
+          <w:p>
+            <w:r>
+              <w:rPr>
+                <w:sz w:val="17"/>
+              </w:rPr>
+              <w:t>...для инициатора</w:t>
+            </w:r>
+          </w:p>
+        </w:tc>
+        <w:tc>
+          <w:tcPr>
+            <w:tcW w:type="dxa" w:w="5386"/>
           </w:tcPr>
           <w:p>
             <w:r>
@@ -4013,20 +4632,6 @@
       <w:tr>
         <w:tc>
           <w:tcPr>
-            <w:tcW w:type="dxa" w:w="3685"/>
-            <w:shd w:val="clear" w:color="auto" w:fill="EBF3FB"/>
-          </w:tcPr>
-          <w:p>
-            <w:r>
-              <w:rPr>
-                <w:sz w:val="17"/>
-              </w:rPr>
-              <w:t>Запрос оценки по обращению</w:t>
-            </w:r>
-          </w:p>
-        </w:tc>
-        <w:tc>
-          <w:tcPr>
             <w:tcW w:type="dxa" w:w="3969"/>
             <w:shd w:val="clear" w:color="auto" w:fill="EBF3FB"/>
           </w:tcPr>
@@ -4035,21 +4640,7 @@
               <w:rPr>
                 <w:sz w:val="17"/>
               </w:rPr>
-              <w:t>Запрос оценки по обращению (для инициатора)</w:t>
-            </w:r>
-          </w:p>
-        </w:tc>
-        <w:tc>
-          <w:tcPr>
-            <w:tcW w:type="dxa" w:w="1417"/>
-            <w:shd w:val="clear" w:color="auto" w:fill="EBF3FB"/>
-          </w:tcPr>
-          <w:p>
-            <w:r>
-              <w:rPr>
-                <w:sz w:val="17"/>
-              </w:rPr>
-              <w:t>Клиенту</w:t>
+              <w:t>Запрос оценки по обращению</w:t>
             </w:r>
           </w:p>
         </w:tc>
@@ -4063,189 +4654,13 @@
               <w:rPr>
                 <w:sz w:val="17"/>
               </w:rPr>
-              <w:t>Запрос оценки качества обслуживания после решения</w:t>
-            </w:r>
-          </w:p>
-        </w:tc>
-      </w:tr>
-      <w:tr>
-        <w:tc>
-          <w:tcPr>
-            <w:tcW w:type="dxa" w:w="3685"/>
-            <w:shd w:val="clear" w:color="auto" w:fill="E2EFDA"/>
-          </w:tcPr>
-          <w:p>
-            <w:r>
-              <w:rPr>
-                <w:sz w:val="17"/>
-              </w:rPr>
-              <w:t>Назначение ответственного в обращении</w:t>
-            </w:r>
-          </w:p>
-        </w:tc>
-        <w:tc>
-          <w:tcPr>
-            <w:tcW w:type="dxa" w:w="3969"/>
-            <w:shd w:val="clear" w:color="auto" w:fill="E2EFDA"/>
-          </w:tcPr>
-          <w:p>
-            <w:r>
-              <w:rPr>
-                <w:sz w:val="17"/>
-              </w:rPr>
-              <w:t>—</w:t>
-            </w:r>
-          </w:p>
-        </w:tc>
-        <w:tc>
-          <w:tcPr>
-            <w:tcW w:type="dxa" w:w="1417"/>
-            <w:shd w:val="clear" w:color="auto" w:fill="E2EFDA"/>
-          </w:tcPr>
-          <w:p>
-            <w:r>
-              <w:rPr>
-                <w:sz w:val="17"/>
-              </w:rPr>
-              <w:t>Инженеру</w:t>
-            </w:r>
-          </w:p>
-        </w:tc>
-        <w:tc>
-          <w:tcPr>
-            <w:tcW w:type="dxa" w:w="5102"/>
-            <w:shd w:val="clear" w:color="auto" w:fill="E2EFDA"/>
-          </w:tcPr>
-          <w:p>
-            <w:r>
-              <w:rPr>
-                <w:sz w:val="17"/>
-              </w:rPr>
-              <w:t>Внутреннее: ответственный назначен</w:t>
-            </w:r>
-          </w:p>
-        </w:tc>
-      </w:tr>
-      <w:tr>
-        <w:tc>
-          <w:tcPr>
-            <w:tcW w:type="dxa" w:w="3685"/>
-            <w:shd w:val="clear" w:color="auto" w:fill="E2EFDA"/>
-          </w:tcPr>
-          <w:p>
-            <w:r>
-              <w:rPr>
-                <w:sz w:val="17"/>
-              </w:rPr>
-              <w:t>На группу назначено обращение</w:t>
-            </w:r>
-          </w:p>
-        </w:tc>
-        <w:tc>
-          <w:tcPr>
-            <w:tcW w:type="dxa" w:w="3969"/>
-            <w:shd w:val="clear" w:color="auto" w:fill="E2EFDA"/>
-          </w:tcPr>
-          <w:p>
-            <w:r>
-              <w:rPr>
-                <w:sz w:val="17"/>
-              </w:rPr>
-              <w:t>—</w:t>
-            </w:r>
-          </w:p>
-        </w:tc>
-        <w:tc>
-          <w:tcPr>
-            <w:tcW w:type="dxa" w:w="1417"/>
-            <w:shd w:val="clear" w:color="auto" w:fill="E2EFDA"/>
-          </w:tcPr>
-          <w:p>
-            <w:r>
-              <w:rPr>
-                <w:sz w:val="17"/>
-              </w:rPr>
-              <w:t>Инженеру (группа)</w:t>
-            </w:r>
-          </w:p>
-        </w:tc>
-        <w:tc>
-          <w:tcPr>
-            <w:tcW w:type="dxa" w:w="5102"/>
-            <w:shd w:val="clear" w:color="auto" w:fill="E2EFDA"/>
-          </w:tcPr>
-          <w:p>
-            <w:r>
-              <w:rPr>
-                <w:sz w:val="17"/>
-              </w:rPr>
-              <w:t>Внутреннее: обращение назначено на группу</w:t>
-            </w:r>
-          </w:p>
-        </w:tc>
-      </w:tr>
-      <w:tr>
-        <w:tc>
-          <w:tcPr>
-            <w:tcW w:type="dxa" w:w="3685"/>
-            <w:shd w:val="clear" w:color="auto" w:fill="E2EFDA"/>
-          </w:tcPr>
-          <w:p>
-            <w:r>
-              <w:rPr>
-                <w:sz w:val="17"/>
-              </w:rPr>
-              <w:t>Добавление нового email по обращению</w:t>
-            </w:r>
-          </w:p>
-        </w:tc>
-        <w:tc>
-          <w:tcPr>
-            <w:tcW w:type="dxa" w:w="3969"/>
-            <w:shd w:val="clear" w:color="auto" w:fill="E2EFDA"/>
-          </w:tcPr>
-          <w:p>
-            <w:r>
-              <w:rPr>
-                <w:sz w:val="17"/>
-              </w:rPr>
-              <w:t>—</w:t>
-            </w:r>
-          </w:p>
-        </w:tc>
-        <w:tc>
-          <w:tcPr>
-            <w:tcW w:type="dxa" w:w="1417"/>
-            <w:shd w:val="clear" w:color="auto" w:fill="E2EFDA"/>
-          </w:tcPr>
-          <w:p>
-            <w:r>
-              <w:rPr>
-                <w:sz w:val="17"/>
-              </w:rPr>
-              <w:t>Инженеру</w:t>
-            </w:r>
-          </w:p>
-        </w:tc>
-        <w:tc>
-          <w:tcPr>
-            <w:tcW w:type="dxa" w:w="5102"/>
-            <w:shd w:val="clear" w:color="auto" w:fill="E2EFDA"/>
-          </w:tcPr>
-          <w:p>
-            <w:r>
-              <w:rPr>
-                <w:sz w:val="17"/>
-              </w:rPr>
-              <w:t>Внутреннее: получен новый email от клиента по обращению</w:t>
-            </w:r>
-          </w:p>
-        </w:tc>
-      </w:tr>
-      <w:tr>
-        <w:tc>
-          <w:tcPr>
-            <w:tcW w:type="dxa" w:w="3685"/>
+              <w:t>...для инициатора</w:t>
+            </w:r>
+          </w:p>
+        </w:tc>
+        <w:tc>
+          <w:tcPr>
+            <w:tcW w:type="dxa" w:w="5386"/>
             <w:shd w:val="clear" w:color="auto" w:fill="EBF3FB"/>
           </w:tcPr>
           <w:p>
@@ -4253,161 +4668,7 @@
               <w:rPr>
                 <w:sz w:val="17"/>
               </w:rPr>
-              <w:t>Пустой шаблон по обращению</w:t>
-            </w:r>
-          </w:p>
-        </w:tc>
-        <w:tc>
-          <w:tcPr>
-            <w:tcW w:type="dxa" w:w="3969"/>
-            <w:shd w:val="clear" w:color="auto" w:fill="EBF3FB"/>
-          </w:tcPr>
-          <w:p>
-            <w:r>
-              <w:rPr>
-                <w:sz w:val="17"/>
-              </w:rPr>
-              <w:t>—</w:t>
-            </w:r>
-          </w:p>
-        </w:tc>
-        <w:tc>
-          <w:tcPr>
-            <w:tcW w:type="dxa" w:w="1417"/>
-            <w:shd w:val="clear" w:color="auto" w:fill="EBF3FB"/>
-          </w:tcPr>
-          <w:p>
-            <w:r>
-              <w:rPr>
-                <w:sz w:val="17"/>
-              </w:rPr>
-              <w:t>Любое</w:t>
-            </w:r>
-          </w:p>
-        </w:tc>
-        <w:tc>
-          <w:tcPr>
-            <w:tcW w:type="dxa" w:w="5102"/>
-            <w:shd w:val="clear" w:color="auto" w:fill="EBF3FB"/>
-          </w:tcPr>
-          <w:p>
-            <w:r>
-              <w:rPr>
-                <w:sz w:val="17"/>
-              </w:rPr>
-              <w:t>Нестандартные уведомления (заготовка)</w:t>
-            </w:r>
-          </w:p>
-        </w:tc>
-      </w:tr>
-      <w:tr>
-        <w:tc>
-          <w:tcPr>
-            <w:tcW w:type="dxa" w:w="3685"/>
-          </w:tcPr>
-          <w:p>
-            <w:r>
-              <w:rPr>
-                <w:sz w:val="17"/>
-              </w:rPr>
-              <w:t>Шаблон приглашения SSP</w:t>
-            </w:r>
-          </w:p>
-        </w:tc>
-        <w:tc>
-          <w:tcPr>
-            <w:tcW w:type="dxa" w:w="3969"/>
-          </w:tcPr>
-          <w:p>
-            <w:r>
-              <w:rPr>
-                <w:sz w:val="17"/>
-              </w:rPr>
-              <w:t>—</w:t>
-            </w:r>
-          </w:p>
-        </w:tc>
-        <w:tc>
-          <w:tcPr>
-            <w:tcW w:type="dxa" w:w="1417"/>
-          </w:tcPr>
-          <w:p>
-            <w:r>
-              <w:rPr>
-                <w:sz w:val="17"/>
-              </w:rPr>
-              <w:t>Клиенту</w:t>
-            </w:r>
-          </w:p>
-        </w:tc>
-        <w:tc>
-          <w:tcPr>
-            <w:tcW w:type="dxa" w:w="5102"/>
-          </w:tcPr>
-          <w:p>
-            <w:r>
-              <w:rPr>
-                <w:sz w:val="17"/>
-              </w:rPr>
-              <w:t>Приглашение клиента на портал самообслуживания</w:t>
-            </w:r>
-          </w:p>
-        </w:tc>
-      </w:tr>
-      <w:tr>
-        <w:tc>
-          <w:tcPr>
-            <w:tcW w:type="dxa" w:w="3685"/>
-            <w:shd w:val="clear" w:color="auto" w:fill="EBF3FB"/>
-          </w:tcPr>
-          <w:p>
-            <w:r>
-              <w:rPr>
-                <w:sz w:val="17"/>
-              </w:rPr>
-              <w:t>Шаблон регистрации пользователя портала</w:t>
-            </w:r>
-          </w:p>
-        </w:tc>
-        <w:tc>
-          <w:tcPr>
-            <w:tcW w:type="dxa" w:w="3969"/>
-            <w:shd w:val="clear" w:color="auto" w:fill="EBF3FB"/>
-          </w:tcPr>
-          <w:p>
-            <w:r>
-              <w:rPr>
-                <w:sz w:val="17"/>
-              </w:rPr>
-              <w:t>—</w:t>
-            </w:r>
-          </w:p>
-        </w:tc>
-        <w:tc>
-          <w:tcPr>
-            <w:tcW w:type="dxa" w:w="1417"/>
-            <w:shd w:val="clear" w:color="auto" w:fill="EBF3FB"/>
-          </w:tcPr>
-          <w:p>
-            <w:r>
-              <w:rPr>
-                <w:sz w:val="17"/>
-              </w:rPr>
-              <w:t>Клиенту</w:t>
-            </w:r>
-          </w:p>
-        </w:tc>
-        <w:tc>
-          <w:tcPr>
-            <w:tcW w:type="dxa" w:w="5102"/>
-            <w:shd w:val="clear" w:color="auto" w:fill="EBF3FB"/>
-          </w:tcPr>
-          <w:p>
-            <w:r>
-              <w:rPr>
-                <w:sz w:val="17"/>
-              </w:rPr>
-              <w:t>Ссылка активации для нового портального пользователя</w:t>
+              <w:t>Запрос оценки качества</w:t>
             </w:r>
           </w:p>
         </w:tc>
@@ -4416,25 +4677,305 @@
     <w:p/>
     <w:p>
       <w:pPr>
-        <w:ind w:left="283"/>
+        <w:pStyle w:val="Heading2"/>
       </w:pPr>
       <w:r>
         <w:rPr>
-          <w:b/>
-          <w:color w:val="806000"/>
-          <w:sz w:val="17"/>
+          <w:color w:val="1F3964"/>
         </w:rPr>
-        <w:t xml:space="preserve">⚠ Примечание: </w:t>
+        <w:t>Шаблоны для сотрудников</w:t>
       </w:r>
+    </w:p>
+    <w:tbl>
+      <w:tblPr>
+        <w:tblStyle w:val="TableGrid"/>
+        <w:tblW w:type="auto" w:w="0"/>
+        <w:tblLook w:firstColumn="1" w:firstRow="1" w:lastColumn="0" w:lastRow="0" w:noHBand="0" w:noVBand="1" w:val="04A0"/>
+      </w:tblPr>
+      <w:tblGrid>
+        <w:gridCol w:w="7070"/>
+        <w:gridCol w:w="7070"/>
+      </w:tblGrid>
+      <w:tr>
+        <w:tc>
+          <w:tcPr>
+            <w:tcW w:type="dxa" w:w="5102"/>
+            <w:shd w:val="clear" w:color="auto" w:fill="2E74B5"/>
+          </w:tcPr>
+          <w:p>
+            <w:pPr>
+              <w:jc w:val="center"/>
+            </w:pPr>
+            <w:r>
+              <w:rPr>
+                <w:b/>
+                <w:color w:val="FFFFFF"/>
+                <w:sz w:val="17"/>
+              </w:rPr>
+              <w:t>Шаблон</w:t>
+            </w:r>
+          </w:p>
+        </w:tc>
+        <w:tc>
+          <w:tcPr>
+            <w:tcW w:type="dxa" w:w="9354"/>
+            <w:shd w:val="clear" w:color="auto" w:fill="2E74B5"/>
+          </w:tcPr>
+          <w:p>
+            <w:pPr>
+              <w:jc w:val="center"/>
+            </w:pPr>
+            <w:r>
+              <w:rPr>
+                <w:b/>
+                <w:color w:val="FFFFFF"/>
+                <w:sz w:val="17"/>
+              </w:rPr>
+              <w:t>Назначение</w:t>
+            </w:r>
+          </w:p>
+        </w:tc>
+      </w:tr>
+      <w:tr>
+        <w:tc>
+          <w:tcPr>
+            <w:tcW w:type="dxa" w:w="5102"/>
+            <w:shd w:val="clear" w:color="auto" w:fill="E2EFDA"/>
+          </w:tcPr>
+          <w:p>
+            <w:r>
+              <w:rPr>
+                <w:sz w:val="17"/>
+              </w:rPr>
+              <w:t>Назначение ответственного в обращении</w:t>
+            </w:r>
+          </w:p>
+        </w:tc>
+        <w:tc>
+          <w:tcPr>
+            <w:tcW w:type="dxa" w:w="9354"/>
+            <w:shd w:val="clear" w:color="auto" w:fill="E2EFDA"/>
+          </w:tcPr>
+          <w:p>
+            <w:r>
+              <w:rPr>
+                <w:sz w:val="17"/>
+              </w:rPr>
+              <w:t>Внутреннее: ответственный назначен</w:t>
+            </w:r>
+          </w:p>
+        </w:tc>
+      </w:tr>
+      <w:tr>
+        <w:tc>
+          <w:tcPr>
+            <w:tcW w:type="dxa" w:w="5102"/>
+          </w:tcPr>
+          <w:p>
+            <w:r>
+              <w:rPr>
+                <w:sz w:val="17"/>
+              </w:rPr>
+              <w:t>На группу назначено обращение</w:t>
+            </w:r>
+          </w:p>
+        </w:tc>
+        <w:tc>
+          <w:tcPr>
+            <w:tcW w:type="dxa" w:w="9354"/>
+          </w:tcPr>
+          <w:p>
+            <w:r>
+              <w:rPr>
+                <w:sz w:val="17"/>
+              </w:rPr>
+              <w:t>Внутреннее: обращение назначено на группу</w:t>
+            </w:r>
+          </w:p>
+        </w:tc>
+      </w:tr>
+      <w:tr>
+        <w:tc>
+          <w:tcPr>
+            <w:tcW w:type="dxa" w:w="5102"/>
+            <w:shd w:val="clear" w:color="auto" w:fill="E2EFDA"/>
+          </w:tcPr>
+          <w:p>
+            <w:r>
+              <w:rPr>
+                <w:sz w:val="17"/>
+              </w:rPr>
+              <w:t>Добавление нового email по обращению</w:t>
+            </w:r>
+          </w:p>
+        </w:tc>
+        <w:tc>
+          <w:tcPr>
+            <w:tcW w:type="dxa" w:w="9354"/>
+            <w:shd w:val="clear" w:color="auto" w:fill="E2EFDA"/>
+          </w:tcPr>
+          <w:p>
+            <w:r>
+              <w:rPr>
+                <w:sz w:val="17"/>
+              </w:rPr>
+              <w:t>Внутреннее: получен новый email от клиента</w:t>
+            </w:r>
+          </w:p>
+        </w:tc>
+      </w:tr>
+    </w:tbl>
+    <w:p/>
+    <w:p>
+      <w:pPr>
+        <w:pStyle w:val="Heading2"/>
+      </w:pPr>
       <w:r>
         <w:rPr>
-          <w:i/>
-          <w:color w:val="606060"/>
-          <w:sz w:val="17"/>
+          <w:color w:val="1F3964"/>
         </w:rPr>
-        <w:t>Зелёным выделены шаблоны для внутренних уведомлений инженерам.</w:t>
+        <w:t>Служебные шаблоны</w:t>
       </w:r>
     </w:p>
+    <w:tbl>
+      <w:tblPr>
+        <w:tblStyle w:val="TableGrid"/>
+        <w:tblW w:type="auto" w:w="0"/>
+        <w:tblLook w:firstColumn="1" w:firstRow="1" w:lastColumn="0" w:lastRow="0" w:noHBand="0" w:noVBand="1" w:val="04A0"/>
+      </w:tblPr>
+      <w:tblGrid>
+        <w:gridCol w:w="7070"/>
+        <w:gridCol w:w="7070"/>
+      </w:tblGrid>
+      <w:tr>
+        <w:tc>
+          <w:tcPr>
+            <w:tcW w:type="dxa" w:w="5102"/>
+            <w:shd w:val="clear" w:color="auto" w:fill="2E74B5"/>
+          </w:tcPr>
+          <w:p>
+            <w:pPr>
+              <w:jc w:val="center"/>
+            </w:pPr>
+            <w:r>
+              <w:rPr>
+                <w:b/>
+                <w:color w:val="FFFFFF"/>
+                <w:sz w:val="17"/>
+              </w:rPr>
+              <w:t>Шаблон</w:t>
+            </w:r>
+          </w:p>
+        </w:tc>
+        <w:tc>
+          <w:tcPr>
+            <w:tcW w:type="dxa" w:w="9354"/>
+            <w:shd w:val="clear" w:color="auto" w:fill="2E74B5"/>
+          </w:tcPr>
+          <w:p>
+            <w:pPr>
+              <w:jc w:val="center"/>
+            </w:pPr>
+            <w:r>
+              <w:rPr>
+                <w:b/>
+                <w:color w:val="FFFFFF"/>
+                <w:sz w:val="17"/>
+              </w:rPr>
+              <w:t>Назначение</w:t>
+            </w:r>
+          </w:p>
+        </w:tc>
+      </w:tr>
+      <w:tr>
+        <w:tc>
+          <w:tcPr>
+            <w:tcW w:type="dxa" w:w="5102"/>
+            <w:shd w:val="clear" w:color="auto" w:fill="EBF3FB"/>
+          </w:tcPr>
+          <w:p>
+            <w:r>
+              <w:rPr>
+                <w:sz w:val="17"/>
+              </w:rPr>
+              <w:t>Пустой шаблон по обращению</w:t>
+            </w:r>
+          </w:p>
+        </w:tc>
+        <w:tc>
+          <w:tcPr>
+            <w:tcW w:type="dxa" w:w="9354"/>
+            <w:shd w:val="clear" w:color="auto" w:fill="EBF3FB"/>
+          </w:tcPr>
+          <w:p>
+            <w:r>
+              <w:rPr>
+                <w:sz w:val="17"/>
+              </w:rPr>
+              <w:t>Нестандартные уведомления (заготовка)</w:t>
+            </w:r>
+          </w:p>
+        </w:tc>
+      </w:tr>
+      <w:tr>
+        <w:tc>
+          <w:tcPr>
+            <w:tcW w:type="dxa" w:w="5102"/>
+          </w:tcPr>
+          <w:p>
+            <w:r>
+              <w:rPr>
+                <w:sz w:val="17"/>
+              </w:rPr>
+              <w:t>Шаблон приглашения SSP</w:t>
+            </w:r>
+          </w:p>
+        </w:tc>
+        <w:tc>
+          <w:tcPr>
+            <w:tcW w:type="dxa" w:w="9354"/>
+          </w:tcPr>
+          <w:p>
+            <w:r>
+              <w:rPr>
+                <w:sz w:val="17"/>
+              </w:rPr>
+              <w:t>Приглашение клиента на портал</w:t>
+            </w:r>
+          </w:p>
+        </w:tc>
+      </w:tr>
+      <w:tr>
+        <w:tc>
+          <w:tcPr>
+            <w:tcW w:type="dxa" w:w="5102"/>
+            <w:shd w:val="clear" w:color="auto" w:fill="EBF3FB"/>
+          </w:tcPr>
+          <w:p>
+            <w:r>
+              <w:rPr>
+                <w:sz w:val="17"/>
+              </w:rPr>
+              <w:t>Шаблон регистрации пользователя портала</w:t>
+            </w:r>
+          </w:p>
+        </w:tc>
+        <w:tc>
+          <w:tcPr>
+            <w:tcW w:type="dxa" w:w="9354"/>
+            <w:shd w:val="clear" w:color="auto" w:fill="EBF3FB"/>
+          </w:tcPr>
+          <w:p>
+            <w:r>
+              <w:rPr>
+                <w:sz w:val="17"/>
+              </w:rPr>
+              <w:t>Ссылка активации для портального пользователя</w:t>
+            </w:r>
+          </w:p>
+        </w:tc>
+      </w:tr>
+    </w:tbl>
     <w:p>
       <w:r>
         <w:br w:type="page"/>
@@ -4448,7 +4989,27 @@
         <w:rPr>
           <w:color w:val="1F3964"/>
         </w:rPr>
-        <w:t>7. Справочник: системные имена механизмов</w:t>
+        <w:t>7. Полная инвентаризация процессов (с прода 15.04.2026)</w:t>
+      </w:r>
+    </w:p>
+    <w:p>
+      <w:r>
+        <w:rPr>
+          <w:sz w:val="19"/>
+        </w:rPr>
+        <w:t>Источник: выгрузка представления vwprocesslib (все активные и неактивные процессы).</w:t>
+      </w:r>
+    </w:p>
+    <w:p/>
+    <w:p>
+      <w:pPr>
+        <w:pStyle w:val="Heading2"/>
+      </w:pPr>
+      <w:r>
+        <w:rPr>
+          <w:color w:val="1F3964"/>
+        </w:rPr>
+        <w:t>7.1 Уведомления клиенту</w:t>
       </w:r>
     </w:p>
     <w:tbl>
@@ -4486,7 +5047,7 @@
         </w:tc>
         <w:tc>
           <w:tcPr>
-            <w:tcW w:type="dxa" w:w="1701"/>
+            <w:tcW w:type="dxa" w:w="1134"/>
             <w:shd w:val="clear" w:color="auto" w:fill="2E74B5"/>
           </w:tcPr>
           <w:p>
@@ -4524,7 +5085,7 @@
         </w:tc>
         <w:tc>
           <w:tcPr>
-            <w:tcW w:type="dxa" w:w="1417"/>
+            <w:tcW w:type="dxa" w:w="1701"/>
             <w:shd w:val="clear" w:color="auto" w:fill="2E74B5"/>
           </w:tcPr>
           <w:p>
@@ -4537,13 +5098,13 @@
                 <w:color w:val="FFFFFF"/>
                 <w:sz w:val="17"/>
               </w:rPr>
-              <w:t>Статус</w:t>
-            </w:r>
-          </w:p>
-        </w:tc>
-        <w:tc>
-          <w:tcPr>
-            <w:tcW w:type="dxa" w:w="6520"/>
+              <w:t>Статус на проде</w:t>
+            </w:r>
+          </w:p>
+        </w:tc>
+        <w:tc>
+          <w:tcPr>
+            <w:tcW w:type="dxa" w:w="7087"/>
             <w:shd w:val="clear" w:color="auto" w:fill="2E74B5"/>
           </w:tcPr>
           <w:p>
@@ -4572,7 +5133,35 @@
               <w:rPr>
                 <w:sz w:val="17"/>
               </w:rPr>
-              <w:t>UsrProcess_send_reg_mail</w:t>
+              <w:t>SendEmailToCaseStatusChanged</w:t>
+            </w:r>
+          </w:p>
+        </w:tc>
+        <w:tc>
+          <w:tcPr>
+            <w:tcW w:type="dxa" w:w="1134"/>
+            <w:shd w:val="clear" w:color="auto" w:fill="EBF3FB"/>
+          </w:tcPr>
+          <w:p>
+            <w:r>
+              <w:rPr>
+                <w:sz w:val="17"/>
+              </w:rPr>
+              <w:t>C#-класс</w:t>
+            </w:r>
+          </w:p>
+        </w:tc>
+        <w:tc>
+          <w:tcPr>
+            <w:tcW w:type="dxa" w:w="1417"/>
+            <w:shd w:val="clear" w:color="auto" w:fill="EBF3FB"/>
+          </w:tcPr>
+          <w:p>
+            <w:r>
+              <w:rPr>
+                <w:sz w:val="17"/>
+              </w:rPr>
+              <w:t>CaseService</w:t>
             </w:r>
           </w:p>
         </w:tc>
@@ -4586,7 +5175,123 @@
               <w:rPr>
                 <w:sz w:val="17"/>
               </w:rPr>
-              <w:t>BPMN-процесс</w:t>
+              <w:t>Активен (toggle=1)</w:t>
+            </w:r>
+          </w:p>
+        </w:tc>
+        <w:tc>
+          <w:tcPr>
+            <w:tcW w:type="dxa" w:w="7087"/>
+            <w:shd w:val="clear" w:color="auto" w:fill="EBF3FB"/>
+          </w:tcPr>
+          <w:p>
+            <w:r>
+              <w:rPr>
+                <w:sz w:val="17"/>
+              </w:rPr>
+              <w:t>Единый механизм email клиенту при смене статуса. Читает CaseNotificationRule (статус+категория -&gt; шаблон). Подставляет макросы.</w:t>
+            </w:r>
+          </w:p>
+        </w:tc>
+      </w:tr>
+      <w:tr>
+        <w:tc>
+          <w:tcPr>
+            <w:tcW w:type="dxa" w:w="3118"/>
+            <w:shd w:val="clear" w:color="auto" w:fill="FFF2CC"/>
+          </w:tcPr>
+          <w:p>
+            <w:r>
+              <w:rPr>
+                <w:sz w:val="17"/>
+              </w:rPr>
+              <w:t>SendEmailToCaseStatusChangedProcess</w:t>
+            </w:r>
+          </w:p>
+        </w:tc>
+        <w:tc>
+          <w:tcPr>
+            <w:tcW w:type="dxa" w:w="1134"/>
+            <w:shd w:val="clear" w:color="auto" w:fill="FFF2CC"/>
+          </w:tcPr>
+          <w:p>
+            <w:r>
+              <w:rPr>
+                <w:sz w:val="17"/>
+              </w:rPr>
+              <w:t>BPMN</w:t>
+            </w:r>
+          </w:p>
+        </w:tc>
+        <w:tc>
+          <w:tcPr>
+            <w:tcW w:type="dxa" w:w="1417"/>
+            <w:shd w:val="clear" w:color="auto" w:fill="FFF2CC"/>
+          </w:tcPr>
+          <w:p>
+            <w:r>
+              <w:rPr>
+                <w:sz w:val="17"/>
+              </w:rPr>
+              <w:t>CaseService</w:t>
+            </w:r>
+          </w:p>
+        </w:tc>
+        <w:tc>
+          <w:tcPr>
+            <w:tcW w:type="dxa" w:w="1701"/>
+            <w:shd w:val="clear" w:color="auto" w:fill="FFF2CC"/>
+          </w:tcPr>
+          <w:p>
+            <w:r>
+              <w:rPr>
+                <w:sz w:val="17"/>
+              </w:rPr>
+              <w:t>Замещён C#-классом (toggle=1)</w:t>
+            </w:r>
+          </w:p>
+        </w:tc>
+        <w:tc>
+          <w:tcPr>
+            <w:tcW w:type="dxa" w:w="7087"/>
+            <w:shd w:val="clear" w:color="auto" w:fill="FFF2CC"/>
+          </w:tcPr>
+          <w:p>
+            <w:r>
+              <w:rPr>
+                <w:sz w:val="17"/>
+              </w:rPr>
+              <w:t>BPMN-версия того же. Оркестратор: читает CaseNotificationRule, вызывает подпроцесс SendEmailToCaseContactPersonsProcess</w:t>
+            </w:r>
+          </w:p>
+        </w:tc>
+      </w:tr>
+      <w:tr>
+        <w:tc>
+          <w:tcPr>
+            <w:tcW w:type="dxa" w:w="3118"/>
+            <w:shd w:val="clear" w:color="auto" w:fill="EBF3FB"/>
+          </w:tcPr>
+          <w:p>
+            <w:r>
+              <w:rPr>
+                <w:sz w:val="17"/>
+              </w:rPr>
+              <w:t>SendEmailToCaseContactPersonsProcess</w:t>
+            </w:r>
+          </w:p>
+        </w:tc>
+        <w:tc>
+          <w:tcPr>
+            <w:tcW w:type="dxa" w:w="1134"/>
+            <w:shd w:val="clear" w:color="auto" w:fill="EBF3FB"/>
+          </w:tcPr>
+          <w:p>
+            <w:r>
+              <w:rPr>
+                <w:sz w:val="17"/>
+              </w:rPr>
+              <w:t>BPMN</w:t>
             </w:r>
           </w:p>
         </w:tc>
@@ -4600,7 +5305,271 @@
               <w:rPr>
                 <w:sz w:val="17"/>
               </w:rPr>
+              <w:t>CaseService</w:t>
+            </w:r>
+          </w:p>
+        </w:tc>
+        <w:tc>
+          <w:tcPr>
+            <w:tcW w:type="dxa" w:w="1701"/>
+            <w:shd w:val="clear" w:color="auto" w:fill="EBF3FB"/>
+          </w:tcPr>
+          <w:p>
+            <w:r>
+              <w:rPr>
+                <w:sz w:val="17"/>
+              </w:rPr>
+              <w:t>Активен (подпроцесс)</w:t>
+            </w:r>
+          </w:p>
+        </w:tc>
+        <w:tc>
+          <w:tcPr>
+            <w:tcW w:type="dxa" w:w="7087"/>
+            <w:shd w:val="clear" w:color="auto" w:fill="EBF3FB"/>
+          </w:tcPr>
+          <w:p>
+            <w:r>
+              <w:rPr>
+                <w:sz w:val="17"/>
+              </w:rPr>
+              <w:t>Хаб отправки клиенту. Разветвляет на 4 подпроцесса: контакт/инициатор x legacy/ML</w:t>
+            </w:r>
+          </w:p>
+        </w:tc>
+      </w:tr>
+      <w:tr>
+        <w:tc>
+          <w:tcPr>
+            <w:tcW w:type="dxa" w:w="3118"/>
+          </w:tcPr>
+          <w:p>
+            <w:r>
+              <w:rPr>
+                <w:sz w:val="17"/>
+              </w:rPr>
+              <w:t>SendEmailToCaseContactProcessMultiLanguage</w:t>
+            </w:r>
+          </w:p>
+        </w:tc>
+        <w:tc>
+          <w:tcPr>
+            <w:tcW w:type="dxa" w:w="1134"/>
+          </w:tcPr>
+          <w:p>
+            <w:r>
+              <w:rPr>
+                <w:sz w:val="17"/>
+              </w:rPr>
+              <w:t>BPMN</w:t>
+            </w:r>
+          </w:p>
+        </w:tc>
+        <w:tc>
+          <w:tcPr>
+            <w:tcW w:type="dxa" w:w="1417"/>
+          </w:tcPr>
+          <w:p>
+            <w:r>
+              <w:rPr>
+                <w:sz w:val="17"/>
+              </w:rPr>
+              <w:t>CaseService</w:t>
+            </w:r>
+          </w:p>
+        </w:tc>
+        <w:tc>
+          <w:tcPr>
+            <w:tcW w:type="dxa" w:w="1701"/>
+          </w:tcPr>
+          <w:p>
+            <w:r>
+              <w:rPr>
+                <w:sz w:val="17"/>
+              </w:rPr>
+              <w:t>Активен (подпроцесс)</w:t>
+            </w:r>
+          </w:p>
+        </w:tc>
+        <w:tc>
+          <w:tcPr>
+            <w:tcW w:type="dxa" w:w="7087"/>
+          </w:tcPr>
+          <w:p>
+            <w:r>
+              <w:rPr>
+                <w:sz w:val="17"/>
+              </w:rPr>
+              <w:t>Подпроцесс хаба: отправка контакту через EmailWithMacrosManager.SendEmail() (мультиязычный)</w:t>
+            </w:r>
+          </w:p>
+        </w:tc>
+      </w:tr>
+      <w:tr>
+        <w:tc>
+          <w:tcPr>
+            <w:tcW w:type="dxa" w:w="3118"/>
+            <w:shd w:val="clear" w:color="auto" w:fill="FFF2CC"/>
+          </w:tcPr>
+          <w:p>
+            <w:r>
+              <w:rPr>
+                <w:sz w:val="17"/>
+              </w:rPr>
+              <w:t>SendEmailToCaseContactProcess</w:t>
+            </w:r>
+          </w:p>
+        </w:tc>
+        <w:tc>
+          <w:tcPr>
+            <w:tcW w:type="dxa" w:w="1134"/>
+            <w:shd w:val="clear" w:color="auto" w:fill="FFF2CC"/>
+          </w:tcPr>
+          <w:p>
+            <w:r>
+              <w:rPr>
+                <w:sz w:val="17"/>
+              </w:rPr>
+              <w:t>BPMN</w:t>
+            </w:r>
+          </w:p>
+        </w:tc>
+        <w:tc>
+          <w:tcPr>
+            <w:tcW w:type="dxa" w:w="1417"/>
+            <w:shd w:val="clear" w:color="auto" w:fill="FFF2CC"/>
+          </w:tcPr>
+          <w:p>
+            <w:r>
+              <w:rPr>
+                <w:sz w:val="17"/>
+              </w:rPr>
+              <w:t>Case</w:t>
+            </w:r>
+          </w:p>
+        </w:tc>
+        <w:tc>
+          <w:tcPr>
+            <w:tcW w:type="dxa" w:w="1701"/>
+            <w:shd w:val="clear" w:color="auto" w:fill="FFF2CC"/>
+          </w:tcPr>
+          <w:p>
+            <w:r>
+              <w:rPr>
+                <w:sz w:val="17"/>
+              </w:rPr>
+              <w:t>Legacy (подпроцесс)</w:t>
+            </w:r>
+          </w:p>
+        </w:tc>
+        <w:tc>
+          <w:tcPr>
+            <w:tcW w:type="dxa" w:w="7087"/>
+            <w:shd w:val="clear" w:color="auto" w:fill="FFF2CC"/>
+          </w:tcPr>
+          <w:p>
+            <w:r>
+              <w:rPr>
+                <w:sz w:val="17"/>
+              </w:rPr>
+              <w:t>Подпроцесс хаба: отправка контакту (без мультиязычности)</w:t>
+            </w:r>
+          </w:p>
+        </w:tc>
+      </w:tr>
+      <w:tr>
+        <w:tc>
+          <w:tcPr>
+            <w:tcW w:type="dxa" w:w="3118"/>
+          </w:tcPr>
+          <w:p>
+            <w:r>
+              <w:rPr>
+                <w:sz w:val="17"/>
+              </w:rPr>
+              <w:t>UsrProcess_send_reg_mail</w:t>
+            </w:r>
+          </w:p>
+        </w:tc>
+        <w:tc>
+          <w:tcPr>
+            <w:tcW w:type="dxa" w:w="1134"/>
+          </w:tcPr>
+          <w:p>
+            <w:r>
+              <w:rPr>
+                <w:sz w:val="17"/>
+              </w:rPr>
+              <w:t>BPMN</w:t>
+            </w:r>
+          </w:p>
+        </w:tc>
+        <w:tc>
+          <w:tcPr>
+            <w:tcW w:type="dxa" w:w="1417"/>
+          </w:tcPr>
+          <w:p>
+            <w:r>
+              <w:rPr>
+                <w:sz w:val="17"/>
+              </w:rPr>
               <w:t>CTI</w:t>
+            </w:r>
+          </w:p>
+        </w:tc>
+        <w:tc>
+          <w:tcPr>
+            <w:tcW w:type="dxa" w:w="1701"/>
+          </w:tcPr>
+          <w:p>
+            <w:r>
+              <w:rPr>
+                <w:sz w:val="17"/>
+              </w:rPr>
+              <w:t>Активен</w:t>
+            </w:r>
+          </w:p>
+        </w:tc>
+        <w:tc>
+          <w:tcPr>
+            <w:tcW w:type="dxa" w:w="7087"/>
+          </w:tcPr>
+          <w:p>
+            <w:r>
+              <w:rPr>
+                <w:sz w:val="17"/>
+              </w:rPr>
+              <w:t>Email заказчику о регистрации обращения (не покрывается CaseNotificationRule, т.к. создание != смена статуса)</w:t>
+            </w:r>
+          </w:p>
+        </w:tc>
+      </w:tr>
+      <w:tr>
+        <w:tc>
+          <w:tcPr>
+            <w:tcW w:type="dxa" w:w="3118"/>
+            <w:shd w:val="clear" w:color="auto" w:fill="EBF3FB"/>
+          </w:tcPr>
+          <w:p>
+            <w:r>
+              <w:rPr>
+                <w:sz w:val="17"/>
+              </w:rPr>
+              <w:t>CasePortalMessageHistoryNotificationProcessMultiLanguage</w:t>
+            </w:r>
+          </w:p>
+        </w:tc>
+        <w:tc>
+          <w:tcPr>
+            <w:tcW w:type="dxa" w:w="1134"/>
+            <w:shd w:val="clear" w:color="auto" w:fill="EBF3FB"/>
+          </w:tcPr>
+          <w:p>
+            <w:r>
+              <w:rPr>
+                <w:sz w:val="17"/>
+              </w:rPr>
+              <w:t>BPMN</w:t>
             </w:r>
           </w:p>
         </w:tc>
@@ -4614,13 +5583,27 @@
               <w:rPr>
                 <w:sz w:val="17"/>
               </w:rPr>
+              <w:t>Portal</w:t>
+            </w:r>
+          </w:p>
+        </w:tc>
+        <w:tc>
+          <w:tcPr>
+            <w:tcW w:type="dxa" w:w="1701"/>
+            <w:shd w:val="clear" w:color="auto" w:fill="EBF3FB"/>
+          </w:tcPr>
+          <w:p>
+            <w:r>
+              <w:rPr>
+                <w:sz w:val="17"/>
+              </w:rPr>
               <w:t>Активен</w:t>
             </w:r>
           </w:p>
         </w:tc>
         <w:tc>
           <w:tcPr>
-            <w:tcW w:type="dxa" w:w="6520"/>
+            <w:tcW w:type="dxa" w:w="7087"/>
             <w:shd w:val="clear" w:color="auto" w:fill="EBF3FB"/>
           </w:tcPr>
           <w:p>
@@ -4628,7 +5611,7 @@
               <w:rPr>
                 <w:sz w:val="17"/>
               </w:rPr>
-              <w:t>Отправка уведомлений заказчику о регистрации обращения</w:t>
+              <w:t>Email клиенту + email сотруднику при сообщении с портала</w:t>
             </w:r>
           </w:p>
         </w:tc>
@@ -4637,65 +5620,193 @@
         <w:tc>
           <w:tcPr>
             <w:tcW w:type="dxa" w:w="3118"/>
-          </w:tcPr>
-          <w:p>
-            <w:r>
-              <w:rPr>
-                <w:sz w:val="17"/>
-              </w:rPr>
-              <w:t>UsrSendEmailToSROwnerCustom1</w:t>
+            <w:shd w:val="clear" w:color="auto" w:fill="FFF2CC"/>
+          </w:tcPr>
+          <w:p>
+            <w:r>
+              <w:rPr>
+                <w:sz w:val="17"/>
+              </w:rPr>
+              <w:t>CasePortalMessageHistoryNotificationProcess</w:t>
+            </w:r>
+          </w:p>
+        </w:tc>
+        <w:tc>
+          <w:tcPr>
+            <w:tcW w:type="dxa" w:w="1134"/>
+            <w:shd w:val="clear" w:color="auto" w:fill="FFF2CC"/>
+          </w:tcPr>
+          <w:p>
+            <w:r>
+              <w:rPr>
+                <w:sz w:val="17"/>
+              </w:rPr>
+              <w:t>BPMN</w:t>
+            </w:r>
+          </w:p>
+        </w:tc>
+        <w:tc>
+          <w:tcPr>
+            <w:tcW w:type="dxa" w:w="1417"/>
+            <w:shd w:val="clear" w:color="auto" w:fill="FFF2CC"/>
+          </w:tcPr>
+          <w:p>
+            <w:r>
+              <w:rPr>
+                <w:sz w:val="17"/>
+              </w:rPr>
+              <w:t>Portal</w:t>
             </w:r>
           </w:p>
         </w:tc>
         <w:tc>
           <w:tcPr>
             <w:tcW w:type="dxa" w:w="1701"/>
-          </w:tcPr>
-          <w:p>
-            <w:r>
-              <w:rPr>
-                <w:sz w:val="17"/>
-              </w:rPr>
-              <w:t>BPMN-процесс</w:t>
+            <w:shd w:val="clear" w:color="auto" w:fill="FFF2CC"/>
+          </w:tcPr>
+          <w:p>
+            <w:r>
+              <w:rPr>
+                <w:sz w:val="17"/>
+              </w:rPr>
+              <w:t>Legacy-версия</w:t>
+            </w:r>
+          </w:p>
+        </w:tc>
+        <w:tc>
+          <w:tcPr>
+            <w:tcW w:type="dxa" w:w="7087"/>
+            <w:shd w:val="clear" w:color="auto" w:fill="FFF2CC"/>
+          </w:tcPr>
+          <w:p>
+            <w:r>
+              <w:rPr>
+                <w:sz w:val="17"/>
+              </w:rPr>
+              <w:t>То же без мультиязычности</w:t>
+            </w:r>
+          </w:p>
+        </w:tc>
+      </w:tr>
+    </w:tbl>
+    <w:p/>
+    <w:p>
+      <w:pPr>
+        <w:pStyle w:val="Heading2"/>
+      </w:pPr>
+      <w:r>
+        <w:rPr>
+          <w:color w:val="1F3964"/>
+        </w:rPr>
+        <w:t>7.2 Уведомления сотрудникам</w:t>
+      </w:r>
+    </w:p>
+    <w:tbl>
+      <w:tblPr>
+        <w:tblStyle w:val="TableGrid"/>
+        <w:tblW w:type="auto" w:w="0"/>
+        <w:tblLook w:firstColumn="1" w:firstRow="1" w:lastColumn="0" w:lastRow="0" w:noHBand="0" w:noVBand="1" w:val="04A0"/>
+      </w:tblPr>
+      <w:tblGrid>
+        <w:gridCol w:w="2828"/>
+        <w:gridCol w:w="2828"/>
+        <w:gridCol w:w="2828"/>
+        <w:gridCol w:w="2828"/>
+        <w:gridCol w:w="2828"/>
+      </w:tblGrid>
+      <w:tr>
+        <w:tc>
+          <w:tcPr>
+            <w:tcW w:type="dxa" w:w="3118"/>
+            <w:shd w:val="clear" w:color="auto" w:fill="2E74B5"/>
+          </w:tcPr>
+          <w:p>
+            <w:pPr>
+              <w:jc w:val="center"/>
+            </w:pPr>
+            <w:r>
+              <w:rPr>
+                <w:b/>
+                <w:color w:val="FFFFFF"/>
+                <w:sz w:val="17"/>
+              </w:rPr>
+              <w:t>Системное имя</w:t>
+            </w:r>
+          </w:p>
+        </w:tc>
+        <w:tc>
+          <w:tcPr>
+            <w:tcW w:type="dxa" w:w="1134"/>
+            <w:shd w:val="clear" w:color="auto" w:fill="2E74B5"/>
+          </w:tcPr>
+          <w:p>
+            <w:pPr>
+              <w:jc w:val="center"/>
+            </w:pPr>
+            <w:r>
+              <w:rPr>
+                <w:b/>
+                <w:color w:val="FFFFFF"/>
+                <w:sz w:val="17"/>
+              </w:rPr>
+              <w:t>Тип</w:t>
             </w:r>
           </w:p>
         </w:tc>
         <w:tc>
           <w:tcPr>
             <w:tcW w:type="dxa" w:w="1417"/>
-          </w:tcPr>
-          <w:p>
-            <w:r>
-              <w:rPr>
-                <w:sz w:val="17"/>
-              </w:rPr>
-              <w:t>CTI</w:t>
-            </w:r>
-          </w:p>
-        </w:tc>
-        <w:tc>
-          <w:tcPr>
-            <w:tcW w:type="dxa" w:w="1417"/>
-          </w:tcPr>
-          <w:p>
-            <w:r>
-              <w:rPr>
-                <w:sz w:val="17"/>
-              </w:rPr>
-              <w:t>Активен</w:t>
-            </w:r>
-          </w:p>
-        </w:tc>
-        <w:tc>
-          <w:tcPr>
-            <w:tcW w:type="dxa" w:w="6520"/>
-          </w:tcPr>
-          <w:p>
-            <w:r>
-              <w:rPr>
-                <w:sz w:val="17"/>
-              </w:rPr>
-              <w:t>Email ответственному при назначении (замещает SendEmailToSROwner из CaseService)</w:t>
+            <w:shd w:val="clear" w:color="auto" w:fill="2E74B5"/>
+          </w:tcPr>
+          <w:p>
+            <w:pPr>
+              <w:jc w:val="center"/>
+            </w:pPr>
+            <w:r>
+              <w:rPr>
+                <w:b/>
+                <w:color w:val="FFFFFF"/>
+                <w:sz w:val="17"/>
+              </w:rPr>
+              <w:t>Пакет</w:t>
+            </w:r>
+          </w:p>
+        </w:tc>
+        <w:tc>
+          <w:tcPr>
+            <w:tcW w:type="dxa" w:w="1701"/>
+            <w:shd w:val="clear" w:color="auto" w:fill="2E74B5"/>
+          </w:tcPr>
+          <w:p>
+            <w:pPr>
+              <w:jc w:val="center"/>
+            </w:pPr>
+            <w:r>
+              <w:rPr>
+                <w:b/>
+                <w:color w:val="FFFFFF"/>
+                <w:sz w:val="17"/>
+              </w:rPr>
+              <w:t>Статус на проде</w:t>
+            </w:r>
+          </w:p>
+        </w:tc>
+        <w:tc>
+          <w:tcPr>
+            <w:tcW w:type="dxa" w:w="7087"/>
+            <w:shd w:val="clear" w:color="auto" w:fill="2E74B5"/>
+          </w:tcPr>
+          <w:p>
+            <w:pPr>
+              <w:jc w:val="center"/>
+            </w:pPr>
+            <w:r>
+              <w:rPr>
+                <w:b/>
+                <w:color w:val="FFFFFF"/>
+                <w:sz w:val="17"/>
+              </w:rPr>
+              <w:t>Описание</w:t>
             </w:r>
           </w:p>
         </w:tc>
@@ -4704,6 +5815,78 @@
         <w:tc>
           <w:tcPr>
             <w:tcW w:type="dxa" w:w="3118"/>
+            <w:shd w:val="clear" w:color="auto" w:fill="EBF3FB"/>
+          </w:tcPr>
+          <w:p>
+            <w:r>
+              <w:rPr>
+                <w:sz w:val="17"/>
+              </w:rPr>
+              <w:t>UsrSendEmailToSROwnerCustom1</w:t>
+            </w:r>
+          </w:p>
+        </w:tc>
+        <w:tc>
+          <w:tcPr>
+            <w:tcW w:type="dxa" w:w="1134"/>
+            <w:shd w:val="clear" w:color="auto" w:fill="EBF3FB"/>
+          </w:tcPr>
+          <w:p>
+            <w:r>
+              <w:rPr>
+                <w:sz w:val="17"/>
+              </w:rPr>
+              <w:t>BPMN</w:t>
+            </w:r>
+          </w:p>
+        </w:tc>
+        <w:tc>
+          <w:tcPr>
+            <w:tcW w:type="dxa" w:w="1417"/>
+            <w:shd w:val="clear" w:color="auto" w:fill="EBF3FB"/>
+          </w:tcPr>
+          <w:p>
+            <w:r>
+              <w:rPr>
+                <w:sz w:val="17"/>
+              </w:rPr>
+              <w:t>CTI</w:t>
+            </w:r>
+          </w:p>
+        </w:tc>
+        <w:tc>
+          <w:tcPr>
+            <w:tcW w:type="dxa" w:w="1701"/>
+            <w:shd w:val="clear" w:color="auto" w:fill="EBF3FB"/>
+          </w:tcPr>
+          <w:p>
+            <w:r>
+              <w:rPr>
+                <w:sz w:val="17"/>
+              </w:rPr>
+              <w:t>Активен</w:t>
+            </w:r>
+          </w:p>
+        </w:tc>
+        <w:tc>
+          <w:tcPr>
+            <w:tcW w:type="dxa" w:w="7087"/>
+            <w:shd w:val="clear" w:color="auto" w:fill="EBF3FB"/>
+          </w:tcPr>
+          <w:p>
+            <w:r>
+              <w:rPr>
+                <w:sz w:val="17"/>
+              </w:rPr>
+              <w:t>Email ответственному при назначении. Замещает SendEmailToSROwner. Два StartSignal: назначение + создание с ответственным. Ветвление «Происхождение по email» для threading</w:t>
+            </w:r>
+          </w:p>
+        </w:tc>
+      </w:tr>
+      <w:tr>
+        <w:tc>
+          <w:tcPr>
+            <w:tcW w:type="dxa" w:w="3118"/>
             <w:shd w:val="clear" w:color="auto" w:fill="FFF2CC"/>
           </w:tcPr>
           <w:p>
@@ -4711,7 +5894,35 @@
               <w:rPr>
                 <w:sz w:val="17"/>
               </w:rPr>
-              <w:t>UsrSendNotificationToCaseOwnerCustom1</w:t>
+              <w:t>SendEmailToSROwner</w:t>
+            </w:r>
+          </w:p>
+        </w:tc>
+        <w:tc>
+          <w:tcPr>
+            <w:tcW w:type="dxa" w:w="1134"/>
+            <w:shd w:val="clear" w:color="auto" w:fill="FFF2CC"/>
+          </w:tcPr>
+          <w:p>
+            <w:r>
+              <w:rPr>
+                <w:sz w:val="17"/>
+              </w:rPr>
+              <w:t>BPMN</w:t>
+            </w:r>
+          </w:p>
+        </w:tc>
+        <w:tc>
+          <w:tcPr>
+            <w:tcW w:type="dxa" w:w="1417"/>
+            <w:shd w:val="clear" w:color="auto" w:fill="FFF2CC"/>
+          </w:tcPr>
+          <w:p>
+            <w:r>
+              <w:rPr>
+                <w:sz w:val="17"/>
+              </w:rPr>
+              <w:t>CaseService</w:t>
             </w:r>
           </w:p>
         </w:tc>
@@ -4725,7 +5936,123 @@
               <w:rPr>
                 <w:sz w:val="17"/>
               </w:rPr>
-              <w:t>BPMN-процесс</w:t>
+              <w:t>Замещён (CTI)</w:t>
+            </w:r>
+          </w:p>
+        </w:tc>
+        <w:tc>
+          <w:tcPr>
+            <w:tcW w:type="dxa" w:w="7087"/>
+            <w:shd w:val="clear" w:color="auto" w:fill="FFF2CC"/>
+          </w:tcPr>
+          <w:p>
+            <w:r>
+              <w:rPr>
+                <w:sz w:val="17"/>
+              </w:rPr>
+              <w:t>Родитель UsrSendEmailToSROwnerCustom1. Не выполняется — замещён потомком</w:t>
+            </w:r>
+          </w:p>
+        </w:tc>
+      </w:tr>
+      <w:tr>
+        <w:tc>
+          <w:tcPr>
+            <w:tcW w:type="dxa" w:w="3118"/>
+            <w:shd w:val="clear" w:color="auto" w:fill="EBF3FB"/>
+          </w:tcPr>
+          <w:p>
+            <w:r>
+              <w:rPr>
+                <w:sz w:val="17"/>
+              </w:rPr>
+              <w:t>RunSendEmailToCaseGroupV2</w:t>
+            </w:r>
+          </w:p>
+        </w:tc>
+        <w:tc>
+          <w:tcPr>
+            <w:tcW w:type="dxa" w:w="1134"/>
+            <w:shd w:val="clear" w:color="auto" w:fill="EBF3FB"/>
+          </w:tcPr>
+          <w:p>
+            <w:r>
+              <w:rPr>
+                <w:sz w:val="17"/>
+              </w:rPr>
+              <w:t>BPMN</w:t>
+            </w:r>
+          </w:p>
+        </w:tc>
+        <w:tc>
+          <w:tcPr>
+            <w:tcW w:type="dxa" w:w="1417"/>
+            <w:shd w:val="clear" w:color="auto" w:fill="EBF3FB"/>
+          </w:tcPr>
+          <w:p>
+            <w:r>
+              <w:rPr>
+                <w:sz w:val="17"/>
+              </w:rPr>
+              <w:t>CaseService</w:t>
+            </w:r>
+          </w:p>
+        </w:tc>
+        <w:tc>
+          <w:tcPr>
+            <w:tcW w:type="dxa" w:w="1701"/>
+            <w:shd w:val="clear" w:color="auto" w:fill="EBF3FB"/>
+          </w:tcPr>
+          <w:p>
+            <w:r>
+              <w:rPr>
+                <w:sz w:val="17"/>
+              </w:rPr>
+              <w:t>Активен</w:t>
+            </w:r>
+          </w:p>
+        </w:tc>
+        <w:tc>
+          <w:tcPr>
+            <w:tcW w:type="dxa" w:w="7087"/>
+            <w:shd w:val="clear" w:color="auto" w:fill="EBF3FB"/>
+          </w:tcPr>
+          <w:p>
+            <w:r>
+              <w:rPr>
+                <w:sz w:val="17"/>
+              </w:rPr>
+              <w:t>Email всей группе при назначении. StartSignal: Case создан/изменён, Owner=NULL + Group!=NULL. Собирает email всех пользователей группы через SysUserInRole</w:t>
+            </w:r>
+          </w:p>
+        </w:tc>
+      </w:tr>
+      <w:tr>
+        <w:tc>
+          <w:tcPr>
+            <w:tcW w:type="dxa" w:w="3118"/>
+            <w:shd w:val="clear" w:color="auto" w:fill="FFF2CC"/>
+          </w:tcPr>
+          <w:p>
+            <w:r>
+              <w:rPr>
+                <w:sz w:val="17"/>
+              </w:rPr>
+              <w:t>SendEmailToCaseGroup</w:t>
+            </w:r>
+          </w:p>
+        </w:tc>
+        <w:tc>
+          <w:tcPr>
+            <w:tcW w:type="dxa" w:w="1134"/>
+            <w:shd w:val="clear" w:color="auto" w:fill="FFF2CC"/>
+          </w:tcPr>
+          <w:p>
+            <w:r>
+              <w:rPr>
+                <w:sz w:val="17"/>
+              </w:rPr>
+              <w:t>BPMN</w:t>
             </w:r>
           </w:p>
         </w:tc>
@@ -4739,7 +6066,348 @@
               <w:rPr>
                 <w:sz w:val="17"/>
               </w:rPr>
+              <w:t>CaseService</w:t>
+            </w:r>
+          </w:p>
+        </w:tc>
+        <w:tc>
+          <w:tcPr>
+            <w:tcW w:type="dxa" w:w="1701"/>
+            <w:shd w:val="clear" w:color="auto" w:fill="FFF2CC"/>
+          </w:tcPr>
+          <w:p>
+            <w:r>
+              <w:rPr>
+                <w:sz w:val="17"/>
+              </w:rPr>
+              <w:t>Legacy</w:t>
+            </w:r>
+          </w:p>
+        </w:tc>
+        <w:tc>
+          <w:tcPr>
+            <w:tcW w:type="dxa" w:w="7087"/>
+            <w:shd w:val="clear" w:color="auto" w:fill="FFF2CC"/>
+          </w:tcPr>
+          <w:p>
+            <w:r>
+              <w:rPr>
+                <w:sz w:val="17"/>
+              </w:rPr>
+              <w:t>Родитель RunSendEmailToCaseGroupV2. Вызывается как fallback</w:t>
+            </w:r>
+          </w:p>
+        </w:tc>
+      </w:tr>
+      <w:tr>
+        <w:tc>
+          <w:tcPr>
+            <w:tcW w:type="dxa" w:w="3118"/>
+            <w:shd w:val="clear" w:color="auto" w:fill="EBF3FB"/>
+          </w:tcPr>
+          <w:p>
+            <w:r>
+              <w:rPr>
+                <w:sz w:val="17"/>
+              </w:rPr>
+              <w:t>UsrProcess_0c71a12CTI5</w:t>
+            </w:r>
+          </w:p>
+        </w:tc>
+        <w:tc>
+          <w:tcPr>
+            <w:tcW w:type="dxa" w:w="1134"/>
+            <w:shd w:val="clear" w:color="auto" w:fill="EBF3FB"/>
+          </w:tcPr>
+          <w:p>
+            <w:r>
+              <w:rPr>
+                <w:sz w:val="17"/>
+              </w:rPr>
+              <w:t>BPMN</w:t>
+            </w:r>
+          </w:p>
+        </w:tc>
+        <w:tc>
+          <w:tcPr>
+            <w:tcW w:type="dxa" w:w="1417"/>
+            <w:shd w:val="clear" w:color="auto" w:fill="EBF3FB"/>
+          </w:tcPr>
+          <w:p>
+            <w:r>
+              <w:rPr>
+                <w:sz w:val="17"/>
+              </w:rPr>
               <w:t>CTI</w:t>
+            </w:r>
+          </w:p>
+        </w:tc>
+        <w:tc>
+          <w:tcPr>
+            <w:tcW w:type="dxa" w:w="1701"/>
+            <w:shd w:val="clear" w:color="auto" w:fill="EBF3FB"/>
+          </w:tcPr>
+          <w:p>
+            <w:r>
+              <w:rPr>
+                <w:sz w:val="17"/>
+              </w:rPr>
+              <w:t>Активен</w:t>
+            </w:r>
+          </w:p>
+        </w:tc>
+        <w:tc>
+          <w:tcPr>
+            <w:tcW w:type="dxa" w:w="7087"/>
+            <w:shd w:val="clear" w:color="auto" w:fill="EBF3FB"/>
+          </w:tcPr>
+          <w:p>
+            <w:r>
+              <w:rPr>
+                <w:sz w:val="17"/>
+              </w:rPr>
+              <w:t>Email ответственному при переходе в «Получен ответ». StartSignal на изменение Case.StatusId. Шаблон: «Добавление нового email по обращению». CC: роль «1-я линия». CreateActivity=false</w:t>
+            </w:r>
+          </w:p>
+        </w:tc>
+      </w:tr>
+      <w:tr>
+        <w:tc>
+          <w:tcPr>
+            <w:tcW w:type="dxa" w:w="3118"/>
+          </w:tcPr>
+          <w:p>
+            <w:r>
+              <w:rPr>
+                <w:sz w:val="17"/>
+              </w:rPr>
+              <w:t>ReopenCaseAndNotifyAssignee</w:t>
+            </w:r>
+          </w:p>
+        </w:tc>
+        <w:tc>
+          <w:tcPr>
+            <w:tcW w:type="dxa" w:w="1134"/>
+          </w:tcPr>
+          <w:p>
+            <w:r>
+              <w:rPr>
+                <w:sz w:val="17"/>
+              </w:rPr>
+              <w:t>C#-класс</w:t>
+            </w:r>
+          </w:p>
+        </w:tc>
+        <w:tc>
+          <w:tcPr>
+            <w:tcW w:type="dxa" w:w="1417"/>
+          </w:tcPr>
+          <w:p>
+            <w:r>
+              <w:rPr>
+                <w:sz w:val="17"/>
+              </w:rPr>
+              <w:t>CaseService</w:t>
+            </w:r>
+          </w:p>
+        </w:tc>
+        <w:tc>
+          <w:tcPr>
+            <w:tcW w:type="dxa" w:w="1701"/>
+          </w:tcPr>
+          <w:p>
+            <w:r>
+              <w:rPr>
+                <w:sz w:val="17"/>
+              </w:rPr>
+              <w:t>Активен (toggle=1)</w:t>
+            </w:r>
+          </w:p>
+        </w:tc>
+        <w:tc>
+          <w:tcPr>
+            <w:tcW w:type="dxa" w:w="7087"/>
+          </w:tcPr>
+          <w:p>
+            <w:r>
+              <w:rPr>
+                <w:sz w:val="17"/>
+              </w:rPr>
+              <w:t>Push (Reminding) ответственному при ЛЮБОМ входящем email. Также меняет статус на «Получен ответ» (если IsResolved/IsPaused)</w:t>
+            </w:r>
+          </w:p>
+        </w:tc>
+      </w:tr>
+      <w:tr>
+        <w:tc>
+          <w:tcPr>
+            <w:tcW w:type="dxa" w:w="3118"/>
+            <w:shd w:val="clear" w:color="auto" w:fill="EBF3FB"/>
+          </w:tcPr>
+          <w:p>
+            <w:r>
+              <w:rPr>
+                <w:sz w:val="17"/>
+              </w:rPr>
+              <w:t>RunSendNotificationCaseOwnerProcess</w:t>
+            </w:r>
+          </w:p>
+        </w:tc>
+        <w:tc>
+          <w:tcPr>
+            <w:tcW w:type="dxa" w:w="1134"/>
+            <w:shd w:val="clear" w:color="auto" w:fill="EBF3FB"/>
+          </w:tcPr>
+          <w:p>
+            <w:r>
+              <w:rPr>
+                <w:sz w:val="17"/>
+              </w:rPr>
+              <w:t>BPMN</w:t>
+            </w:r>
+          </w:p>
+        </w:tc>
+        <w:tc>
+          <w:tcPr>
+            <w:tcW w:type="dxa" w:w="1417"/>
+            <w:shd w:val="clear" w:color="auto" w:fill="EBF3FB"/>
+          </w:tcPr>
+          <w:p>
+            <w:r>
+              <w:rPr>
+                <w:sz w:val="17"/>
+              </w:rPr>
+              <w:t>CaseService</w:t>
+            </w:r>
+          </w:p>
+        </w:tc>
+        <w:tc>
+          <w:tcPr>
+            <w:tcW w:type="dxa" w:w="1701"/>
+            <w:shd w:val="clear" w:color="auto" w:fill="EBF3FB"/>
+          </w:tcPr>
+          <w:p>
+            <w:r>
+              <w:rPr>
+                <w:sz w:val="17"/>
+              </w:rPr>
+              <w:t>Активен (оркестратор)</w:t>
+            </w:r>
+          </w:p>
+        </w:tc>
+        <w:tc>
+          <w:tcPr>
+            <w:tcW w:type="dxa" w:w="7087"/>
+            <w:shd w:val="clear" w:color="auto" w:fill="EBF3FB"/>
+          </w:tcPr>
+          <w:p>
+            <w:r>
+              <w:rPr>
+                <w:sz w:val="17"/>
+              </w:rPr>
+              <w:t>Оркестратор: при входящем email выбирает путь (C# или BPMN) по feature-toggle</w:t>
+            </w:r>
+          </w:p>
+        </w:tc>
+      </w:tr>
+      <w:tr>
+        <w:tc>
+          <w:tcPr>
+            <w:tcW w:type="dxa" w:w="3118"/>
+            <w:shd w:val="clear" w:color="auto" w:fill="FCE4D6"/>
+          </w:tcPr>
+          <w:p>
+            <w:r>
+              <w:rPr>
+                <w:sz w:val="17"/>
+              </w:rPr>
+              <w:t>UsrSendNotificationToCaseOwnerCustom1</w:t>
+            </w:r>
+          </w:p>
+        </w:tc>
+        <w:tc>
+          <w:tcPr>
+            <w:tcW w:type="dxa" w:w="1134"/>
+            <w:shd w:val="clear" w:color="auto" w:fill="FCE4D6"/>
+          </w:tcPr>
+          <w:p>
+            <w:r>
+              <w:rPr>
+                <w:sz w:val="17"/>
+              </w:rPr>
+              <w:t>BPMN</w:t>
+            </w:r>
+          </w:p>
+        </w:tc>
+        <w:tc>
+          <w:tcPr>
+            <w:tcW w:type="dxa" w:w="1417"/>
+            <w:shd w:val="clear" w:color="auto" w:fill="FCE4D6"/>
+          </w:tcPr>
+          <w:p>
+            <w:r>
+              <w:rPr>
+                <w:sz w:val="17"/>
+              </w:rPr>
+              <w:t>CTI</w:t>
+            </w:r>
+          </w:p>
+        </w:tc>
+        <w:tc>
+          <w:tcPr>
+            <w:tcW w:type="dxa" w:w="1701"/>
+            <w:shd w:val="clear" w:color="auto" w:fill="FCE4D6"/>
+          </w:tcPr>
+          <w:p>
+            <w:r>
+              <w:rPr>
+                <w:sz w:val="17"/>
+              </w:rPr>
+              <w:t>НЕ активен (toggle=1)</w:t>
+            </w:r>
+          </w:p>
+        </w:tc>
+        <w:tc>
+          <w:tcPr>
+            <w:tcW w:type="dxa" w:w="7087"/>
+            <w:shd w:val="clear" w:color="auto" w:fill="FCE4D6"/>
+          </w:tcPr>
+          <w:p>
+            <w:r>
+              <w:rPr>
+                <w:sz w:val="17"/>
+              </w:rPr>
+              <w:t>Замещает SendNotificationToCaseOwner. При toggle=1 обходится C#-классом. Функция: push + смена статуса</w:t>
+            </w:r>
+          </w:p>
+        </w:tc>
+      </w:tr>
+      <w:tr>
+        <w:tc>
+          <w:tcPr>
+            <w:tcW w:type="dxa" w:w="3118"/>
+            <w:shd w:val="clear" w:color="auto" w:fill="FFF2CC"/>
+          </w:tcPr>
+          <w:p>
+            <w:r>
+              <w:rPr>
+                <w:sz w:val="17"/>
+              </w:rPr>
+              <w:t>SendNotificationToCaseOwner</w:t>
+            </w:r>
+          </w:p>
+        </w:tc>
+        <w:tc>
+          <w:tcPr>
+            <w:tcW w:type="dxa" w:w="1134"/>
+            <w:shd w:val="clear" w:color="auto" w:fill="FFF2CC"/>
+          </w:tcPr>
+          <w:p>
+            <w:r>
+              <w:rPr>
+                <w:sz w:val="17"/>
+              </w:rPr>
+              <w:t>BPMN</w:t>
             </w:r>
           </w:p>
         </w:tc>
@@ -4753,15 +6421,13 @@
               <w:rPr>
                 <w:sz w:val="17"/>
               </w:rPr>
-              <w:t>НЕ активен</w:t>
-              <w:br/>
-              <w:t>(toggle=1)</w:t>
-            </w:r>
-          </w:p>
-        </w:tc>
-        <w:tc>
-          <w:tcPr>
-            <w:tcW w:type="dxa" w:w="6520"/>
+              <w:t>CaseService</w:t>
+            </w:r>
+          </w:p>
+        </w:tc>
+        <w:tc>
+          <w:tcPr>
+            <w:tcW w:type="dxa" w:w="1701"/>
             <w:shd w:val="clear" w:color="auto" w:fill="FFF2CC"/>
           </w:tcPr>
           <w:p>
@@ -4769,9 +6435,124 @@
               <w:rPr>
                 <w:sz w:val="17"/>
               </w:rPr>
-              <w:t>Переоткрытие + уведомление ответственного о новом комментарии</w:t>
-              <w:br/>
-              <w:t>(замещает SendNotificationToCaseOwner; при toggle=1 обходится C#-классом)</w:t>
+              <w:t>Замещён (CTI)</w:t>
+            </w:r>
+          </w:p>
+        </w:tc>
+        <w:tc>
+          <w:tcPr>
+            <w:tcW w:type="dxa" w:w="7087"/>
+            <w:shd w:val="clear" w:color="auto" w:fill="FFF2CC"/>
+          </w:tcPr>
+          <w:p>
+            <w:r>
+              <w:rPr>
+                <w:sz w:val="17"/>
+              </w:rPr>
+              <w:t>Родитель UsrSendNotificationToCaseOwnerCustom1</w:t>
+            </w:r>
+          </w:p>
+        </w:tc>
+      </w:tr>
+    </w:tbl>
+    <w:p/>
+    <w:p>
+      <w:pPr>
+        <w:pStyle w:val="Heading2"/>
+      </w:pPr>
+      <w:r>
+        <w:rPr>
+          <w:color w:val="1F3964"/>
+        </w:rPr>
+        <w:t>7.3 Оценка удовлетворённости (email клиенту)</w:t>
+      </w:r>
+    </w:p>
+    <w:tbl>
+      <w:tblPr>
+        <w:tblStyle w:val="TableGrid"/>
+        <w:tblW w:type="auto" w:w="0"/>
+        <w:tblLook w:firstColumn="1" w:firstRow="1" w:lastColumn="0" w:lastRow="0" w:noHBand="0" w:noVBand="1" w:val="04A0"/>
+      </w:tblPr>
+      <w:tblGrid>
+        <w:gridCol w:w="3535"/>
+        <w:gridCol w:w="3535"/>
+        <w:gridCol w:w="3535"/>
+        <w:gridCol w:w="3535"/>
+      </w:tblGrid>
+      <w:tr>
+        <w:tc>
+          <w:tcPr>
+            <w:tcW w:type="dxa" w:w="3402"/>
+            <w:shd w:val="clear" w:color="auto" w:fill="2E74B5"/>
+          </w:tcPr>
+          <w:p>
+            <w:pPr>
+              <w:jc w:val="center"/>
+            </w:pPr>
+            <w:r>
+              <w:rPr>
+                <w:b/>
+                <w:color w:val="FFFFFF"/>
+                <w:sz w:val="17"/>
+              </w:rPr>
+              <w:t>Системное имя</w:t>
+            </w:r>
+          </w:p>
+        </w:tc>
+        <w:tc>
+          <w:tcPr>
+            <w:tcW w:type="dxa" w:w="1134"/>
+            <w:shd w:val="clear" w:color="auto" w:fill="2E74B5"/>
+          </w:tcPr>
+          <w:p>
+            <w:pPr>
+              <w:jc w:val="center"/>
+            </w:pPr>
+            <w:r>
+              <w:rPr>
+                <w:b/>
+                <w:color w:val="FFFFFF"/>
+                <w:sz w:val="17"/>
+              </w:rPr>
+              <w:t>Тип</w:t>
+            </w:r>
+          </w:p>
+        </w:tc>
+        <w:tc>
+          <w:tcPr>
+            <w:tcW w:type="dxa" w:w="1417"/>
+            <w:shd w:val="clear" w:color="auto" w:fill="2E74B5"/>
+          </w:tcPr>
+          <w:p>
+            <w:pPr>
+              <w:jc w:val="center"/>
+            </w:pPr>
+            <w:r>
+              <w:rPr>
+                <w:b/>
+                <w:color w:val="FFFFFF"/>
+                <w:sz w:val="17"/>
+              </w:rPr>
+              <w:t>Пакет</w:t>
+            </w:r>
+          </w:p>
+        </w:tc>
+        <w:tc>
+          <w:tcPr>
+            <w:tcW w:type="dxa" w:w="8504"/>
+            <w:shd w:val="clear" w:color="auto" w:fill="2E74B5"/>
+          </w:tcPr>
+          <w:p>
+            <w:pPr>
+              <w:jc w:val="center"/>
+            </w:pPr>
+            <w:r>
+              <w:rPr>
+                <w:b/>
+                <w:color w:val="FFFFFF"/>
+                <w:sz w:val="17"/>
+              </w:rPr>
+              <w:t>Описание</w:t>
             </w:r>
           </w:p>
         </w:tc>
@@ -4779,78 +6560,57 @@
       <w:tr>
         <w:tc>
           <w:tcPr>
-            <w:tcW w:type="dxa" w:w="3118"/>
-          </w:tcPr>
-          <w:p>
-            <w:r>
-              <w:rPr>
-                <w:sz w:val="17"/>
-              </w:rPr>
-              <w:t>UsrProcess_0c71a12CTI5</w:t>
-            </w:r>
-          </w:p>
-        </w:tc>
-        <w:tc>
-          <w:tcPr>
-            <w:tcW w:type="dxa" w:w="1701"/>
-          </w:tcPr>
-          <w:p>
-            <w:r>
-              <w:rPr>
-                <w:sz w:val="17"/>
-              </w:rPr>
-              <w:t>BPMN-процесс</w:t>
+            <w:tcW w:type="dxa" w:w="3402"/>
+            <w:shd w:val="clear" w:color="auto" w:fill="EBF3FB"/>
+          </w:tcPr>
+          <w:p>
+            <w:r>
+              <w:rPr>
+                <w:sz w:val="17"/>
+              </w:rPr>
+              <w:t>RunAnalyzeCaseSatisfactionLevel</w:t>
+            </w:r>
+          </w:p>
+        </w:tc>
+        <w:tc>
+          <w:tcPr>
+            <w:tcW w:type="dxa" w:w="1134"/>
+            <w:shd w:val="clear" w:color="auto" w:fill="EBF3FB"/>
+          </w:tcPr>
+          <w:p>
+            <w:r>
+              <w:rPr>
+                <w:sz w:val="17"/>
+              </w:rPr>
+              <w:t>BPMN</w:t>
             </w:r>
           </w:p>
         </w:tc>
         <w:tc>
           <w:tcPr>
             <w:tcW w:type="dxa" w:w="1417"/>
-          </w:tcPr>
-          <w:p>
-            <w:r>
-              <w:rPr>
-                <w:sz w:val="17"/>
-              </w:rPr>
-              <w:t>CTI</w:t>
-            </w:r>
-          </w:p>
-        </w:tc>
-        <w:tc>
-          <w:tcPr>
-            <w:tcW w:type="dxa" w:w="1417"/>
-          </w:tcPr>
-          <w:p>
-            <w:r>
-              <w:rPr>
-                <w:sz w:val="17"/>
-              </w:rPr>
-              <w:t>Активен</w:t>
-            </w:r>
-          </w:p>
-        </w:tc>
-        <w:tc>
-          <w:tcPr>
-            <w:tcW w:type="dxa" w:w="6520"/>
-          </w:tcPr>
-          <w:p>
-            <w:r>
-              <w:rPr>
-                <w:sz w:val="17"/>
-              </w:rPr>
-              <w:t>Email инженеру при переходе обращения в «Получен ответ»</w:t>
-              <w:br/>
-              <w:t>(StartSignal на изменение Case.StatusId)</w:t>
-              <w:br/>
-              <w:t>Отправитель (Sender): servicedesk@cti.ru (MailboxSyncSettings)</w:t>
-              <w:br/>
-              <w:t>Получатель (Recipient1): email ответственного инженера (из Contact)</w:t>
-              <w:br/>
-              <w:t>Копия (CopyRecipient1): роль «1-я линия» (VwSysFunctionalRole)</w:t>
-              <w:br/>
-              <w:t>Шаблон: «Добавление нового email по обращению»</w:t>
-              <w:br/>
-              <w:t>CreateActivity = false (Activity-запись не создаётся)</w:t>
+            <w:shd w:val="clear" w:color="auto" w:fill="EBF3FB"/>
+          </w:tcPr>
+          <w:p>
+            <w:r>
+              <w:rPr>
+                <w:sz w:val="17"/>
+              </w:rPr>
+              <w:t>CaseService</w:t>
+            </w:r>
+          </w:p>
+        </w:tc>
+        <w:tc>
+          <w:tcPr>
+            <w:tcW w:type="dxa" w:w="8504"/>
+            <w:shd w:val="clear" w:color="auto" w:fill="EBF3FB"/>
+          </w:tcPr>
+          <w:p>
+            <w:r>
+              <w:rPr>
+                <w:sz w:val="17"/>
+              </w:rPr>
+              <w:t>Запуск процесса оценки (оркестратор)</w:t>
             </w:r>
           </w:p>
         </w:tc>
@@ -4858,7 +6618,61 @@
       <w:tr>
         <w:tc>
           <w:tcPr>
-            <w:tcW w:type="dxa" w:w="3118"/>
+            <w:tcW w:type="dxa" w:w="3402"/>
+          </w:tcPr>
+          <w:p>
+            <w:r>
+              <w:rPr>
+                <w:sz w:val="17"/>
+              </w:rPr>
+              <w:t>AnalyzeCaseSatisfactionLevel</w:t>
+            </w:r>
+          </w:p>
+        </w:tc>
+        <w:tc>
+          <w:tcPr>
+            <w:tcW w:type="dxa" w:w="1134"/>
+          </w:tcPr>
+          <w:p>
+            <w:r>
+              <w:rPr>
+                <w:sz w:val="17"/>
+              </w:rPr>
+              <w:t>BPMN</w:t>
+            </w:r>
+          </w:p>
+        </w:tc>
+        <w:tc>
+          <w:tcPr>
+            <w:tcW w:type="dxa" w:w="1417"/>
+          </w:tcPr>
+          <w:p>
+            <w:r>
+              <w:rPr>
+                <w:sz w:val="17"/>
+              </w:rPr>
+              <w:t>CaseService</w:t>
+            </w:r>
+          </w:p>
+        </w:tc>
+        <w:tc>
+          <w:tcPr>
+            <w:tcW w:type="dxa" w:w="8504"/>
+          </w:tcPr>
+          <w:p>
+            <w:r>
+              <w:rPr>
+                <w:sz w:val="17"/>
+              </w:rPr>
+              <w:t>Оценка удовлетворённости — отправляет запрос клиенту</w:t>
+            </w:r>
+          </w:p>
+        </w:tc>
+      </w:tr>
+      <w:tr>
+        <w:tc>
+          <w:tcPr>
+            <w:tcW w:type="dxa" w:w="3402"/>
             <w:shd w:val="clear" w:color="auto" w:fill="EBF3FB"/>
           </w:tcPr>
           <w:p>
@@ -4866,13 +6680,13 @@
               <w:rPr>
                 <w:sz w:val="17"/>
               </w:rPr>
-              <w:t>RunSendNotificationCaseOwnerProcess</w:t>
-            </w:r>
-          </w:p>
-        </w:tc>
-        <w:tc>
-          <w:tcPr>
-            <w:tcW w:type="dxa" w:w="1701"/>
+              <w:t>ReevaluateCaseLevelRequestProcessV2</w:t>
+            </w:r>
+          </w:p>
+        </w:tc>
+        <w:tc>
+          <w:tcPr>
+            <w:tcW w:type="dxa" w:w="1134"/>
             <w:shd w:val="clear" w:color="auto" w:fill="EBF3FB"/>
           </w:tcPr>
           <w:p>
@@ -4880,7 +6694,7 @@
               <w:rPr>
                 <w:sz w:val="17"/>
               </w:rPr>
-              <w:t>BPMN-процесс</w:t>
+              <w:t>BPMN</w:t>
             </w:r>
           </w:p>
         </w:tc>
@@ -4900,6 +6714,207 @@
         </w:tc>
         <w:tc>
           <w:tcPr>
+            <w:tcW w:type="dxa" w:w="8504"/>
+            <w:shd w:val="clear" w:color="auto" w:fill="EBF3FB"/>
+          </w:tcPr>
+          <w:p>
+            <w:r>
+              <w:rPr>
+                <w:sz w:val="17"/>
+              </w:rPr>
+              <w:t>Повторный запрос оценки</w:t>
+            </w:r>
+          </w:p>
+        </w:tc>
+      </w:tr>
+      <w:tr>
+        <w:tc>
+          <w:tcPr>
+            <w:tcW w:type="dxa" w:w="3402"/>
+          </w:tcPr>
+          <w:p>
+            <w:r>
+              <w:rPr>
+                <w:sz w:val="17"/>
+              </w:rPr>
+              <w:t>ClearSatisfactionLevelProcess</w:t>
+            </w:r>
+          </w:p>
+        </w:tc>
+        <w:tc>
+          <w:tcPr>
+            <w:tcW w:type="dxa" w:w="1134"/>
+          </w:tcPr>
+          <w:p>
+            <w:r>
+              <w:rPr>
+                <w:sz w:val="17"/>
+              </w:rPr>
+              <w:t>BPMN</w:t>
+            </w:r>
+          </w:p>
+        </w:tc>
+        <w:tc>
+          <w:tcPr>
+            <w:tcW w:type="dxa" w:w="1417"/>
+          </w:tcPr>
+          <w:p>
+            <w:r>
+              <w:rPr>
+                <w:sz w:val="17"/>
+              </w:rPr>
+              <w:t>CaseService</w:t>
+            </w:r>
+          </w:p>
+        </w:tc>
+        <w:tc>
+          <w:tcPr>
+            <w:tcW w:type="dxa" w:w="8504"/>
+          </w:tcPr>
+          <w:p>
+            <w:r>
+              <w:rPr>
+                <w:sz w:val="17"/>
+              </w:rPr>
+              <w:t>Очистка поля «Уровень удовлетворенности» при решении</w:t>
+            </w:r>
+          </w:p>
+        </w:tc>
+      </w:tr>
+    </w:tbl>
+    <w:p/>
+    <w:p>
+      <w:pPr>
+        <w:pStyle w:val="Heading2"/>
+      </w:pPr>
+      <w:r>
+        <w:rPr>
+          <w:color w:val="1F3964"/>
+        </w:rPr>
+        <w:t>7.4 Обработка обращений (не отправляют уведомления, но связаны)</w:t>
+      </w:r>
+    </w:p>
+    <w:tbl>
+      <w:tblPr>
+        <w:tblStyle w:val="TableGrid"/>
+        <w:tblW w:type="auto" w:w="0"/>
+        <w:tblLook w:firstColumn="1" w:firstRow="1" w:lastColumn="0" w:lastRow="0" w:noHBand="0" w:noVBand="1" w:val="04A0"/>
+      </w:tblPr>
+      <w:tblGrid>
+        <w:gridCol w:w="3535"/>
+        <w:gridCol w:w="3535"/>
+        <w:gridCol w:w="3535"/>
+        <w:gridCol w:w="3535"/>
+      </w:tblGrid>
+      <w:tr>
+        <w:tc>
+          <w:tcPr>
+            <w:tcW w:type="dxa" w:w="3402"/>
+            <w:shd w:val="clear" w:color="auto" w:fill="2E74B5"/>
+          </w:tcPr>
+          <w:p>
+            <w:pPr>
+              <w:jc w:val="center"/>
+            </w:pPr>
+            <w:r>
+              <w:rPr>
+                <w:b/>
+                <w:color w:val="FFFFFF"/>
+                <w:sz w:val="17"/>
+              </w:rPr>
+              <w:t>Системное имя</w:t>
+            </w:r>
+          </w:p>
+        </w:tc>
+        <w:tc>
+          <w:tcPr>
+            <w:tcW w:type="dxa" w:w="1134"/>
+            <w:shd w:val="clear" w:color="auto" w:fill="2E74B5"/>
+          </w:tcPr>
+          <w:p>
+            <w:pPr>
+              <w:jc w:val="center"/>
+            </w:pPr>
+            <w:r>
+              <w:rPr>
+                <w:b/>
+                <w:color w:val="FFFFFF"/>
+                <w:sz w:val="17"/>
+              </w:rPr>
+              <w:t>Тип</w:t>
+            </w:r>
+          </w:p>
+        </w:tc>
+        <w:tc>
+          <w:tcPr>
+            <w:tcW w:type="dxa" w:w="1417"/>
+            <w:shd w:val="clear" w:color="auto" w:fill="2E74B5"/>
+          </w:tcPr>
+          <w:p>
+            <w:pPr>
+              <w:jc w:val="center"/>
+            </w:pPr>
+            <w:r>
+              <w:rPr>
+                <w:b/>
+                <w:color w:val="FFFFFF"/>
+                <w:sz w:val="17"/>
+              </w:rPr>
+              <w:t>Пакет</w:t>
+            </w:r>
+          </w:p>
+        </w:tc>
+        <w:tc>
+          <w:tcPr>
+            <w:tcW w:type="dxa" w:w="8504"/>
+            <w:shd w:val="clear" w:color="auto" w:fill="2E74B5"/>
+          </w:tcPr>
+          <w:p>
+            <w:pPr>
+              <w:jc w:val="center"/>
+            </w:pPr>
+            <w:r>
+              <w:rPr>
+                <w:b/>
+                <w:color w:val="FFFFFF"/>
+                <w:sz w:val="17"/>
+              </w:rPr>
+              <w:t>Описание</w:t>
+            </w:r>
+          </w:p>
+        </w:tc>
+      </w:tr>
+      <w:tr>
+        <w:tc>
+          <w:tcPr>
+            <w:tcW w:type="dxa" w:w="3402"/>
+            <w:shd w:val="clear" w:color="auto" w:fill="EBF3FB"/>
+          </w:tcPr>
+          <w:p>
+            <w:r>
+              <w:rPr>
+                <w:sz w:val="17"/>
+              </w:rPr>
+              <w:t>IncidentRegistrationFromEmailProcess</w:t>
+            </w:r>
+          </w:p>
+        </w:tc>
+        <w:tc>
+          <w:tcPr>
+            <w:tcW w:type="dxa" w:w="1134"/>
+            <w:shd w:val="clear" w:color="auto" w:fill="EBF3FB"/>
+          </w:tcPr>
+          <w:p>
+            <w:r>
+              <w:rPr>
+                <w:sz w:val="17"/>
+              </w:rPr>
+              <w:t>BPMN</w:t>
+            </w:r>
+          </w:p>
+        </w:tc>
+        <w:tc>
+          <w:tcPr>
             <w:tcW w:type="dxa" w:w="1417"/>
             <w:shd w:val="clear" w:color="auto" w:fill="EBF3FB"/>
           </w:tcPr>
@@ -4908,13 +6923,13 @@
               <w:rPr>
                 <w:sz w:val="17"/>
               </w:rPr>
-              <w:t>Активен</w:t>
-            </w:r>
-          </w:p>
-        </w:tc>
-        <w:tc>
-          <w:tcPr>
-            <w:tcW w:type="dxa" w:w="6520"/>
+              <w:t>CaseService</w:t>
+            </w:r>
+          </w:p>
+        </w:tc>
+        <w:tc>
+          <w:tcPr>
+            <w:tcW w:type="dxa" w:w="8504"/>
             <w:shd w:val="clear" w:color="auto" w:fill="EBF3FB"/>
           </w:tcPr>
           <w:p>
@@ -4922,7 +6937,7 @@
               <w:rPr>
                 <w:sz w:val="17"/>
               </w:rPr>
-              <w:t>Оркестратор при входящем email: выбирает путь (C# или BPMN) по feature-toggle</w:t>
+              <w:t>Регистрация обращения по входящему письму (создание Case)</w:t>
             </w:r>
           </w:p>
         </w:tc>
@@ -4930,27 +6945,27 @@
       <w:tr>
         <w:tc>
           <w:tcPr>
-            <w:tcW w:type="dxa" w:w="3118"/>
-          </w:tcPr>
-          <w:p>
-            <w:r>
-              <w:rPr>
-                <w:sz w:val="17"/>
-              </w:rPr>
-              <w:t>SendEmailToSROwner</w:t>
-            </w:r>
-          </w:p>
-        </w:tc>
-        <w:tc>
-          <w:tcPr>
-            <w:tcW w:type="dxa" w:w="1701"/>
-          </w:tcPr>
-          <w:p>
-            <w:r>
-              <w:rPr>
-                <w:sz w:val="17"/>
-              </w:rPr>
-              <w:t>BPMN-процесс</w:t>
+            <w:tcW w:type="dxa" w:w="3402"/>
+          </w:tcPr>
+          <w:p>
+            <w:r>
+              <w:rPr>
+                <w:sz w:val="17"/>
+              </w:rPr>
+              <w:t>ActualizeCalculationTermsAfterStatusChange</w:t>
+            </w:r>
+          </w:p>
+        </w:tc>
+        <w:tc>
+          <w:tcPr>
+            <w:tcW w:type="dxa" w:w="1134"/>
+          </w:tcPr>
+          <w:p>
+            <w:r>
+              <w:rPr>
+                <w:sz w:val="17"/>
+              </w:rPr>
+              <w:t>BPMN</w:t>
             </w:r>
           </w:p>
         </w:tc>
@@ -4969,29 +6984,14 @@
         </w:tc>
         <w:tc>
           <w:tcPr>
-            <w:tcW w:type="dxa" w:w="1417"/>
-          </w:tcPr>
-          <w:p>
-            <w:r>
-              <w:rPr>
-                <w:sz w:val="17"/>
-              </w:rPr>
-              <w:t>Базовый</w:t>
-              <w:br/>
-              <w:t>(замещён CTI)</w:t>
-            </w:r>
-          </w:p>
-        </w:tc>
-        <w:tc>
-          <w:tcPr>
-            <w:tcW w:type="dxa" w:w="6520"/>
-          </w:tcPr>
-          <w:p>
-            <w:r>
-              <w:rPr>
-                <w:sz w:val="17"/>
-              </w:rPr>
-              <w:t>Базовый: email ответственному при назначении (родитель UsrSendEmailToSROwnerCustom1)</w:t>
+            <w:tcW w:type="dxa" w:w="8504"/>
+          </w:tcPr>
+          <w:p>
+            <w:r>
+              <w:rPr>
+                <w:sz w:val="17"/>
+              </w:rPr>
+              <w:t>Пересчёт SLA-сроков после смены статуса</w:t>
             </w:r>
           </w:p>
         </w:tc>
@@ -4999,7 +6999,7 @@
       <w:tr>
         <w:tc>
           <w:tcPr>
-            <w:tcW w:type="dxa" w:w="3118"/>
+            <w:tcW w:type="dxa" w:w="3402"/>
             <w:shd w:val="clear" w:color="auto" w:fill="EBF3FB"/>
           </w:tcPr>
           <w:p>
@@ -5007,13 +7007,13 @@
               <w:rPr>
                 <w:sz w:val="17"/>
               </w:rPr>
-              <w:t>SendNotificationToCaseOwner</w:t>
-            </w:r>
-          </w:p>
-        </w:tc>
-        <w:tc>
-          <w:tcPr>
-            <w:tcW w:type="dxa" w:w="1701"/>
+              <w:t>CaseOverduesSettingProcess</w:t>
+            </w:r>
+          </w:p>
+        </w:tc>
+        <w:tc>
+          <w:tcPr>
+            <w:tcW w:type="dxa" w:w="1134"/>
             <w:shd w:val="clear" w:color="auto" w:fill="EBF3FB"/>
           </w:tcPr>
           <w:p>
@@ -5021,7 +7021,7 @@
               <w:rPr>
                 <w:sz w:val="17"/>
               </w:rPr>
-              <w:t>BPMN-процесс</w:t>
+              <w:t>BPMN</w:t>
             </w:r>
           </w:p>
         </w:tc>
@@ -5041,6 +7041,104 @@
         </w:tc>
         <w:tc>
           <w:tcPr>
+            <w:tcW w:type="dxa" w:w="8504"/>
+            <w:shd w:val="clear" w:color="auto" w:fill="EBF3FB"/>
+          </w:tcPr>
+          <w:p>
+            <w:r>
+              <w:rPr>
+                <w:sz w:val="17"/>
+              </w:rPr>
+              <w:t>Установка показателей просроченности (визуальные индикаторы)</w:t>
+            </w:r>
+          </w:p>
+        </w:tc>
+      </w:tr>
+      <w:tr>
+        <w:tc>
+          <w:tcPr>
+            <w:tcW w:type="dxa" w:w="3402"/>
+          </w:tcPr>
+          <w:p>
+            <w:r>
+              <w:rPr>
+                <w:sz w:val="17"/>
+              </w:rPr>
+              <w:t>IncidentDiagnosticsAndResolvingV2</w:t>
+            </w:r>
+          </w:p>
+        </w:tc>
+        <w:tc>
+          <w:tcPr>
+            <w:tcW w:type="dxa" w:w="1134"/>
+          </w:tcPr>
+          <w:p>
+            <w:r>
+              <w:rPr>
+                <w:sz w:val="17"/>
+              </w:rPr>
+              <w:t>BPMN</w:t>
+            </w:r>
+          </w:p>
+        </w:tc>
+        <w:tc>
+          <w:tcPr>
+            <w:tcW w:type="dxa" w:w="1417"/>
+          </w:tcPr>
+          <w:p>
+            <w:r>
+              <w:rPr>
+                <w:sz w:val="17"/>
+              </w:rPr>
+              <w:t>CaseService</w:t>
+            </w:r>
+          </w:p>
+        </w:tc>
+        <w:tc>
+          <w:tcPr>
+            <w:tcW w:type="dxa" w:w="8504"/>
+          </w:tcPr>
+          <w:p>
+            <w:r>
+              <w:rPr>
+                <w:sz w:val="17"/>
+              </w:rPr>
+              <w:t>Диагностика и решение инцидентов (создаёт задачу)</w:t>
+            </w:r>
+          </w:p>
+        </w:tc>
+      </w:tr>
+      <w:tr>
+        <w:tc>
+          <w:tcPr>
+            <w:tcW w:type="dxa" w:w="3402"/>
+            <w:shd w:val="clear" w:color="auto" w:fill="EBF3FB"/>
+          </w:tcPr>
+          <w:p>
+            <w:r>
+              <w:rPr>
+                <w:sz w:val="17"/>
+              </w:rPr>
+              <w:t>AutoResolutionIncidentAfterClosedProblem</w:t>
+            </w:r>
+          </w:p>
+        </w:tc>
+        <w:tc>
+          <w:tcPr>
+            <w:tcW w:type="dxa" w:w="1134"/>
+            <w:shd w:val="clear" w:color="auto" w:fill="EBF3FB"/>
+          </w:tcPr>
+          <w:p>
+            <w:r>
+              <w:rPr>
+                <w:sz w:val="17"/>
+              </w:rPr>
+              <w:t>BPMN</w:t>
+            </w:r>
+          </w:p>
+        </w:tc>
+        <w:tc>
+          <w:tcPr>
             <w:tcW w:type="dxa" w:w="1417"/>
             <w:shd w:val="clear" w:color="auto" w:fill="EBF3FB"/>
           </w:tcPr>
@@ -5049,15 +7147,13 @@
               <w:rPr>
                 <w:sz w:val="17"/>
               </w:rPr>
-              <w:t>Базовый</w:t>
-              <w:br/>
-              <w:t>(замещён CTI)</w:t>
-            </w:r>
-          </w:p>
-        </w:tc>
-        <w:tc>
-          <w:tcPr>
-            <w:tcW w:type="dxa" w:w="6520"/>
+              <w:t>CaseService</w:t>
+            </w:r>
+          </w:p>
+        </w:tc>
+        <w:tc>
+          <w:tcPr>
+            <w:tcW w:type="dxa" w:w="8504"/>
             <w:shd w:val="clear" w:color="auto" w:fill="EBF3FB"/>
           </w:tcPr>
           <w:p>
@@ -5065,7 +7161,7 @@
               <w:rPr>
                 <w:sz w:val="17"/>
               </w:rPr>
-              <w:t>Базовый: уведомление ответственного при входящем ответе (родитель UsrSendNotificationToCaseOwnerCustom1)</w:t>
+              <w:t>Авторешение инцидентов при закрытии проблемы</w:t>
             </w:r>
           </w:p>
         </w:tc>
@@ -5073,27 +7169,27 @@
       <w:tr>
         <w:tc>
           <w:tcPr>
-            <w:tcW w:type="dxa" w:w="3118"/>
-          </w:tcPr>
-          <w:p>
-            <w:r>
-              <w:rPr>
-                <w:sz w:val="17"/>
-              </w:rPr>
-              <w:t>ReopenCaseAndNotifyAssignee</w:t>
-            </w:r>
-          </w:p>
-        </w:tc>
-        <w:tc>
-          <w:tcPr>
-            <w:tcW w:type="dxa" w:w="1701"/>
-          </w:tcPr>
-          <w:p>
-            <w:r>
-              <w:rPr>
-                <w:sz w:val="17"/>
-              </w:rPr>
-              <w:t>C#-класс</w:t>
+            <w:tcW w:type="dxa" w:w="3402"/>
+          </w:tcPr>
+          <w:p>
+            <w:r>
+              <w:rPr>
+                <w:sz w:val="17"/>
+              </w:rPr>
+              <w:t>PredictCaseFieldValuesProcess</w:t>
+            </w:r>
+          </w:p>
+        </w:tc>
+        <w:tc>
+          <w:tcPr>
+            <w:tcW w:type="dxa" w:w="1134"/>
+          </w:tcPr>
+          <w:p>
+            <w:r>
+              <w:rPr>
+                <w:sz w:val="17"/>
+              </w:rPr>
+              <w:t>BPMN</w:t>
             </w:r>
           </w:p>
         </w:tc>
@@ -5112,29 +7208,14 @@
         </w:tc>
         <w:tc>
           <w:tcPr>
-            <w:tcW w:type="dxa" w:w="1417"/>
-          </w:tcPr>
-          <w:p>
-            <w:r>
-              <w:rPr>
-                <w:sz w:val="17"/>
-              </w:rPr>
-              <w:t>Активен</w:t>
-              <w:br/>
-              <w:t>(toggle=1)</w:t>
-            </w:r>
-          </w:p>
-        </w:tc>
-        <w:tc>
-          <w:tcPr>
-            <w:tcW w:type="dxa" w:w="6520"/>
-          </w:tcPr>
-          <w:p>
-            <w:r>
-              <w:rPr>
-                <w:sz w:val="17"/>
-              </w:rPr>
-              <w:t>Переоткрытие обращения (смена статуса) + push Reminding при входящем email</w:t>
+            <w:tcW w:type="dxa" w:w="8504"/>
+          </w:tcPr>
+          <w:p>
+            <w:r>
+              <w:rPr>
+                <w:sz w:val="17"/>
+              </w:rPr>
+              <w:t>ML-прогнозирование полей обращения</w:t>
             </w:r>
           </w:p>
         </w:tc>
@@ -5142,7 +7223,7 @@
       <w:tr>
         <w:tc>
           <w:tcPr>
-            <w:tcW w:type="dxa" w:w="3118"/>
+            <w:tcW w:type="dxa" w:w="3402"/>
             <w:shd w:val="clear" w:color="auto" w:fill="EBF3FB"/>
           </w:tcPr>
           <w:p>
@@ -5150,13 +7231,13 @@
               <w:rPr>
                 <w:sz w:val="17"/>
               </w:rPr>
-              <w:t>SendEmailToCaseStatusChanged</w:t>
-            </w:r>
-          </w:p>
-        </w:tc>
-        <w:tc>
-          <w:tcPr>
-            <w:tcW w:type="dxa" w:w="1701"/>
+              <w:t>StartSimilarCaseSearch / SimilarCasesSearch</w:t>
+            </w:r>
+          </w:p>
+        </w:tc>
+        <w:tc>
+          <w:tcPr>
+            <w:tcW w:type="dxa" w:w="1134"/>
             <w:shd w:val="clear" w:color="auto" w:fill="EBF3FB"/>
           </w:tcPr>
           <w:p>
@@ -5164,7 +7245,7 @@
               <w:rPr>
                 <w:sz w:val="17"/>
               </w:rPr>
-              <w:t>C#-класс</w:t>
+              <w:t>BPMN</w:t>
             </w:r>
           </w:p>
         </w:tc>
@@ -5184,6 +7265,104 @@
         </w:tc>
         <w:tc>
           <w:tcPr>
+            <w:tcW w:type="dxa" w:w="8504"/>
+            <w:shd w:val="clear" w:color="auto" w:fill="EBF3FB"/>
+          </w:tcPr>
+          <w:p>
+            <w:r>
+              <w:rPr>
+                <w:sz w:val="17"/>
+              </w:rPr>
+              <w:t>Поиск похожих обращений</w:t>
+            </w:r>
+          </w:p>
+        </w:tc>
+      </w:tr>
+      <w:tr>
+        <w:tc>
+          <w:tcPr>
+            <w:tcW w:type="dxa" w:w="3402"/>
+          </w:tcPr>
+          <w:p>
+            <w:r>
+              <w:rPr>
+                <w:sz w:val="17"/>
+              </w:rPr>
+              <w:t>SearchForParent</w:t>
+            </w:r>
+          </w:p>
+        </w:tc>
+        <w:tc>
+          <w:tcPr>
+            <w:tcW w:type="dxa" w:w="1134"/>
+          </w:tcPr>
+          <w:p>
+            <w:r>
+              <w:rPr>
+                <w:sz w:val="17"/>
+              </w:rPr>
+              <w:t>BPMN</w:t>
+            </w:r>
+          </w:p>
+        </w:tc>
+        <w:tc>
+          <w:tcPr>
+            <w:tcW w:type="dxa" w:w="1417"/>
+          </w:tcPr>
+          <w:p>
+            <w:r>
+              <w:rPr>
+                <w:sz w:val="17"/>
+              </w:rPr>
+              <w:t>CaseService</w:t>
+            </w:r>
+          </w:p>
+        </w:tc>
+        <w:tc>
+          <w:tcPr>
+            <w:tcW w:type="dxa" w:w="8504"/>
+          </w:tcPr>
+          <w:p>
+            <w:r>
+              <w:rPr>
+                <w:sz w:val="17"/>
+              </w:rPr>
+              <w:t>Поиск аналогичных инцидентов</w:t>
+            </w:r>
+          </w:p>
+        </w:tc>
+      </w:tr>
+      <w:tr>
+        <w:tc>
+          <w:tcPr>
+            <w:tcW w:type="dxa" w:w="3402"/>
+            <w:shd w:val="clear" w:color="auto" w:fill="EBF3FB"/>
+          </w:tcPr>
+          <w:p>
+            <w:r>
+              <w:rPr>
+                <w:sz w:val="17"/>
+              </w:rPr>
+              <w:t>CreateCaseFromChat</w:t>
+            </w:r>
+          </w:p>
+        </w:tc>
+        <w:tc>
+          <w:tcPr>
+            <w:tcW w:type="dxa" w:w="1134"/>
+            <w:shd w:val="clear" w:color="auto" w:fill="EBF3FB"/>
+          </w:tcPr>
+          <w:p>
+            <w:r>
+              <w:rPr>
+                <w:sz w:val="17"/>
+              </w:rPr>
+              <w:t>BPMN</w:t>
+            </w:r>
+          </w:p>
+        </w:tc>
+        <w:tc>
+          <w:tcPr>
             <w:tcW w:type="dxa" w:w="1417"/>
             <w:shd w:val="clear" w:color="auto" w:fill="EBF3FB"/>
           </w:tcPr>
@@ -5192,15 +7371,13 @@
               <w:rPr>
                 <w:sz w:val="17"/>
               </w:rPr>
-              <w:t>Активен</w:t>
-              <w:br/>
-              <w:t>(toggle=1)</w:t>
-            </w:r>
-          </w:p>
-        </w:tc>
-        <w:tc>
-          <w:tcPr>
-            <w:tcW w:type="dxa" w:w="6520"/>
+              <w:t>CaseService</w:t>
+            </w:r>
+          </w:p>
+        </w:tc>
+        <w:tc>
+          <w:tcPr>
+            <w:tcW w:type="dxa" w:w="8504"/>
             <w:shd w:val="clear" w:color="auto" w:fill="EBF3FB"/>
           </w:tcPr>
           <w:p>
@@ -5208,9 +7385,7 @@
               <w:rPr>
                 <w:sz w:val="17"/>
               </w:rPr>
-              <w:t>Email клиенту при смене статуса — читает CaseNotificationRule</w:t>
-              <w:br/>
-              <w:t>toggle: SendEmailToCaseOnStatusChangeClass=1</w:t>
+              <w:t>Создание обращения из чата</w:t>
             </w:r>
           </w:p>
         </w:tc>
@@ -5218,27 +7393,27 @@
       <w:tr>
         <w:tc>
           <w:tcPr>
-            <w:tcW w:type="dxa" w:w="3118"/>
-          </w:tcPr>
-          <w:p>
-            <w:r>
-              <w:rPr>
-                <w:sz w:val="17"/>
-              </w:rPr>
-              <w:t>CaseNotificationRule</w:t>
-            </w:r>
-          </w:p>
-        </w:tc>
-        <w:tc>
-          <w:tcPr>
-            <w:tcW w:type="dxa" w:w="1701"/>
-          </w:tcPr>
-          <w:p>
-            <w:r>
-              <w:rPr>
-                <w:sz w:val="17"/>
-              </w:rPr>
-              <w:t>Справочник</w:t>
+            <w:tcW w:type="dxa" w:w="3402"/>
+          </w:tcPr>
+          <w:p>
+            <w:r>
+              <w:rPr>
+                <w:sz w:val="17"/>
+              </w:rPr>
+              <w:t>ActualizeCasePortalUserAction</w:t>
+            </w:r>
+          </w:p>
+        </w:tc>
+        <w:tc>
+          <w:tcPr>
+            <w:tcW w:type="dxa" w:w="1134"/>
+          </w:tcPr>
+          <w:p>
+            <w:r>
+              <w:rPr>
+                <w:sz w:val="17"/>
+              </w:rPr>
+              <w:t>BPMN</w:t>
             </w:r>
           </w:p>
         </w:tc>
@@ -5257,29 +7432,14 @@
         </w:tc>
         <w:tc>
           <w:tcPr>
-            <w:tcW w:type="dxa" w:w="1417"/>
-          </w:tcPr>
-          <w:p>
-            <w:r>
-              <w:rPr>
-                <w:sz w:val="17"/>
-              </w:rPr>
-              <w:t>Настраивается</w:t>
-            </w:r>
-          </w:p>
-        </w:tc>
-        <w:tc>
-          <w:tcPr>
-            <w:tcW w:type="dxa" w:w="6520"/>
-          </w:tcPr>
-          <w:p>
-            <w:r>
-              <w:rPr>
-                <w:sz w:val="17"/>
-              </w:rPr>
-              <w:t>Правила: (статус + категория) → шаблон email. Содержит поле «Процитировать оригинальный email».</w:t>
-              <w:br/>
-              <w:t>UI: Дизайнер системы → Справочники → Правила уведомлений контакта по обращению</w:t>
+            <w:tcW w:type="dxa" w:w="8504"/>
+          </w:tcPr>
+          <w:p>
+            <w:r>
+              <w:rPr>
+                <w:sz w:val="17"/>
+              </w:rPr>
+              <w:t>Актуализация действий на портале</w:t>
             </w:r>
           </w:p>
         </w:tc>
@@ -5287,7 +7447,7 @@
       <w:tr>
         <w:tc>
           <w:tcPr>
-            <w:tcW w:type="dxa" w:w="3118"/>
+            <w:tcW w:type="dxa" w:w="3402"/>
             <w:shd w:val="clear" w:color="auto" w:fill="EBF3FB"/>
           </w:tcPr>
           <w:p>
@@ -5295,13 +7455,13 @@
               <w:rPr>
                 <w:sz w:val="17"/>
               </w:rPr>
-              <w:t>EmailWithMacrosManager</w:t>
-            </w:r>
-          </w:p>
-        </w:tc>
-        <w:tc>
-          <w:tcPr>
-            <w:tcW w:type="dxa" w:w="1701"/>
+              <w:t>SendResolution</w:t>
+            </w:r>
+          </w:p>
+        </w:tc>
+        <w:tc>
+          <w:tcPr>
+            <w:tcW w:type="dxa" w:w="1134"/>
             <w:shd w:val="clear" w:color="auto" w:fill="EBF3FB"/>
           </w:tcPr>
           <w:p>
@@ -5309,7 +7469,7 @@
               <w:rPr>
                 <w:sz w:val="17"/>
               </w:rPr>
-              <w:t>C#-класс</w:t>
+              <w:t>BPMN</w:t>
             </w:r>
           </w:p>
         </w:tc>
@@ -5329,29 +7489,118 @@
         </w:tc>
         <w:tc>
           <w:tcPr>
+            <w:tcW w:type="dxa" w:w="8504"/>
+            <w:shd w:val="clear" w:color="auto" w:fill="EBF3FB"/>
+          </w:tcPr>
+          <w:p>
+            <w:r>
+              <w:rPr>
+                <w:sz w:val="17"/>
+              </w:rPr>
+              <w:t>Создание статьи в БЗ после решения (неактивен)</w:t>
+            </w:r>
+          </w:p>
+        </w:tc>
+      </w:tr>
+    </w:tbl>
+    <w:p/>
+    <w:p>
+      <w:pPr>
+        <w:pStyle w:val="Heading2"/>
+      </w:pPr>
+      <w:r>
+        <w:rPr>
+          <w:color w:val="1F3964"/>
+        </w:rPr>
+        <w:t>7.5 Кастомные CTI-процессы (не уведомления)</w:t>
+      </w:r>
+    </w:p>
+    <w:tbl>
+      <w:tblPr>
+        <w:tblStyle w:val="TableGrid"/>
+        <w:tblW w:type="auto" w:w="0"/>
+        <w:tblLook w:firstColumn="1" w:firstRow="1" w:lastColumn="0" w:lastRow="0" w:noHBand="0" w:noVBand="1" w:val="04A0"/>
+      </w:tblPr>
+      <w:tblGrid>
+        <w:gridCol w:w="3535"/>
+        <w:gridCol w:w="3535"/>
+        <w:gridCol w:w="3535"/>
+        <w:gridCol w:w="3535"/>
+      </w:tblGrid>
+      <w:tr>
+        <w:tc>
+          <w:tcPr>
+            <w:tcW w:type="dxa" w:w="2835"/>
+            <w:shd w:val="clear" w:color="auto" w:fill="2E74B5"/>
+          </w:tcPr>
+          <w:p>
+            <w:pPr>
+              <w:jc w:val="center"/>
+            </w:pPr>
+            <w:r>
+              <w:rPr>
+                <w:b/>
+                <w:color w:val="FFFFFF"/>
+                <w:sz w:val="17"/>
+              </w:rPr>
+              <w:t>Системное имя</w:t>
+            </w:r>
+          </w:p>
+        </w:tc>
+        <w:tc>
+          <w:tcPr>
+            <w:tcW w:type="dxa" w:w="1134"/>
+            <w:shd w:val="clear" w:color="auto" w:fill="2E74B5"/>
+          </w:tcPr>
+          <w:p>
+            <w:pPr>
+              <w:jc w:val="center"/>
+            </w:pPr>
+            <w:r>
+              <w:rPr>
+                <w:b/>
+                <w:color w:val="FFFFFF"/>
+                <w:sz w:val="17"/>
+              </w:rPr>
+              <w:t>Тип</w:t>
+            </w:r>
+          </w:p>
+        </w:tc>
+        <w:tc>
+          <w:tcPr>
             <w:tcW w:type="dxa" w:w="1417"/>
-            <w:shd w:val="clear" w:color="auto" w:fill="EBF3FB"/>
-          </w:tcPr>
-          <w:p>
-            <w:r>
-              <w:rPr>
-                <w:sz w:val="17"/>
-              </w:rPr>
-              <w:t>Системный</w:t>
-            </w:r>
-          </w:p>
-        </w:tc>
-        <w:tc>
-          <w:tcPr>
-            <w:tcW w:type="dxa" w:w="6520"/>
-            <w:shd w:val="clear" w:color="auto" w:fill="EBF3FB"/>
-          </w:tcPr>
-          <w:p>
-            <w:r>
-              <w:rPr>
-                <w:sz w:val="17"/>
-              </w:rPr>
-              <w:t>Создание email по шаблону с подстановкой макросов (номер, статус, ответственный, даты SLA...)</w:t>
+            <w:shd w:val="clear" w:color="auto" w:fill="2E74B5"/>
+          </w:tcPr>
+          <w:p>
+            <w:pPr>
+              <w:jc w:val="center"/>
+            </w:pPr>
+            <w:r>
+              <w:rPr>
+                <w:b/>
+                <w:color w:val="FFFFFF"/>
+                <w:sz w:val="17"/>
+              </w:rPr>
+              <w:t>Статус</w:t>
+            </w:r>
+          </w:p>
+        </w:tc>
+        <w:tc>
+          <w:tcPr>
+            <w:tcW w:type="dxa" w:w="9071"/>
+            <w:shd w:val="clear" w:color="auto" w:fill="2E74B5"/>
+          </w:tcPr>
+          <w:p>
+            <w:pPr>
+              <w:jc w:val="center"/>
+            </w:pPr>
+            <w:r>
+              <w:rPr>
+                <w:b/>
+                <w:color w:val="FFFFFF"/>
+                <w:sz w:val="17"/>
+              </w:rPr>
+              <w:t>Описание</w:t>
             </w:r>
           </w:p>
         </w:tc>
@@ -5359,68 +7608,57 @@
       <w:tr>
         <w:tc>
           <w:tcPr>
-            <w:tcW w:type="dxa" w:w="3118"/>
-          </w:tcPr>
-          <w:p>
-            <w:r>
-              <w:rPr>
-                <w:sz w:val="17"/>
-              </w:rPr>
-              <w:t>ExtendedEmailWithMacrosManager</w:t>
-            </w:r>
-          </w:p>
-        </w:tc>
-        <w:tc>
-          <w:tcPr>
-            <w:tcW w:type="dxa" w:w="1701"/>
-          </w:tcPr>
-          <w:p>
-            <w:r>
-              <w:rPr>
-                <w:sz w:val="17"/>
-              </w:rPr>
-              <w:t>C#-класс</w:t>
+            <w:tcW w:type="dxa" w:w="2835"/>
+            <w:shd w:val="clear" w:color="auto" w:fill="FFF2CC"/>
+          </w:tcPr>
+          <w:p>
+            <w:r>
+              <w:rPr>
+                <w:sz w:val="17"/>
+              </w:rPr>
+              <w:t>UsrProcess_a5f980e</w:t>
+            </w:r>
+          </w:p>
+        </w:tc>
+        <w:tc>
+          <w:tcPr>
+            <w:tcW w:type="dxa" w:w="1134"/>
+            <w:shd w:val="clear" w:color="auto" w:fill="FFF2CC"/>
+          </w:tcPr>
+          <w:p>
+            <w:r>
+              <w:rPr>
+                <w:sz w:val="17"/>
+              </w:rPr>
+              <w:t>BPMN</w:t>
             </w:r>
           </w:p>
         </w:tc>
         <w:tc>
           <w:tcPr>
             <w:tcW w:type="dxa" w:w="1417"/>
-          </w:tcPr>
-          <w:p>
-            <w:r>
-              <w:rPr>
-                <w:sz w:val="17"/>
-              </w:rPr>
-              <w:t>CaseService</w:t>
-            </w:r>
-          </w:p>
-        </w:tc>
-        <w:tc>
-          <w:tcPr>
-            <w:tcW w:type="dxa" w:w="1417"/>
-          </w:tcPr>
-          <w:p>
-            <w:r>
-              <w:rPr>
-                <w:sz w:val="17"/>
-              </w:rPr>
-              <w:t>Системный (не используется)</w:t>
-            </w:r>
-          </w:p>
-        </w:tc>
-        <w:tc>
-          <w:tcPr>
-            <w:tcW w:type="dxa" w:w="6520"/>
-          </w:tcPr>
-          <w:p>
-            <w:r>
-              <w:rPr>
-                <w:sz w:val="17"/>
-              </w:rPr>
-              <w:t>Расширение EmailWithMacrosManager: добавляет тело ParentActivity (корневого письма) как цитату.</w:t>
-              <w:br/>
-              <w:t>Не даёт последнее письмо клиента — только корневое.</w:t>
+            <w:shd w:val="clear" w:color="auto" w:fill="FFF2CC"/>
+          </w:tcPr>
+          <w:p>
+            <w:r>
+              <w:rPr>
+                <w:sz w:val="17"/>
+              </w:rPr>
+              <w:t>Неактивен</w:t>
+            </w:r>
+          </w:p>
+        </w:tc>
+        <w:tc>
+          <w:tcPr>
+            <w:tcW w:type="dxa" w:w="9071"/>
+            <w:shd w:val="clear" w:color="auto" w:fill="FFF2CC"/>
+          </w:tcPr>
+          <w:p>
+            <w:r>
+              <w:rPr>
+                <w:sz w:val="17"/>
+              </w:rPr>
+              <w:t>Изменение даты регистрации обращения</w:t>
             </w:r>
           </w:p>
         </w:tc>
@@ -5428,120 +7666,33 @@
       <w:tr>
         <w:tc>
           <w:tcPr>
-            <w:tcW w:type="dxa" w:w="3118"/>
-            <w:shd w:val="clear" w:color="auto" w:fill="EBF3FB"/>
-          </w:tcPr>
-          <w:p>
-            <w:r>
-              <w:rPr>
-                <w:sz w:val="17"/>
-              </w:rPr>
-              <w:t>AsyncEmailSender</w:t>
-            </w:r>
-          </w:p>
-        </w:tc>
-        <w:tc>
-          <w:tcPr>
-            <w:tcW w:type="dxa" w:w="1701"/>
-            <w:shd w:val="clear" w:color="auto" w:fill="EBF3FB"/>
-          </w:tcPr>
-          <w:p>
-            <w:r>
-              <w:rPr>
-                <w:sz w:val="17"/>
-              </w:rPr>
-              <w:t>C#-класс</w:t>
+            <w:tcW w:type="dxa" w:w="2835"/>
+          </w:tcPr>
+          <w:p>
+            <w:r>
+              <w:rPr>
+                <w:sz w:val="17"/>
+              </w:rPr>
+              <w:t>UsrBindUserContact</w:t>
+            </w:r>
+          </w:p>
+        </w:tc>
+        <w:tc>
+          <w:tcPr>
+            <w:tcW w:type="dxa" w:w="1134"/>
+          </w:tcPr>
+          <w:p>
+            <w:r>
+              <w:rPr>
+                <w:sz w:val="17"/>
+              </w:rPr>
+              <w:t>BPMN</w:t>
             </w:r>
           </w:p>
         </w:tc>
         <w:tc>
           <w:tcPr>
             <w:tcW w:type="dxa" w:w="1417"/>
-            <w:shd w:val="clear" w:color="auto" w:fill="EBF3FB"/>
-          </w:tcPr>
-          <w:p>
-            <w:r>
-              <w:rPr>
-                <w:sz w:val="17"/>
-              </w:rPr>
-              <w:t>CaseService</w:t>
-            </w:r>
-          </w:p>
-        </w:tc>
-        <w:tc>
-          <w:tcPr>
-            <w:tcW w:type="dxa" w:w="1417"/>
-            <w:shd w:val="clear" w:color="auto" w:fill="EBF3FB"/>
-          </w:tcPr>
-          <w:p>
-            <w:r>
-              <w:rPr>
-                <w:sz w:val="17"/>
-              </w:rPr>
-              <w:t>Системный</w:t>
-            </w:r>
-          </w:p>
-        </w:tc>
-        <w:tc>
-          <w:tcPr>
-            <w:tcW w:type="dxa" w:w="6520"/>
-            <w:shd w:val="clear" w:color="auto" w:fill="EBF3FB"/>
-          </w:tcPr>
-          <w:p>
-            <w:r>
-              <w:rPr>
-                <w:sz w:val="17"/>
-              </w:rPr>
-              <w:t>Асинхронная отправка email через очередь (toggle UseAsyncEmailSender)</w:t>
-            </w:r>
-          </w:p>
-        </w:tc>
-      </w:tr>
-      <w:tr>
-        <w:tc>
-          <w:tcPr>
-            <w:tcW w:type="dxa" w:w="3118"/>
-          </w:tcPr>
-          <w:p>
-            <w:r>
-              <w:rPr>
-                <w:sz w:val="17"/>
-              </w:rPr>
-              <w:t>UsrActivityCcEventListener</w:t>
-            </w:r>
-          </w:p>
-        </w:tc>
-        <w:tc>
-          <w:tcPr>
-            <w:tcW w:type="dxa" w:w="1701"/>
-          </w:tcPr>
-          <w:p>
-            <w:r>
-              <w:rPr>
-                <w:sz w:val="17"/>
-              </w:rPr>
-              <w:t>EntityEventListener</w:t>
-              <w:br/>
-              <w:t>(C#)</w:t>
-            </w:r>
-          </w:p>
-        </w:tc>
-        <w:tc>
-          <w:tcPr>
-            <w:tcW w:type="dxa" w:w="1417"/>
-          </w:tcPr>
-          <w:p>
-            <w:r>
-              <w:rPr>
-                <w:sz w:val="17"/>
-              </w:rPr>
-              <w:t>CTI</w:t>
-            </w:r>
-          </w:p>
-        </w:tc>
-        <w:tc>
-          <w:tcPr>
-            <w:tcW w:type="dxa" w:w="1417"/>
           </w:tcPr>
           <w:p>
             <w:r>
@@ -5554,16 +7705,14 @@
         </w:tc>
         <w:tc>
           <w:tcPr>
-            <w:tcW w:type="dxa" w:w="6520"/>
-          </w:tcPr>
-          <w:p>
-            <w:r>
-              <w:rPr>
-                <w:sz w:val="17"/>
-              </w:rPr>
-              <w:t>При входящем email — фиксирует CC в Case.UsrCcEmails;</w:t>
-              <w:br/>
-              <w:t>При создании исходящего email по обращению — добавляет CC из контракта и аккаунта клиента</w:t>
+            <w:tcW w:type="dxa" w:w="9071"/>
+          </w:tcPr>
+          <w:p>
+            <w:r>
+              <w:rPr>
+                <w:sz w:val="17"/>
+              </w:rPr>
+              <w:t>Привязка пользователя чата к контакту</w:t>
             </w:r>
           </w:p>
         </w:tc>
@@ -5582,7 +7731,162 @@
         <w:rPr>
           <w:color w:val="1F3964"/>
         </w:rPr>
-        <w:t>8. Что сейчас не реализовано (GAP-ы)</w:t>
+        <w:t>8. Иерархия вызовов (полная схема)</w:t>
+      </w:r>
+    </w:p>
+    <w:p>
+      <w:pPr>
+        <w:ind w:left="283"/>
+      </w:pPr>
+      <w:r>
+        <w:rPr>
+          <w:rFonts w:ascii="Courier New" w:hAnsi="Courier New"/>
+          <w:color w:val="202020"/>
+          <w:sz w:val="16"/>
+        </w:rPr>
+        <w:t>=== ПРИ СМЕНЕ СТАТУСА ОБРАЩЕНИЯ ===</w:t>
+        <w:br/>
+        <w:br/>
+        <w:t xml:space="preserve">  Case.Status изменился</w:t>
+        <w:br/>
+        <w:t xml:space="preserve">    |</w:t>
+        <w:br/>
+        <w:t xml:space="preserve">    +-- toggle SendEmailToCaseOnStatusChangeClass=1 (наш случай)</w:t>
+        <w:br/>
+        <w:t xml:space="preserve">    |    -&gt; C#-класс SendEmailToCaseStatusChanged</w:t>
+        <w:br/>
+        <w:t xml:space="preserve">    |         -&gt; CaseNotificationRule -&gt; шаблон -&gt; email КЛИЕНТУ</w:t>
+        <w:br/>
+        <w:t xml:space="preserve">    |</w:t>
+        <w:br/>
+        <w:t xml:space="preserve">    +-- toggle=0</w:t>
+        <w:br/>
+        <w:t xml:space="preserve">         -&gt; BPMN SendEmailToCaseStatusChangedProcess</w:t>
+        <w:br/>
+        <w:t xml:space="preserve">              -&gt; SubProcess: SendEmailToCaseContactPersonsProcess (хаб)</w:t>
+        <w:br/>
+        <w:t xml:space="preserve">                   +-- SendEmailToCaseContactProcessMultiLanguage (контакт ML)</w:t>
+        <w:br/>
+        <w:t xml:space="preserve">                   +-- SendEmailToCaseContactProcess (контакт legacy)</w:t>
+        <w:br/>
+        <w:t xml:space="preserve">                   +-- SendEmailToInitiatorMultiLanguage (инициатор ML)</w:t>
+        <w:br/>
+        <w:t xml:space="preserve">                   +-- SendEmailToInitiator (инициатор legacy)</w:t>
+        <w:br/>
+        <w:br/>
+        <w:t>=== ПРИ НАЗНАЧЕНИИ ОТВЕТСТВЕННОГО ===</w:t>
+        <w:br/>
+        <w:br/>
+        <w:t xml:space="preserve">  Case.Owner изменился ИЛИ Case создан с Owner</w:t>
+        <w:br/>
+        <w:t xml:space="preserve">    -&gt; UsrSendEmailToSROwnerCustom1 (CTI, замещает SendEmailToSROwner)</w:t>
+        <w:br/>
+        <w:t xml:space="preserve">         -&gt; email ОТВЕТСТВЕННОМУ</w:t>
+        <w:br/>
+        <w:br/>
+        <w:t>=== ПРИ НАЗНАЧЕНИИ НА ГРУППУ ===</w:t>
+        <w:br/>
+        <w:br/>
+        <w:t xml:space="preserve">  Case создан/изменён, Owner=NULL, Group!=NULL</w:t>
+        <w:br/>
+        <w:t xml:space="preserve">    -&gt; RunSendEmailToCaseGroupV2 (CaseService)</w:t>
+        <w:br/>
+        <w:t xml:space="preserve">         -&gt; email ВСЕЙ ГРУППЕ</w:t>
+        <w:br/>
+        <w:br/>
+        <w:t>=== ПРИ ОТВЕТЕ КЛИЕНТА (EMAIL) ===</w:t>
+        <w:br/>
+        <w:br/>
+        <w:t xml:space="preserve">  Входящий email -&gt; Activity -&gt; сигнал</w:t>
+        <w:br/>
+        <w:t xml:space="preserve">    -&gt; RunSendNotificationCaseOwnerProcess (оркестратор)</w:t>
+        <w:br/>
+        <w:t xml:space="preserve">         |</w:t>
+        <w:br/>
+        <w:t xml:space="preserve">         +-- toggle RunReopenCaseAndNotifyAssigneeClass=1 (наш случай)</w:t>
+        <w:br/>
+        <w:t xml:space="preserve">              -&gt; C#-класс ReopenCaseAndNotifyAssignee.Run()</w:t>
+        <w:br/>
+        <w:t xml:space="preserve">                   |</w:t>
+        <w:br/>
+        <w:t xml:space="preserve">                   +-- ReopeningCondition: IsResolved || IsPaused</w:t>
+        <w:br/>
+        <w:t xml:space="preserve">                   |    -&gt; StatusId = «Получен ответ» (если условие выполнено)</w:t>
+        <w:br/>
+        <w:t xml:space="preserve">                   |    -&gt; статус НЕ меняется (если «Новое», «В работе» и т.д.)</w:t>
+        <w:br/>
+        <w:t xml:space="preserve">                   |</w:t>
+        <w:br/>
+        <w:t xml:space="preserve">                   +-- NotifyOwner() -&gt; push (Reminding) — ВСЕГДА</w:t>
+        <w:br/>
+        <w:t xml:space="preserve">                   |</w:t>
+        <w:br/>
+        <w:t xml:space="preserve">                   +-- [Побочный эффект: смена статуса -&gt; StartSignal]</w:t>
+        <w:br/>
+        <w:t xml:space="preserve">                        -&gt; UsrProcess_0c71a12CTI5 (CTI)</w:t>
+        <w:br/>
+        <w:t xml:space="preserve">                             -&gt; email ОТВЕТСТВЕННОМУ + CC: роль «1-я линия»</w:t>
+        <w:br/>
+        <w:t xml:space="preserve">                             -&gt; GAP: текст клиентского письма НЕ включён</w:t>
+        <w:br/>
+        <w:t xml:space="preserve">                             -&gt; GAP: срабатывает ТОЛЬКО если статус изменился</w:t>
+        <w:br/>
+        <w:br/>
+        <w:t>=== ПРИ ОТВЕТЕ КЛИЕНТА (ПОРТАЛ) ===</w:t>
+        <w:br/>
+        <w:br/>
+        <w:t xml:space="preserve">  PortalMessage создан</w:t>
+        <w:br/>
+        <w:t xml:space="preserve">    -&gt; CasePortalMessageHistoryNotificationProcessMultiLanguage</w:t>
+        <w:br/>
+        <w:t xml:space="preserve">         +-- SubProcess: SendEmailToCaseContactPersonsProcess -&gt; email КЛИЕНТУ</w:t>
+        <w:br/>
+        <w:t xml:space="preserve">         +-- SubProcess: CasePortalMessageHistoryNotificationProcess -&gt; email СОТРУДНИКУ</w:t>
+        <w:br/>
+        <w:br/>
+        <w:t>=== ПРИ РЕГИСТРАЦИИ ===</w:t>
+        <w:br/>
+        <w:br/>
+        <w:t xml:space="preserve">  Case создан</w:t>
+        <w:br/>
+        <w:t xml:space="preserve">    -&gt; UsrProcess_send_reg_mail (CTI) -&gt; email КЛИЕНТУ</w:t>
+        <w:br/>
+        <w:br/>
+        <w:t>=== ОЦЕНКА УДОВЛЕТВОРЁННОСТИ ===</w:t>
+        <w:br/>
+        <w:br/>
+        <w:t xml:space="preserve">  Case -&gt; «Решено»</w:t>
+        <w:br/>
+        <w:t xml:space="preserve">    -&gt; RunAnalyzeCaseSatisfactionLevel -&gt; AnalyzeCaseSatisfactionLevel</w:t>
+        <w:br/>
+        <w:t xml:space="preserve">         -&gt; email КЛИЕНТУ (запрос оценки)</w:t>
+      </w:r>
+    </w:p>
+    <w:p>
+      <w:r>
+        <w:br w:type="page"/>
+      </w:r>
+    </w:p>
+    <w:p>
+      <w:pPr>
+        <w:pStyle w:val="Heading1"/>
+      </w:pPr>
+      <w:r>
+        <w:rPr>
+          <w:color w:val="1F3964"/>
+        </w:rPr>
+        <w:t>9. Feature-toggles и системные настройки</w:t>
+      </w:r>
+    </w:p>
+    <w:p>
+      <w:pPr>
+        <w:pStyle w:val="Heading2"/>
+      </w:pPr>
+      <w:r>
+        <w:rPr>
+          <w:color w:val="1F3964"/>
+        </w:rPr>
+        <w:t>9.1 Feature-toggles (с прода, апрель 2026)</w:t>
       </w:r>
     </w:p>
     <w:tbl>
@@ -5599,7 +7903,7 @@
       <w:tr>
         <w:tc>
           <w:tcPr>
-            <w:tcW w:type="dxa" w:w="2551"/>
+            <w:tcW w:type="dxa" w:w="3969"/>
             <w:shd w:val="clear" w:color="auto" w:fill="2E74B5"/>
           </w:tcPr>
           <w:p>
@@ -5612,13 +7916,13 @@
                 <w:color w:val="FFFFFF"/>
                 <w:sz w:val="17"/>
               </w:rPr>
-              <w:t>Чего не хватает</w:t>
-            </w:r>
-          </w:p>
-        </w:tc>
-        <w:tc>
-          <w:tcPr>
-            <w:tcW w:type="dxa" w:w="7937"/>
+              <w:t>Code</w:t>
+            </w:r>
+          </w:p>
+        </w:tc>
+        <w:tc>
+          <w:tcPr>
+            <w:tcW w:type="dxa" w:w="1701"/>
             <w:shd w:val="clear" w:color="auto" w:fill="2E74B5"/>
           </w:tcPr>
           <w:p>
@@ -5631,13 +7935,13 @@
                 <w:color w:val="FFFFFF"/>
                 <w:sz w:val="17"/>
               </w:rPr>
-              <w:t>Описание проблемы</w:t>
-            </w:r>
-          </w:p>
-        </w:tc>
-        <w:tc>
-          <w:tcPr>
-            <w:tcW w:type="dxa" w:w="2268"/>
+              <w:t>State</w:t>
+            </w:r>
+          </w:p>
+        </w:tc>
+        <w:tc>
+          <w:tcPr>
+            <w:tcW w:type="dxa" w:w="8787"/>
             <w:shd w:val="clear" w:color="auto" w:fill="2E74B5"/>
           </w:tcPr>
           <w:p>
@@ -5650,7 +7954,7 @@
                 <w:color w:val="FFFFFF"/>
                 <w:sz w:val="17"/>
               </w:rPr>
-              <w:t>Задача</w:t>
+              <w:t>Комментарий</w:t>
             </w:r>
           </w:p>
         </w:tc>
@@ -5658,45 +7962,43 @@
       <w:tr>
         <w:tc>
           <w:tcPr>
-            <w:tcW w:type="dxa" w:w="2551"/>
-            <w:shd w:val="clear" w:color="auto" w:fill="FCE4D6"/>
-          </w:tcPr>
-          <w:p>
-            <w:r>
-              <w:rPr>
-                <w:sz w:val="17"/>
-              </w:rPr>
-              <w:t>Текст письма клиента</w:t>
-              <w:br/>
-              <w:t>в уведомлении инженеру</w:t>
-            </w:r>
-          </w:p>
-        </w:tc>
-        <w:tc>
-          <w:tcPr>
-            <w:tcW w:type="dxa" w:w="7937"/>
-            <w:shd w:val="clear" w:color="auto" w:fill="FCE4D6"/>
-          </w:tcPr>
-          <w:p>
-            <w:r>
-              <w:rPr>
-                <w:sz w:val="17"/>
-              </w:rPr>
-              <w:t>Инженер получает «Получен новый email...», но без текста письма. Открывает BPMSoft, ищет обращение, читает переписку.</w:t>
-            </w:r>
-          </w:p>
-        </w:tc>
-        <w:tc>
-          <w:tcPr>
-            <w:tcW w:type="dxa" w:w="2268"/>
-            <w:shd w:val="clear" w:color="auto" w:fill="FCE4D6"/>
-          </w:tcPr>
-          <w:p>
-            <w:r>
-              <w:rPr>
-                <w:sz w:val="17"/>
-              </w:rPr>
-              <w:t>Задача 2.3 (приоритет 1)</w:t>
+            <w:tcW w:type="dxa" w:w="3969"/>
+            <w:shd w:val="clear" w:color="auto" w:fill="EBF3FB"/>
+          </w:tcPr>
+          <w:p>
+            <w:r>
+              <w:rPr>
+                <w:sz w:val="17"/>
+              </w:rPr>
+              <w:t>EmailMessageMultiLanguageV2</w:t>
+            </w:r>
+          </w:p>
+        </w:tc>
+        <w:tc>
+          <w:tcPr>
+            <w:tcW w:type="dxa" w:w="1701"/>
+            <w:shd w:val="clear" w:color="auto" w:fill="EBF3FB"/>
+          </w:tcPr>
+          <w:p>
+            <w:r>
+              <w:rPr>
+                <w:sz w:val="17"/>
+              </w:rPr>
+              <w:t>1 (ВКЛ)</w:t>
+            </w:r>
+          </w:p>
+        </w:tc>
+        <w:tc>
+          <w:tcPr>
+            <w:tcW w:type="dxa" w:w="8787"/>
+            <w:shd w:val="clear" w:color="auto" w:fill="EBF3FB"/>
+          </w:tcPr>
+          <w:p>
+            <w:r>
+              <w:rPr>
+                <w:sz w:val="17"/>
+              </w:rPr>
+              <w:t>Конвейер EmailWithMacrosManager активен. Мультиязычные шаблоны</w:t>
             </w:r>
           </w:p>
         </w:tc>
@@ -5704,45 +8006,40 @@
       <w:tr>
         <w:tc>
           <w:tcPr>
-            <w:tcW w:type="dxa" w:w="2551"/>
-            <w:shd w:val="clear" w:color="auto" w:fill="FFF2CC"/>
-          </w:tcPr>
-          <w:p>
-            <w:r>
-              <w:rPr>
-                <w:sz w:val="17"/>
-              </w:rPr>
-              <w:t>Напоминание о зависании</w:t>
-              <w:br/>
-              <w:t>в «Получен ответ»</w:t>
-            </w:r>
-          </w:p>
-        </w:tc>
-        <w:tc>
-          <w:tcPr>
-            <w:tcW w:type="dxa" w:w="7937"/>
-            <w:shd w:val="clear" w:color="auto" w:fill="FFF2CC"/>
-          </w:tcPr>
-          <w:p>
-            <w:r>
-              <w:rPr>
-                <w:sz w:val="17"/>
-              </w:rPr>
-              <w:t>Если инженер не отреагировал — никто не напоминает.</w:t>
-            </w:r>
-          </w:p>
-        </w:tc>
-        <w:tc>
-          <w:tcPr>
-            <w:tcW w:type="dxa" w:w="2268"/>
-            <w:shd w:val="clear" w:color="auto" w:fill="FFF2CC"/>
-          </w:tcPr>
-          <w:p>
-            <w:r>
-              <w:rPr>
-                <w:sz w:val="17"/>
-              </w:rPr>
-              <w:t>Задача 2.2</w:t>
+            <w:tcW w:type="dxa" w:w="3969"/>
+          </w:tcPr>
+          <w:p>
+            <w:r>
+              <w:rPr>
+                <w:sz w:val="17"/>
+              </w:rPr>
+              <w:t>UseAsyncEmailSender</w:t>
+            </w:r>
+          </w:p>
+        </w:tc>
+        <w:tc>
+          <w:tcPr>
+            <w:tcW w:type="dxa" w:w="1701"/>
+          </w:tcPr>
+          <w:p>
+            <w:r>
+              <w:rPr>
+                <w:sz w:val="17"/>
+              </w:rPr>
+              <w:t>1 (ВКЛ)</w:t>
+            </w:r>
+          </w:p>
+        </w:tc>
+        <w:tc>
+          <w:tcPr>
+            <w:tcW w:type="dxa" w:w="8787"/>
+          </w:tcPr>
+          <w:p>
+            <w:r>
+              <w:rPr>
+                <w:sz w:val="17"/>
+              </w:rPr>
+              <w:t>Асинхронная отправка через AsyncEmailSender.SendAsync()</w:t>
             </w:r>
           </w:p>
         </w:tc>
@@ -5750,45 +8047,43 @@
       <w:tr>
         <w:tc>
           <w:tcPr>
-            <w:tcW w:type="dxa" w:w="2551"/>
-            <w:shd w:val="clear" w:color="auto" w:fill="FCE4D6"/>
-          </w:tcPr>
-          <w:p>
-            <w:r>
-              <w:rPr>
-                <w:sz w:val="17"/>
-              </w:rPr>
-              <w:t>SLA-предупреждения</w:t>
-              <w:br/>
-              <w:t>(75% / 85% / 95%)</w:t>
-            </w:r>
-          </w:p>
-        </w:tc>
-        <w:tc>
-          <w:tcPr>
-            <w:tcW w:type="dxa" w:w="7937"/>
-            <w:shd w:val="clear" w:color="auto" w:fill="FCE4D6"/>
-          </w:tcPr>
-          <w:p>
-            <w:r>
-              <w:rPr>
-                <w:sz w:val="17"/>
-              </w:rPr>
-              <w:t>Система считает SLA и показывает цвет на странице, но email не шлёт.</w:t>
-            </w:r>
-          </w:p>
-        </w:tc>
-        <w:tc>
-          <w:tcPr>
-            <w:tcW w:type="dxa" w:w="2268"/>
-            <w:shd w:val="clear" w:color="auto" w:fill="FCE4D6"/>
-          </w:tcPr>
-          <w:p>
-            <w:r>
-              <w:rPr>
-                <w:sz w:val="17"/>
-              </w:rPr>
-              <w:t>Задача 2.1</w:t>
+            <w:tcW w:type="dxa" w:w="3969"/>
+            <w:shd w:val="clear" w:color="auto" w:fill="EBF3FB"/>
+          </w:tcPr>
+          <w:p>
+            <w:r>
+              <w:rPr>
+                <w:sz w:val="17"/>
+              </w:rPr>
+              <w:t>DelayedNotification</w:t>
+            </w:r>
+          </w:p>
+        </w:tc>
+        <w:tc>
+          <w:tcPr>
+            <w:tcW w:type="dxa" w:w="1701"/>
+            <w:shd w:val="clear" w:color="auto" w:fill="EBF3FB"/>
+          </w:tcPr>
+          <w:p>
+            <w:r>
+              <w:rPr>
+                <w:sz w:val="17"/>
+              </w:rPr>
+              <w:t>1 (ВКЛ)</w:t>
+            </w:r>
+          </w:p>
+        </w:tc>
+        <w:tc>
+          <w:tcPr>
+            <w:tcW w:type="dxa" w:w="8787"/>
+            <w:shd w:val="clear" w:color="auto" w:fill="EBF3FB"/>
+          </w:tcPr>
+          <w:p>
+            <w:r>
+              <w:rPr>
+                <w:sz w:val="17"/>
+              </w:rPr>
+              <w:t>Отложенные уведомления</w:t>
             </w:r>
           </w:p>
         </w:tc>
@@ -5796,45 +8091,40 @@
       <w:tr>
         <w:tc>
           <w:tcPr>
-            <w:tcW w:type="dxa" w:w="2551"/>
-            <w:shd w:val="clear" w:color="auto" w:fill="FFF2CC"/>
-          </w:tcPr>
-          <w:p>
-            <w:r>
-              <w:rPr>
-                <w:sz w:val="17"/>
-              </w:rPr>
-              <w:t>Уведомления инженеру</w:t>
-              <w:br/>
-              <w:t>о сменах статуса</w:t>
-            </w:r>
-          </w:p>
-        </w:tc>
-        <w:tc>
-          <w:tcPr>
-            <w:tcW w:type="dxa" w:w="7937"/>
-            <w:shd w:val="clear" w:color="auto" w:fill="FFF2CC"/>
-          </w:tcPr>
-          <w:p>
-            <w:r>
-              <w:rPr>
-                <w:sz w:val="17"/>
-              </w:rPr>
-              <w:t>Инженер получает только «назначение» и «новый email». Переходы (эскалация, переоткрытие и др.) — без уведомлений.</w:t>
-            </w:r>
-          </w:p>
-        </w:tc>
-        <w:tc>
-          <w:tcPr>
-            <w:tcW w:type="dxa" w:w="2268"/>
-            <w:shd w:val="clear" w:color="auto" w:fill="FFF2CC"/>
-          </w:tcPr>
-          <w:p>
-            <w:r>
-              <w:rPr>
-                <w:sz w:val="17"/>
-              </w:rPr>
-              <w:t>Задача 2.4</w:t>
+            <w:tcW w:type="dxa" w:w="3969"/>
+          </w:tcPr>
+          <w:p>
+            <w:r>
+              <w:rPr>
+                <w:sz w:val="17"/>
+              </w:rPr>
+              <w:t>SendEmailToCaseOnStatusChangeClass</w:t>
+            </w:r>
+          </w:p>
+        </w:tc>
+        <w:tc>
+          <w:tcPr>
+            <w:tcW w:type="dxa" w:w="1701"/>
+          </w:tcPr>
+          <w:p>
+            <w:r>
+              <w:rPr>
+                <w:sz w:val="17"/>
+              </w:rPr>
+              <w:t>1 (ВКЛ)</w:t>
+            </w:r>
+          </w:p>
+        </w:tc>
+        <w:tc>
+          <w:tcPr>
+            <w:tcW w:type="dxa" w:w="8787"/>
+          </w:tcPr>
+          <w:p>
+            <w:r>
+              <w:rPr>
+                <w:sz w:val="17"/>
+              </w:rPr>
+              <w:t>Email клиенту при смене статуса — C#-класс вместо BPMN</w:t>
             </w:r>
           </w:p>
         </w:tc>
@@ -5842,48 +8132,962 @@
       <w:tr>
         <w:tc>
           <w:tcPr>
-            <w:tcW w:type="dxa" w:w="2551"/>
-            <w:shd w:val="clear" w:color="auto" w:fill="FCE4D6"/>
-          </w:tcPr>
-          <w:p>
-            <w:r>
-              <w:rPr>
-                <w:sz w:val="17"/>
-              </w:rPr>
-              <w:t>Подписка (роль наблюдателя)</w:t>
-            </w:r>
-          </w:p>
-        </w:tc>
-        <w:tc>
-          <w:tcPr>
-            <w:tcW w:type="dxa" w:w="7937"/>
-            <w:shd w:val="clear" w:color="auto" w:fill="FCE4D6"/>
-          </w:tcPr>
-          <w:p>
-            <w:r>
-              <w:rPr>
-                <w:sz w:val="17"/>
-              </w:rPr>
-              <w:t>Нельзя следить за обращением без назначения ответственным.</w:t>
-            </w:r>
-          </w:p>
-        </w:tc>
-        <w:tc>
-          <w:tcPr>
-            <w:tcW w:type="dxa" w:w="2268"/>
-            <w:shd w:val="clear" w:color="auto" w:fill="FCE4D6"/>
-          </w:tcPr>
-          <w:p>
-            <w:r>
-              <w:rPr>
-                <w:sz w:val="17"/>
-              </w:rPr>
-              <w:t>Задача 2.5</w:t>
+            <w:tcW w:type="dxa" w:w="3969"/>
+            <w:shd w:val="clear" w:color="auto" w:fill="EBF3FB"/>
+          </w:tcPr>
+          <w:p>
+            <w:r>
+              <w:rPr>
+                <w:sz w:val="17"/>
+              </w:rPr>
+              <w:t>RunReopenCaseAndNotifyAssigneeClass</w:t>
+            </w:r>
+          </w:p>
+        </w:tc>
+        <w:tc>
+          <w:tcPr>
+            <w:tcW w:type="dxa" w:w="1701"/>
+            <w:shd w:val="clear" w:color="auto" w:fill="EBF3FB"/>
+          </w:tcPr>
+          <w:p>
+            <w:r>
+              <w:rPr>
+                <w:sz w:val="17"/>
+              </w:rPr>
+              <w:t>1 (ВКЛ)</w:t>
+            </w:r>
+          </w:p>
+        </w:tc>
+        <w:tc>
+          <w:tcPr>
+            <w:tcW w:type="dxa" w:w="8787"/>
+            <w:shd w:val="clear" w:color="auto" w:fill="EBF3FB"/>
+          </w:tcPr>
+          <w:p>
+            <w:r>
+              <w:rPr>
+                <w:sz w:val="17"/>
+              </w:rPr>
+              <w:t>Переоткрытие — C#-класс вместо BPMN</w:t>
             </w:r>
           </w:p>
         </w:tc>
       </w:tr>
     </w:tbl>
+    <w:p/>
+    <w:p>
+      <w:pPr>
+        <w:pStyle w:val="Heading2"/>
+      </w:pPr>
+      <w:r>
+        <w:rPr>
+          <w:color w:val="1F3964"/>
+        </w:rPr>
+        <w:t>9.2 Системные настройки</w:t>
+      </w:r>
+    </w:p>
+    <w:tbl>
+      <w:tblPr>
+        <w:tblStyle w:val="TableGrid"/>
+        <w:tblW w:type="auto" w:w="0"/>
+        <w:tblLook w:firstColumn="1" w:firstRow="1" w:lastColumn="0" w:lastRow="0" w:noHBand="0" w:noVBand="1" w:val="04A0"/>
+      </w:tblPr>
+      <w:tblGrid>
+        <w:gridCol w:w="4713"/>
+        <w:gridCol w:w="4713"/>
+        <w:gridCol w:w="4713"/>
+      </w:tblGrid>
+      <w:tr>
+        <w:tc>
+          <w:tcPr>
+            <w:tcW w:type="dxa" w:w="3969"/>
+            <w:shd w:val="clear" w:color="auto" w:fill="2E74B5"/>
+          </w:tcPr>
+          <w:p>
+            <w:pPr>
+              <w:jc w:val="center"/>
+            </w:pPr>
+            <w:r>
+              <w:rPr>
+                <w:b/>
+                <w:color w:val="FFFFFF"/>
+                <w:sz w:val="17"/>
+              </w:rPr>
+              <w:t>Code</w:t>
+            </w:r>
+          </w:p>
+        </w:tc>
+        <w:tc>
+          <w:tcPr>
+            <w:tcW w:type="dxa" w:w="2268"/>
+            <w:shd w:val="clear" w:color="auto" w:fill="2E74B5"/>
+          </w:tcPr>
+          <w:p>
+            <w:pPr>
+              <w:jc w:val="center"/>
+            </w:pPr>
+            <w:r>
+              <w:rPr>
+                <w:b/>
+                <w:color w:val="FFFFFF"/>
+                <w:sz w:val="17"/>
+              </w:rPr>
+              <w:t>Значение</w:t>
+            </w:r>
+          </w:p>
+        </w:tc>
+        <w:tc>
+          <w:tcPr>
+            <w:tcW w:type="dxa" w:w="8220"/>
+            <w:shd w:val="clear" w:color="auto" w:fill="2E74B5"/>
+          </w:tcPr>
+          <w:p>
+            <w:pPr>
+              <w:jc w:val="center"/>
+            </w:pPr>
+            <w:r>
+              <w:rPr>
+                <w:b/>
+                <w:color w:val="FFFFFF"/>
+                <w:sz w:val="17"/>
+              </w:rPr>
+              <w:t>Комментарий</w:t>
+            </w:r>
+          </w:p>
+        </w:tc>
+      </w:tr>
+      <w:tr>
+        <w:tc>
+          <w:tcPr>
+            <w:tcW w:type="dxa" w:w="3969"/>
+            <w:shd w:val="clear" w:color="auto" w:fill="EBF3FB"/>
+          </w:tcPr>
+          <w:p>
+            <w:r>
+              <w:rPr>
+                <w:sz w:val="17"/>
+              </w:rPr>
+              <w:t>SiteUrl</w:t>
+            </w:r>
+          </w:p>
+        </w:tc>
+        <w:tc>
+          <w:tcPr>
+            <w:tcW w:type="dxa" w:w="2268"/>
+            <w:shd w:val="clear" w:color="auto" w:fill="EBF3FB"/>
+          </w:tcPr>
+          <w:p>
+            <w:r>
+              <w:rPr>
+                <w:sz w:val="17"/>
+              </w:rPr>
+              <w:t>bpm.cti.ru</w:t>
+            </w:r>
+          </w:p>
+        </w:tc>
+        <w:tc>
+          <w:tcPr>
+            <w:tcW w:type="dxa" w:w="8220"/>
+            <w:shd w:val="clear" w:color="auto" w:fill="EBF3FB"/>
+          </w:tcPr>
+          <w:p>
+            <w:r>
+              <w:rPr>
+                <w:sz w:val="17"/>
+              </w:rPr>
+              <w:t>Базовый URL для ссылок в email</w:t>
+            </w:r>
+          </w:p>
+        </w:tc>
+      </w:tr>
+      <w:tr>
+        <w:tc>
+          <w:tcPr>
+            <w:tcW w:type="dxa" w:w="3969"/>
+          </w:tcPr>
+          <w:p>
+            <w:r>
+              <w:rPr>
+                <w:sz w:val="17"/>
+              </w:rPr>
+              <w:t>SupportServiceEmail</w:t>
+            </w:r>
+          </w:p>
+        </w:tc>
+        <w:tc>
+          <w:tcPr>
+            <w:tcW w:type="dxa" w:w="2268"/>
+          </w:tcPr>
+          <w:p>
+            <w:r>
+              <w:rPr>
+                <w:sz w:val="17"/>
+              </w:rPr>
+              <w:t>servicedesk@cti.ru</w:t>
+            </w:r>
+          </w:p>
+        </w:tc>
+        <w:tc>
+          <w:tcPr>
+            <w:tcW w:type="dxa" w:w="8220"/>
+          </w:tcPr>
+          <w:p>
+            <w:r>
+              <w:rPr>
+                <w:sz w:val="17"/>
+              </w:rPr>
+              <w:t>Адрес отправителя</w:t>
+            </w:r>
+          </w:p>
+        </w:tc>
+      </w:tr>
+      <w:tr>
+        <w:tc>
+          <w:tcPr>
+            <w:tcW w:type="dxa" w:w="3969"/>
+            <w:shd w:val="clear" w:color="auto" w:fill="EBF3FB"/>
+          </w:tcPr>
+          <w:p>
+            <w:r>
+              <w:rPr>
+                <w:sz w:val="17"/>
+              </w:rPr>
+              <w:t>ClearAssigneeOnCaseReopening</w:t>
+            </w:r>
+          </w:p>
+        </w:tc>
+        <w:tc>
+          <w:tcPr>
+            <w:tcW w:type="dxa" w:w="2268"/>
+            <w:shd w:val="clear" w:color="auto" w:fill="EBF3FB"/>
+          </w:tcPr>
+          <w:p>
+            <w:r>
+              <w:rPr>
+                <w:sz w:val="17"/>
+              </w:rPr>
+              <w:t>false</w:t>
+            </w:r>
+          </w:p>
+        </w:tc>
+        <w:tc>
+          <w:tcPr>
+            <w:tcW w:type="dxa" w:w="8220"/>
+            <w:shd w:val="clear" w:color="auto" w:fill="EBF3FB"/>
+          </w:tcPr>
+          <w:p>
+            <w:r>
+              <w:rPr>
+                <w:sz w:val="17"/>
+              </w:rPr>
+              <w:t>При переоткрытии ответственный не сбрасывается</w:t>
+            </w:r>
+          </w:p>
+        </w:tc>
+      </w:tr>
+    </w:tbl>
+    <w:p>
+      <w:r>
+        <w:br w:type="page"/>
+      </w:r>
+    </w:p>
+    <w:p>
+      <w:pPr>
+        <w:pStyle w:val="Heading1"/>
+      </w:pPr>
+      <w:r>
+        <w:rPr>
+          <w:color w:val="1F3964"/>
+        </w:rPr>
+        <w:t>10. Архитектурное решение: UsrEmployeeNotificationManager</w:t>
+      </w:r>
+    </w:p>
+    <w:p>
+      <w:pPr>
+        <w:pStyle w:val="Heading2"/>
+      </w:pPr>
+      <w:r>
+        <w:rPr>
+          <w:color w:val="1F3964"/>
+        </w:rPr>
+        <w:t>10.1 Проблема</w:t>
+      </w:r>
+    </w:p>
+    <w:p>
+      <w:r>
+        <w:rPr>
+          <w:sz w:val="19"/>
+        </w:rPr>
+        <w:t>Для клиентов существует единый структурированный механизм: C#-класс SendEmailToCaseStatusChanged + справочник CaseNotificationRule (статус + категория -&gt; шаблон). Для сотрудников такого механизма нет — есть три разрозненных BPMN-процесса, привязанных к конкретным событиям, без общей конфигурации.</w:t>
+      </w:r>
+    </w:p>
+    <w:p/>
+    <w:p>
+      <w:pPr>
+        <w:pStyle w:val="Heading2"/>
+      </w:pPr>
+      <w:r>
+        <w:rPr>
+          <w:color w:val="1F3964"/>
+        </w:rPr>
+        <w:t>10.2 Решение</w:t>
+      </w:r>
+    </w:p>
+    <w:p>
+      <w:r>
+        <w:rPr>
+          <w:sz w:val="19"/>
+        </w:rPr>
+        <w:t>Создать единый C#-класс UsrEmployeeNotificationManager + справочник правил UsrEmployeeNotificationRule — по аналогии с механизмом для клиентов.</w:t>
+      </w:r>
+    </w:p>
+    <w:p/>
+    <w:p>
+      <w:pPr>
+        <w:pStyle w:val="Heading2"/>
+      </w:pPr>
+      <w:r>
+        <w:rPr>
+          <w:color w:val="1F3964"/>
+        </w:rPr>
+        <w:t>10.3 Справочник UsrEmployeeNotificationRule</w:t>
+      </w:r>
+    </w:p>
+    <w:tbl>
+      <w:tblPr>
+        <w:tblStyle w:val="TableGrid"/>
+        <w:tblW w:type="auto" w:w="0"/>
+        <w:tblLook w:firstColumn="1" w:firstRow="1" w:lastColumn="0" w:lastRow="0" w:noHBand="0" w:noVBand="1" w:val="04A0"/>
+      </w:tblPr>
+      <w:tblGrid>
+        <w:gridCol w:w="4713"/>
+        <w:gridCol w:w="4713"/>
+        <w:gridCol w:w="4713"/>
+      </w:tblGrid>
+      <w:tr>
+        <w:tc>
+          <w:tcPr>
+            <w:tcW w:type="dxa" w:w="3118"/>
+            <w:shd w:val="clear" w:color="auto" w:fill="2E74B5"/>
+          </w:tcPr>
+          <w:p>
+            <w:pPr>
+              <w:jc w:val="center"/>
+            </w:pPr>
+            <w:r>
+              <w:rPr>
+                <w:b/>
+                <w:color w:val="FFFFFF"/>
+                <w:sz w:val="17"/>
+              </w:rPr>
+              <w:t>Поле</w:t>
+            </w:r>
+          </w:p>
+        </w:tc>
+        <w:tc>
+          <w:tcPr>
+            <w:tcW w:type="dxa" w:w="2551"/>
+            <w:shd w:val="clear" w:color="auto" w:fill="2E74B5"/>
+          </w:tcPr>
+          <w:p>
+            <w:pPr>
+              <w:jc w:val="center"/>
+            </w:pPr>
+            <w:r>
+              <w:rPr>
+                <w:b/>
+                <w:color w:val="FFFFFF"/>
+                <w:sz w:val="17"/>
+              </w:rPr>
+              <w:t>Тип</w:t>
+            </w:r>
+          </w:p>
+        </w:tc>
+        <w:tc>
+          <w:tcPr>
+            <w:tcW w:type="dxa" w:w="8787"/>
+            <w:shd w:val="clear" w:color="auto" w:fill="2E74B5"/>
+          </w:tcPr>
+          <w:p>
+            <w:pPr>
+              <w:jc w:val="center"/>
+            </w:pPr>
+            <w:r>
+              <w:rPr>
+                <w:b/>
+                <w:color w:val="FFFFFF"/>
+                <w:sz w:val="17"/>
+              </w:rPr>
+              <w:t>Назначение</w:t>
+            </w:r>
+          </w:p>
+        </w:tc>
+      </w:tr>
+      <w:tr>
+        <w:tc>
+          <w:tcPr>
+            <w:tcW w:type="dxa" w:w="3118"/>
+            <w:shd w:val="clear" w:color="auto" w:fill="EBF3FB"/>
+          </w:tcPr>
+          <w:p>
+            <w:r>
+              <w:rPr>
+                <w:sz w:val="17"/>
+              </w:rPr>
+              <w:t>Событие (UsrEvent)</w:t>
+            </w:r>
+          </w:p>
+        </w:tc>
+        <w:tc>
+          <w:tcPr>
+            <w:tcW w:type="dxa" w:w="2551"/>
+            <w:shd w:val="clear" w:color="auto" w:fill="EBF3FB"/>
+          </w:tcPr>
+          <w:p>
+            <w:r>
+              <w:rPr>
+                <w:sz w:val="17"/>
+              </w:rPr>
+              <w:t>Справочник</w:t>
+            </w:r>
+          </w:p>
+        </w:tc>
+        <w:tc>
+          <w:tcPr>
+            <w:tcW w:type="dxa" w:w="8787"/>
+            <w:shd w:val="clear" w:color="auto" w:fill="EBF3FB"/>
+          </w:tcPr>
+          <w:p>
+            <w:r>
+              <w:rPr>
+                <w:sz w:val="17"/>
+              </w:rPr>
+              <w:t>Тип события: ОтветКлиента, НазначениеОтветственного, НазначениеГруппы, СменаСтатуса, SLA-порог, Зависание</w:t>
+            </w:r>
+          </w:p>
+        </w:tc>
+      </w:tr>
+      <w:tr>
+        <w:tc>
+          <w:tcPr>
+            <w:tcW w:type="dxa" w:w="3118"/>
+          </w:tcPr>
+          <w:p>
+            <w:r>
+              <w:rPr>
+                <w:sz w:val="17"/>
+              </w:rPr>
+              <w:t>Статус обращения (StatusId)</w:t>
+            </w:r>
+          </w:p>
+        </w:tc>
+        <w:tc>
+          <w:tcPr>
+            <w:tcW w:type="dxa" w:w="2551"/>
+          </w:tcPr>
+          <w:p>
+            <w:r>
+              <w:rPr>
+                <w:sz w:val="17"/>
+              </w:rPr>
+              <w:t>Справочник (CaseStatus)</w:t>
+            </w:r>
+          </w:p>
+        </w:tc>
+        <w:tc>
+          <w:tcPr>
+            <w:tcW w:type="dxa" w:w="8787"/>
+          </w:tcPr>
+          <w:p>
+            <w:r>
+              <w:rPr>
+                <w:sz w:val="17"/>
+              </w:rPr>
+              <w:t>Для каких статусов срабатывает (NULL = любой)</w:t>
+            </w:r>
+          </w:p>
+        </w:tc>
+      </w:tr>
+      <w:tr>
+        <w:tc>
+          <w:tcPr>
+            <w:tcW w:type="dxa" w:w="3118"/>
+            <w:shd w:val="clear" w:color="auto" w:fill="EBF3FB"/>
+          </w:tcPr>
+          <w:p>
+            <w:r>
+              <w:rPr>
+                <w:sz w:val="17"/>
+              </w:rPr>
+              <w:t>Шаблон email (EmailTemplateId)</w:t>
+            </w:r>
+          </w:p>
+        </w:tc>
+        <w:tc>
+          <w:tcPr>
+            <w:tcW w:type="dxa" w:w="2551"/>
+            <w:shd w:val="clear" w:color="auto" w:fill="EBF3FB"/>
+          </w:tcPr>
+          <w:p>
+            <w:r>
+              <w:rPr>
+                <w:sz w:val="17"/>
+              </w:rPr>
+              <w:t>Справочник (EmailTemplate)</w:t>
+            </w:r>
+          </w:p>
+        </w:tc>
+        <w:tc>
+          <w:tcPr>
+            <w:tcW w:type="dxa" w:w="8787"/>
+            <w:shd w:val="clear" w:color="auto" w:fill="EBF3FB"/>
+          </w:tcPr>
+          <w:p>
+            <w:r>
+              <w:rPr>
+                <w:sz w:val="17"/>
+              </w:rPr>
+              <w:t>Какой шаблон использовать</w:t>
+            </w:r>
+          </w:p>
+        </w:tc>
+      </w:tr>
+      <w:tr>
+        <w:tc>
+          <w:tcPr>
+            <w:tcW w:type="dxa" w:w="3118"/>
+          </w:tcPr>
+          <w:p>
+            <w:r>
+              <w:rPr>
+                <w:sz w:val="17"/>
+              </w:rPr>
+              <w:t>Получатель (UsrRecipientType)</w:t>
+            </w:r>
+          </w:p>
+        </w:tc>
+        <w:tc>
+          <w:tcPr>
+            <w:tcW w:type="dxa" w:w="2551"/>
+          </w:tcPr>
+          <w:p>
+            <w:r>
+              <w:rPr>
+                <w:sz w:val="17"/>
+              </w:rPr>
+              <w:t>Справочник</w:t>
+            </w:r>
+          </w:p>
+        </w:tc>
+        <w:tc>
+          <w:tcPr>
+            <w:tcW w:type="dxa" w:w="8787"/>
+          </w:tcPr>
+          <w:p>
+            <w:r>
+              <w:rPr>
+                <w:sz w:val="17"/>
+              </w:rPr>
+              <w:t>Ответственный / Группа / Руководитель группы / Наблюдатели</w:t>
+            </w:r>
+          </w:p>
+        </w:tc>
+      </w:tr>
+      <w:tr>
+        <w:tc>
+          <w:tcPr>
+            <w:tcW w:type="dxa" w:w="3118"/>
+            <w:shd w:val="clear" w:color="auto" w:fill="EBF3FB"/>
+          </w:tcPr>
+          <w:p>
+            <w:r>
+              <w:rPr>
+                <w:sz w:val="17"/>
+              </w:rPr>
+              <w:t>Правило использования</w:t>
+            </w:r>
+          </w:p>
+        </w:tc>
+        <w:tc>
+          <w:tcPr>
+            <w:tcW w:type="dxa" w:w="2551"/>
+            <w:shd w:val="clear" w:color="auto" w:fill="EBF3FB"/>
+          </w:tcPr>
+          <w:p>
+            <w:r>
+              <w:rPr>
+                <w:sz w:val="17"/>
+              </w:rPr>
+              <w:t>Справочник</w:t>
+            </w:r>
+          </w:p>
+        </w:tc>
+        <w:tc>
+          <w:tcPr>
+            <w:tcW w:type="dxa" w:w="8787"/>
+            <w:shd w:val="clear" w:color="auto" w:fill="EBF3FB"/>
+          </w:tcPr>
+          <w:p>
+            <w:r>
+              <w:rPr>
+                <w:sz w:val="17"/>
+              </w:rPr>
+              <w:t>Отправляется сразу / С задержкой / Не используется</w:t>
+            </w:r>
+          </w:p>
+        </w:tc>
+      </w:tr>
+      <w:tr>
+        <w:tc>
+          <w:tcPr>
+            <w:tcW w:type="dxa" w:w="3118"/>
+          </w:tcPr>
+          <w:p>
+            <w:r>
+              <w:rPr>
+                <w:sz w:val="17"/>
+              </w:rPr>
+              <w:t>Задержка, мин</w:t>
+            </w:r>
+          </w:p>
+        </w:tc>
+        <w:tc>
+          <w:tcPr>
+            <w:tcW w:type="dxa" w:w="2551"/>
+          </w:tcPr>
+          <w:p>
+            <w:r>
+              <w:rPr>
+                <w:sz w:val="17"/>
+              </w:rPr>
+              <w:t>Integer</w:t>
+            </w:r>
+          </w:p>
+        </w:tc>
+        <w:tc>
+          <w:tcPr>
+            <w:tcW w:type="dxa" w:w="8787"/>
+          </w:tcPr>
+          <w:p>
+            <w:r>
+              <w:rPr>
+                <w:sz w:val="17"/>
+              </w:rPr>
+              <w:t>Пауза перед отправкой</w:t>
+            </w:r>
+          </w:p>
+        </w:tc>
+      </w:tr>
+      <w:tr>
+        <w:tc>
+          <w:tcPr>
+            <w:tcW w:type="dxa" w:w="3118"/>
+            <w:shd w:val="clear" w:color="auto" w:fill="EBF3FB"/>
+          </w:tcPr>
+          <w:p>
+            <w:r>
+              <w:rPr>
+                <w:sz w:val="17"/>
+              </w:rPr>
+              <w:t>Активно</w:t>
+            </w:r>
+          </w:p>
+        </w:tc>
+        <w:tc>
+          <w:tcPr>
+            <w:tcW w:type="dxa" w:w="2551"/>
+            <w:shd w:val="clear" w:color="auto" w:fill="EBF3FB"/>
+          </w:tcPr>
+          <w:p>
+            <w:r>
+              <w:rPr>
+                <w:sz w:val="17"/>
+              </w:rPr>
+              <w:t>Boolean</w:t>
+            </w:r>
+          </w:p>
+        </w:tc>
+        <w:tc>
+          <w:tcPr>
+            <w:tcW w:type="dxa" w:w="8787"/>
+            <w:shd w:val="clear" w:color="auto" w:fill="EBF3FB"/>
+          </w:tcPr>
+          <w:p>
+            <w:r>
+              <w:rPr>
+                <w:sz w:val="17"/>
+              </w:rPr>
+              <w:t>Вкл/Выкл</w:t>
+            </w:r>
+          </w:p>
+        </w:tc>
+      </w:tr>
+    </w:tbl>
+    <w:p/>
+    <w:p>
+      <w:pPr>
+        <w:pStyle w:val="Heading2"/>
+      </w:pPr>
+      <w:r>
+        <w:rPr>
+          <w:color w:val="1F3964"/>
+        </w:rPr>
+        <w:t>10.4 Что заменяет новый механизм</w:t>
+      </w:r>
+    </w:p>
+    <w:tbl>
+      <w:tblPr>
+        <w:tblStyle w:val="TableGrid"/>
+        <w:tblW w:type="auto" w:w="0"/>
+        <w:tblLook w:firstColumn="1" w:firstRow="1" w:lastColumn="0" w:lastRow="0" w:noHBand="0" w:noVBand="1" w:val="04A0"/>
+      </w:tblPr>
+      <w:tblGrid>
+        <w:gridCol w:w="7070"/>
+        <w:gridCol w:w="7070"/>
+      </w:tblGrid>
+      <w:tr>
+        <w:tc>
+          <w:tcPr>
+            <w:tcW w:type="dxa" w:w="5102"/>
+            <w:shd w:val="clear" w:color="auto" w:fill="2E74B5"/>
+          </w:tcPr>
+          <w:p>
+            <w:pPr>
+              <w:jc w:val="center"/>
+            </w:pPr>
+            <w:r>
+              <w:rPr>
+                <w:b/>
+                <w:color w:val="FFFFFF"/>
+                <w:sz w:val="17"/>
+              </w:rPr>
+              <w:t>Текущий механизм</w:t>
+            </w:r>
+          </w:p>
+        </w:tc>
+        <w:tc>
+          <w:tcPr>
+            <w:tcW w:type="dxa" w:w="9354"/>
+            <w:shd w:val="clear" w:color="auto" w:fill="2E74B5"/>
+          </w:tcPr>
+          <w:p>
+            <w:pPr>
+              <w:jc w:val="center"/>
+            </w:pPr>
+            <w:r>
+              <w:rPr>
+                <w:b/>
+                <w:color w:val="FFFFFF"/>
+                <w:sz w:val="17"/>
+              </w:rPr>
+              <w:t>Что станет</w:t>
+            </w:r>
+          </w:p>
+        </w:tc>
+      </w:tr>
+      <w:tr>
+        <w:tc>
+          <w:tcPr>
+            <w:tcW w:type="dxa" w:w="5102"/>
+            <w:shd w:val="clear" w:color="auto" w:fill="EBF3FB"/>
+          </w:tcPr>
+          <w:p>
+            <w:r>
+              <w:rPr>
+                <w:sz w:val="17"/>
+              </w:rPr>
+              <w:t>UsrProcess_0c71a12CTI5 (email при «Получен ответ»)</w:t>
+            </w:r>
+          </w:p>
+        </w:tc>
+        <w:tc>
+          <w:tcPr>
+            <w:tcW w:type="dxa" w:w="9354"/>
+            <w:shd w:val="clear" w:color="auto" w:fill="EBF3FB"/>
+          </w:tcPr>
+          <w:p>
+            <w:r>
+              <w:rPr>
+                <w:sz w:val="17"/>
+              </w:rPr>
+              <w:t>Правило: событие=ОтветКлиента, статус=любой</w:t>
+            </w:r>
+          </w:p>
+        </w:tc>
+      </w:tr>
+      <w:tr>
+        <w:tc>
+          <w:tcPr>
+            <w:tcW w:type="dxa" w:w="5102"/>
+          </w:tcPr>
+          <w:p>
+            <w:r>
+              <w:rPr>
+                <w:sz w:val="17"/>
+              </w:rPr>
+              <w:t>UsrSendEmailToSROwnerCustom1 (email при назначении)</w:t>
+            </w:r>
+          </w:p>
+        </w:tc>
+        <w:tc>
+          <w:tcPr>
+            <w:tcW w:type="dxa" w:w="9354"/>
+          </w:tcPr>
+          <w:p>
+            <w:r>
+              <w:rPr>
+                <w:sz w:val="17"/>
+              </w:rPr>
+              <w:t>Правило: событие=НазначениеОтветственного</w:t>
+            </w:r>
+          </w:p>
+        </w:tc>
+      </w:tr>
+      <w:tr>
+        <w:tc>
+          <w:tcPr>
+            <w:tcW w:type="dxa" w:w="5102"/>
+            <w:shd w:val="clear" w:color="auto" w:fill="EBF3FB"/>
+          </w:tcPr>
+          <w:p>
+            <w:r>
+              <w:rPr>
+                <w:sz w:val="17"/>
+              </w:rPr>
+              <w:t>RunSendEmailToCaseGroupV2 (email группе)</w:t>
+            </w:r>
+          </w:p>
+        </w:tc>
+        <w:tc>
+          <w:tcPr>
+            <w:tcW w:type="dxa" w:w="9354"/>
+            <w:shd w:val="clear" w:color="auto" w:fill="EBF3FB"/>
+          </w:tcPr>
+          <w:p>
+            <w:r>
+              <w:rPr>
+                <w:sz w:val="17"/>
+              </w:rPr>
+              <w:t>Правило: событие=НазначениеГруппы</w:t>
+            </w:r>
+          </w:p>
+        </w:tc>
+      </w:tr>
+      <w:tr>
+        <w:tc>
+          <w:tcPr>
+            <w:tcW w:type="dxa" w:w="5102"/>
+            <w:shd w:val="clear" w:color="auto" w:fill="E2EFDA"/>
+          </w:tcPr>
+          <w:p>
+            <w:r>
+              <w:rPr>
+                <w:sz w:val="17"/>
+              </w:rPr>
+              <w:t>(нет)</w:t>
+            </w:r>
+          </w:p>
+        </w:tc>
+        <w:tc>
+          <w:tcPr>
+            <w:tcW w:type="dxa" w:w="9354"/>
+            <w:shd w:val="clear" w:color="auto" w:fill="E2EFDA"/>
+          </w:tcPr>
+          <w:p>
+            <w:r>
+              <w:rPr>
+                <w:sz w:val="17"/>
+              </w:rPr>
+              <w:t>Правило: событие=СменаСтатуса (задача 2.4)</w:t>
+            </w:r>
+          </w:p>
+        </w:tc>
+      </w:tr>
+      <w:tr>
+        <w:tc>
+          <w:tcPr>
+            <w:tcW w:type="dxa" w:w="5102"/>
+            <w:shd w:val="clear" w:color="auto" w:fill="E2EFDA"/>
+          </w:tcPr>
+          <w:p>
+            <w:r>
+              <w:rPr>
+                <w:sz w:val="17"/>
+              </w:rPr>
+              <w:t>(нет)</w:t>
+            </w:r>
+          </w:p>
+        </w:tc>
+        <w:tc>
+          <w:tcPr>
+            <w:tcW w:type="dxa" w:w="9354"/>
+            <w:shd w:val="clear" w:color="auto" w:fill="E2EFDA"/>
+          </w:tcPr>
+          <w:p>
+            <w:r>
+              <w:rPr>
+                <w:sz w:val="17"/>
+              </w:rPr>
+              <w:t>Правило: событие=SLA-порог (задача 2.1)</w:t>
+            </w:r>
+          </w:p>
+        </w:tc>
+      </w:tr>
+      <w:tr>
+        <w:tc>
+          <w:tcPr>
+            <w:tcW w:type="dxa" w:w="5102"/>
+            <w:shd w:val="clear" w:color="auto" w:fill="E2EFDA"/>
+          </w:tcPr>
+          <w:p>
+            <w:r>
+              <w:rPr>
+                <w:sz w:val="17"/>
+              </w:rPr>
+              <w:t>(нет)</w:t>
+            </w:r>
+          </w:p>
+        </w:tc>
+        <w:tc>
+          <w:tcPr>
+            <w:tcW w:type="dxa" w:w="9354"/>
+            <w:shd w:val="clear" w:color="auto" w:fill="E2EFDA"/>
+          </w:tcPr>
+          <w:p>
+            <w:r>
+              <w:rPr>
+                <w:sz w:val="17"/>
+              </w:rPr>
+              <w:t>Правило: событие=Зависание (задача 2.2)</w:t>
+            </w:r>
+          </w:p>
+        </w:tc>
+      </w:tr>
+    </w:tbl>
+    <w:p/>
+    <w:p>
+      <w:pPr>
+        <w:pStyle w:val="Heading2"/>
+      </w:pPr>
+      <w:r>
+        <w:rPr>
+          <w:color w:val="1F3964"/>
+        </w:rPr>
+        <w:t>10.5 Точки вызова</w:t>
+      </w:r>
+    </w:p>
+    <w:p>
+      <w:r>
+        <w:rPr>
+          <w:sz w:val="19"/>
+        </w:rPr>
+        <w:t xml:space="preserve">  • EventListener на Case (OnUpdated) — смена статуса, смена ответственного</w:t>
+        <w:br/>
+        <w:t xml:space="preserve">  • EventListener на Activity (OnInserted) — входящий email (заменяет косвенную связь через смену статуса)</w:t>
+        <w:br/>
+        <w:t xml:space="preserve">  • Фоновый процесс (BPMN-таймер / CronJob) — SLA-пороги, зависание</w:t>
+      </w:r>
+    </w:p>
     <w:sectPr>
       <w:pgSz w:w="15840" w:h="12240"/>
       <w:pgMar w:top="850" w:right="850" w:bottom="850" w:left="850" w:header="720" w:footer="720" w:gutter="0"/>
